--- a/Jobeta_Mandisa_Mar2026_A01.docx
+++ b/Jobeta_Mandisa_Mar2026_A01.docx
@@ -3030,6 +3030,7 @@
       </w:pPr>
       <w:r>
         <w:rPr>
+          <w:noProof/>
           <w:sz w:val="28"/>
           <w:szCs w:val="28"/>
         </w:rPr>
@@ -3139,6 +3140,7 @@
       </w:pPr>
       <w:r>
         <w:rPr>
+          <w:noProof/>
           <w:sz w:val="28"/>
           <w:szCs w:val="28"/>
         </w:rPr>
@@ -3503,19 +3505,76 @@
         </w:rPr>
       </w:pPr>
     </w:p>
+    <w:p>
+      <w:pPr>
+        <w:pStyle w:val="ListParagraph"/>
+        <w:numPr>
+          <w:ilvl w:val="0"/>
+          <w:numId w:val="1"/>
+        </w:numPr>
+        <w:rPr>
+          <w:sz w:val="28"/>
+          <w:szCs w:val="28"/>
+        </w:rPr>
+      </w:pPr>
+      <w:r>
+        <w:rPr>
+          <w:sz w:val="28"/>
+          <w:szCs w:val="28"/>
+        </w:rPr>
+        <w:t xml:space="preserve">QUALITY ASSURANCE </w:t>
+      </w:r>
+    </w:p>
+    <w:p>
+      <w:pPr>
+        <w:pStyle w:val="ListParagraph"/>
+        <w:ind w:left="420"/>
+        <w:rPr>
+          <w:sz w:val="28"/>
+          <w:szCs w:val="28"/>
+        </w:rPr>
+      </w:pPr>
+      <w:r>
+        <w:rPr>
+          <w:sz w:val="28"/>
+          <w:szCs w:val="28"/>
+        </w:rPr>
+        <w:t>Quality assurance ensures that the website will fu</w:t>
+      </w:r>
+      <w:r>
+        <w:rPr>
+          <w:sz w:val="28"/>
+          <w:szCs w:val="28"/>
+        </w:rPr>
+        <w:t>n</w:t>
+      </w:r>
+      <w:r>
+        <w:rPr>
+          <w:sz w:val="28"/>
+          <w:szCs w:val="28"/>
+        </w:rPr>
+        <w:t xml:space="preserve">ction </w:t>
+      </w:r>
+      <w:r>
+        <w:rPr>
+          <w:sz w:val="28"/>
+          <w:szCs w:val="28"/>
+        </w:rPr>
+        <w:t xml:space="preserve">seamlessly in different environments e.g. web browsers, </w:t>
+      </w:r>
+      <w:r>
+        <w:rPr>
+          <w:sz w:val="28"/>
+          <w:szCs w:val="28"/>
+        </w:rPr>
+        <w:t xml:space="preserve">different devices and internet connection speeds. </w:t>
+      </w:r>
+    </w:p>
     <w:sdt>
       <w:sdtPr>
-        <w:rPr>
-          <w:rFonts w:asciiTheme="minorHAnsi" w:eastAsiaTheme="minorHAnsi" w:hAnsiTheme="minorHAnsi" w:cstheme="minorBidi"/>
-          <w:color w:val="auto"/>
-          <w:sz w:val="22"/>
-          <w:szCs w:val="22"/>
-        </w:rPr>
-        <w:id w:val="-1531027635"/>
-        <w:docPartObj>
-          <w:docPartGallery w:val="Bibliographies"/>
-          <w:docPartUnique/>
-        </w:docPartObj>
+        <w:id w:val="-573587230"/>
+        <w:showingPlcHdr/>
+        <w:bibliography/>
       </w:sdtPr>
       <w:sdtContent>
         <w:p>
@@ -3523,231 +3582,9 @@
             <w:pStyle w:val="Heading1"/>
           </w:pPr>
           <w:r>
-            <w:t>References</w:t>
+            <w:t xml:space="preserve">     </w:t>
           </w:r>
         </w:p>
-        <w:sdt>
-          <w:sdtPr>
-            <w:id w:val="-573587230"/>
-            <w:bibliography/>
-          </w:sdtPr>
-          <w:sdtContent>
-            <w:p>
-              <w:pPr>
-                <w:pStyle w:val="Bibliography"/>
-                <w:numPr>
-                  <w:ilvl w:val="0"/>
-                  <w:numId w:val="4"/>
-                </w:numPr>
-                <w:rPr>
-                  <w:noProof/>
-                  <w:kern w:val="0"/>
-                  <w:sz w:val="24"/>
-                  <w:szCs w:val="24"/>
-                  <w14:ligatures w14:val="none"/>
-                </w:rPr>
-              </w:pPr>
-              <w:r>
-                <w:fldChar w:fldCharType="begin"/>
-              </w:r>
-              <w:r>
-                <w:instrText xml:space="preserve"> BIBLIOGRAPHY </w:instrText>
-              </w:r>
-              <w:r>
-                <w:fldChar w:fldCharType="separate"/>
-              </w:r>
-              <w:r>
-                <w:rPr>
-                  <w:noProof/>
-                </w:rPr>
-                <w:t xml:space="preserve">Glossary, C., 2023. </w:t>
-              </w:r>
-              <w:r>
-                <w:rPr>
-                  <w:i/>
-                  <w:iCs/>
-                  <w:noProof/>
-                </w:rPr>
-                <w:t xml:space="preserve">Chisel Glossary. </w:t>
-              </w:r>
-              <w:r>
-                <w:rPr>
-                  <w:noProof/>
-                </w:rPr>
-                <w:t xml:space="preserve">[Online] </w:t>
-              </w:r>
-              <w:r>
-                <w:rPr>
-                  <w:noProof/>
-                </w:rPr>
-                <w:br/>
-                <w:t xml:space="preserve">Available at: </w:t>
-              </w:r>
-              <w:r>
-                <w:rPr>
-                  <w:noProof/>
-                  <w:u w:val="single"/>
-                </w:rPr>
-                <w:t>https://chisellabs.com/glossary/what-is-technical-feasibility/</w:t>
-              </w:r>
-              <w:r>
-                <w:rPr>
-                  <w:noProof/>
-                </w:rPr>
-                <w:br/>
-                <w:t>[Accessed 22 March 2026].</w:t>
-              </w:r>
-            </w:p>
-            <w:p>
-              <w:pPr>
-                <w:pStyle w:val="Bibliography"/>
-                <w:numPr>
-                  <w:ilvl w:val="0"/>
-                  <w:numId w:val="4"/>
-                </w:numPr>
-                <w:rPr>
-                  <w:noProof/>
-                </w:rPr>
-              </w:pPr>
-              <w:r>
-                <w:rPr>
-                  <w:noProof/>
-                </w:rPr>
-                <w:t xml:space="preserve">Go-Globe, 2024. </w:t>
-              </w:r>
-              <w:r>
-                <w:rPr>
-                  <w:i/>
-                  <w:iCs/>
-                  <w:noProof/>
-                </w:rPr>
-                <w:t xml:space="preserve">Web Design Principles for a Customer-Friendly Website. </w:t>
-              </w:r>
-              <w:r>
-                <w:rPr>
-                  <w:noProof/>
-                </w:rPr>
-                <w:t xml:space="preserve">[Online] </w:t>
-              </w:r>
-              <w:r>
-                <w:rPr>
-                  <w:noProof/>
-                </w:rPr>
-                <w:br/>
-                <w:t xml:space="preserve">Available at: </w:t>
-              </w:r>
-              <w:r>
-                <w:rPr>
-                  <w:noProof/>
-                  <w:u w:val="single"/>
-                </w:rPr>
-                <w:t xml:space="preserve">https://www.go-globe.com/web-design-principles-for-a-customer-friendly-website/ </w:t>
-              </w:r>
-              <w:r>
-                <w:rPr>
-                  <w:noProof/>
-                </w:rPr>
-                <w:br/>
-                <w:t>[Accessed 20 March 2026].</w:t>
-              </w:r>
-            </w:p>
-            <w:p>
-              <w:pPr>
-                <w:pStyle w:val="Bibliography"/>
-                <w:numPr>
-                  <w:ilvl w:val="0"/>
-                  <w:numId w:val="4"/>
-                </w:numPr>
-                <w:rPr>
-                  <w:noProof/>
-                </w:rPr>
-              </w:pPr>
-              <w:r>
-                <w:rPr>
-                  <w:noProof/>
-                </w:rPr>
-                <w:t xml:space="preserve">T, S., Rajest, S. &amp; Rajan, R., 2024. Design and Development of an Online Bakery Website for Enhanced Customer Experience. </w:t>
-              </w:r>
-              <w:r>
-                <w:rPr>
-                  <w:i/>
-                  <w:iCs/>
-                  <w:noProof/>
-                </w:rPr>
-                <w:t xml:space="preserve">CENTRAL ASIAN JOURNAL OF MATHEMATICAL THEORY AND COMPUTER SCIENCES, </w:t>
-              </w:r>
-              <w:r>
-                <w:rPr>
-                  <w:noProof/>
-                </w:rPr>
-                <w:t>V(5).</w:t>
-              </w:r>
-            </w:p>
-            <w:p>
-              <w:pPr>
-                <w:pStyle w:val="Bibliography"/>
-                <w:numPr>
-                  <w:ilvl w:val="0"/>
-                  <w:numId w:val="4"/>
-                </w:numPr>
-                <w:rPr>
-                  <w:noProof/>
-                </w:rPr>
-              </w:pPr>
-              <w:r>
-                <w:rPr>
-                  <w:noProof/>
-                </w:rPr>
-                <w:t xml:space="preserve">Usmani, F., 2024. </w:t>
-              </w:r>
-              <w:r>
-                <w:rPr>
-                  <w:i/>
-                  <w:iCs/>
-                  <w:noProof/>
-                </w:rPr>
-                <w:t xml:space="preserve">PM Study Circle. </w:t>
-              </w:r>
-              <w:r>
-                <w:rPr>
-                  <w:noProof/>
-                </w:rPr>
-                <w:t xml:space="preserve">[Online] </w:t>
-              </w:r>
-              <w:r>
-                <w:rPr>
-                  <w:noProof/>
-                </w:rPr>
-                <w:br/>
-                <w:t xml:space="preserve">Available at: </w:t>
-              </w:r>
-              <w:r>
-                <w:rPr>
-                  <w:noProof/>
-                  <w:u w:val="single"/>
-                </w:rPr>
-                <w:t>https://pmstudycircle.com/schedule-feasibility/</w:t>
-              </w:r>
-              <w:r>
-                <w:rPr>
-                  <w:noProof/>
-                </w:rPr>
-                <w:br/>
-                <w:t>[Accessed 22 March 2026].</w:t>
-              </w:r>
-            </w:p>
-            <w:p>
-              <w:r>
-                <w:rPr>
-                  <w:b/>
-                  <w:bCs/>
-                  <w:noProof/>
-                </w:rPr>
-                <w:fldChar w:fldCharType="end"/>
-              </w:r>
-            </w:p>
-          </w:sdtContent>
-        </w:sdt>
       </w:sdtContent>
     </w:sdt>
     <w:p>

--- a/Jobeta_Mandisa_Mar2026_A01.docx
+++ b/Jobeta_Mandisa_Mar2026_A01.docx
@@ -2100,7 +2100,7 @@
           <w:szCs w:val="28"/>
           <w:lang w:val="en-GB"/>
         </w:rPr>
-        <w:t xml:space="preserve"> </w:t>
+        <w:t>Therefore, the overall schedule feasibility is high.</w:t>
       </w:r>
     </w:p>
     <w:p>
@@ -3539,6 +3539,20 @@
           <w:sz w:val="28"/>
           <w:szCs w:val="28"/>
         </w:rPr>
+        <w:t xml:space="preserve">Is the process of </w:t>
+      </w:r>
+      <w:r>
+        <w:rPr>
+          <w:sz w:val="28"/>
+          <w:szCs w:val="28"/>
+        </w:rPr>
+        <w:t xml:space="preserve">testing and validating a website with the aim of checking for errors, bugs, functionality issues and accessibility. </w:t>
+      </w:r>
+      <w:r>
+        <w:rPr>
+          <w:sz w:val="28"/>
+          <w:szCs w:val="28"/>
+        </w:rPr>
         <w:t>Quality assurance ensures that the website will fu</w:t>
       </w:r>
       <w:r>
@@ -3560,15 +3574,1112 @@
           <w:sz w:val="28"/>
           <w:szCs w:val="28"/>
         </w:rPr>
-        <w:t xml:space="preserve">seamlessly in different environments e.g. web browsers, </w:t>
-      </w:r>
-      <w:r>
-        <w:rPr>
-          <w:sz w:val="28"/>
-          <w:szCs w:val="28"/>
-        </w:rPr>
-        <w:t xml:space="preserve">different devices and internet connection speeds. </w:t>
-      </w:r>
+        <w:t>seamlessly in different environments e.g. web browsers</w:t>
+      </w:r>
+      <w:r>
+        <w:rPr>
+          <w:sz w:val="28"/>
+          <w:szCs w:val="28"/>
+        </w:rPr>
+        <w:t xml:space="preserve"> and </w:t>
+      </w:r>
+      <w:r>
+        <w:rPr>
+          <w:sz w:val="28"/>
+          <w:szCs w:val="28"/>
+        </w:rPr>
+        <w:t>different devices</w:t>
+      </w:r>
+      <w:r>
+        <w:rPr>
+          <w:sz w:val="28"/>
+          <w:szCs w:val="28"/>
+        </w:rPr>
+        <w:t xml:space="preserve">. </w:t>
+      </w:r>
+      <w:r>
+        <w:rPr>
+          <w:sz w:val="28"/>
+          <w:szCs w:val="28"/>
+        </w:rPr>
+        <w:t>Quality Assurance plays a pivotal role in web development, ensuring that websites are functional, performant, and user-friendly</w:t>
+      </w:r>
+      <w:r>
+        <w:rPr>
+          <w:sz w:val="28"/>
+          <w:szCs w:val="28"/>
+        </w:rPr>
+        <w:t xml:space="preserve"> </w:t>
+      </w:r>
+      <w:sdt>
+        <w:sdtPr>
+          <w:rPr>
+            <w:sz w:val="28"/>
+            <w:szCs w:val="28"/>
+          </w:rPr>
+          <w:id w:val="826473929"/>
+          <w:citation/>
+        </w:sdtPr>
+        <w:sdtContent>
+          <w:r>
+            <w:rPr>
+              <w:sz w:val="28"/>
+              <w:szCs w:val="28"/>
+            </w:rPr>
+            <w:fldChar w:fldCharType="begin"/>
+          </w:r>
+          <w:r>
+            <w:rPr>
+              <w:sz w:val="28"/>
+              <w:szCs w:val="28"/>
+              <w:lang w:val="en-GB"/>
+            </w:rPr>
+            <w:instrText xml:space="preserve"> CITATION Bla241 \l 2057 </w:instrText>
+          </w:r>
+          <w:r>
+            <w:rPr>
+              <w:sz w:val="28"/>
+              <w:szCs w:val="28"/>
+            </w:rPr>
+            <w:fldChar w:fldCharType="separate"/>
+          </w:r>
+          <w:r>
+            <w:rPr>
+              <w:noProof/>
+              <w:sz w:val="28"/>
+              <w:szCs w:val="28"/>
+              <w:lang w:val="en-GB"/>
+            </w:rPr>
+            <w:t>(Blades, 2024)</w:t>
+          </w:r>
+          <w:r>
+            <w:rPr>
+              <w:sz w:val="28"/>
+              <w:szCs w:val="28"/>
+            </w:rPr>
+            <w:fldChar w:fldCharType="end"/>
+          </w:r>
+        </w:sdtContent>
+      </w:sdt>
+      <w:r>
+        <w:rPr>
+          <w:sz w:val="28"/>
+          <w:szCs w:val="28"/>
+        </w:rPr>
+        <w:t>.</w:t>
+      </w:r>
+    </w:p>
+    <w:p>
+      <w:pPr>
+        <w:pStyle w:val="ListParagraph"/>
+        <w:ind w:left="420"/>
+        <w:rPr>
+          <w:sz w:val="28"/>
+          <w:szCs w:val="28"/>
+        </w:rPr>
+      </w:pPr>
+    </w:p>
+    <w:p>
+      <w:pPr>
+        <w:pStyle w:val="ListParagraph"/>
+        <w:ind w:left="420"/>
+        <w:rPr>
+          <w:sz w:val="28"/>
+          <w:szCs w:val="28"/>
+        </w:rPr>
+      </w:pPr>
+      <w:r>
+        <w:rPr>
+          <w:sz w:val="28"/>
+          <w:szCs w:val="28"/>
+        </w:rPr>
+        <w:t xml:space="preserve">Web browser testing </w:t>
+      </w:r>
+    </w:p>
+    <w:p>
+      <w:pPr>
+        <w:pStyle w:val="ListParagraph"/>
+        <w:ind w:left="420"/>
+        <w:rPr>
+          <w:sz w:val="28"/>
+          <w:szCs w:val="28"/>
+        </w:rPr>
+      </w:pPr>
+      <w:r>
+        <w:rPr>
+          <w:sz w:val="28"/>
+          <w:szCs w:val="28"/>
+        </w:rPr>
+        <w:t>The tests were conducted on multiple browsers such as Google Chrome, Microsoft Edge and</w:t>
+      </w:r>
+      <w:r>
+        <w:rPr>
+          <w:sz w:val="28"/>
+          <w:szCs w:val="28"/>
+        </w:rPr>
+        <w:t xml:space="preserve"> Apple Safari. This was to ensure that the users of the website are able to access it using the web browser of their choice. The screenshots of validation and testing are pasted below.</w:t>
+      </w:r>
+    </w:p>
+    <w:p>
+      <w:pPr>
+        <w:pStyle w:val="ListParagraph"/>
+        <w:ind w:left="420"/>
+        <w:rPr>
+          <w:sz w:val="28"/>
+          <w:szCs w:val="28"/>
+        </w:rPr>
+      </w:pPr>
+    </w:p>
+    <w:p>
+      <w:pPr>
+        <w:pStyle w:val="ListParagraph"/>
+        <w:ind w:left="420"/>
+        <w:rPr>
+          <w:sz w:val="28"/>
+          <w:szCs w:val="28"/>
+        </w:rPr>
+      </w:pPr>
+      <w:r>
+        <w:rPr>
+          <w:sz w:val="28"/>
+          <w:szCs w:val="28"/>
+        </w:rPr>
+        <w:t>Device Testing</w:t>
+      </w:r>
+    </w:p>
+    <w:p>
+      <w:pPr>
+        <w:pStyle w:val="ListParagraph"/>
+        <w:ind w:left="420"/>
+        <w:rPr>
+          <w:sz w:val="28"/>
+          <w:szCs w:val="28"/>
+        </w:rPr>
+      </w:pPr>
+      <w:r>
+        <w:rPr>
+          <w:sz w:val="28"/>
+          <w:szCs w:val="28"/>
+        </w:rPr>
+        <w:t xml:space="preserve">A number of </w:t>
+      </w:r>
+      <w:r>
+        <w:rPr>
+          <w:sz w:val="28"/>
+          <w:szCs w:val="28"/>
+        </w:rPr>
+        <w:t>three different</w:t>
+      </w:r>
+      <w:r>
+        <w:rPr>
+          <w:sz w:val="28"/>
+          <w:szCs w:val="28"/>
+        </w:rPr>
+        <w:t xml:space="preserve"> devices were </w:t>
+      </w:r>
+      <w:r>
+        <w:rPr>
+          <w:sz w:val="28"/>
+          <w:szCs w:val="28"/>
+        </w:rPr>
+        <w:t>used for testing</w:t>
+      </w:r>
+      <w:r>
+        <w:rPr>
+          <w:sz w:val="28"/>
+          <w:szCs w:val="28"/>
+        </w:rPr>
+        <w:t xml:space="preserve"> –</w:t>
+      </w:r>
+      <w:r>
+        <w:rPr>
+          <w:sz w:val="28"/>
+          <w:szCs w:val="28"/>
+        </w:rPr>
+        <w:t xml:space="preserve"> functionality and user interface</w:t>
+      </w:r>
+      <w:r>
+        <w:rPr>
+          <w:sz w:val="28"/>
+          <w:szCs w:val="28"/>
+        </w:rPr>
+        <w:t>.</w:t>
+      </w:r>
+      <w:r>
+        <w:rPr>
+          <w:sz w:val="28"/>
+          <w:szCs w:val="28"/>
+        </w:rPr>
+        <w:t xml:space="preserve"> It ensured that the website was not affected negatively by different screen resolutions.</w:t>
+      </w:r>
+      <w:r>
+        <w:rPr>
+          <w:sz w:val="28"/>
+          <w:szCs w:val="28"/>
+        </w:rPr>
+        <w:t xml:space="preserve"> This includes a handheld mobile phone</w:t>
+      </w:r>
+      <w:r>
+        <w:rPr>
+          <w:sz w:val="28"/>
+          <w:szCs w:val="28"/>
+        </w:rPr>
+        <w:t xml:space="preserve">, tablet and </w:t>
+      </w:r>
+      <w:r>
+        <w:rPr>
+          <w:sz w:val="28"/>
+          <w:szCs w:val="28"/>
+        </w:rPr>
+        <w:t xml:space="preserve">a </w:t>
+      </w:r>
+      <w:r>
+        <w:rPr>
+          <w:sz w:val="28"/>
+          <w:szCs w:val="28"/>
+        </w:rPr>
+        <w:t xml:space="preserve">computer. </w:t>
+      </w:r>
+    </w:p>
+    <w:p>
+      <w:pPr>
+        <w:pStyle w:val="ListParagraph"/>
+        <w:ind w:left="420"/>
+        <w:rPr>
+          <w:sz w:val="28"/>
+          <w:szCs w:val="28"/>
+        </w:rPr>
+      </w:pPr>
+    </w:p>
+    <w:p>
+      <w:pPr>
+        <w:pStyle w:val="ListParagraph"/>
+        <w:numPr>
+          <w:ilvl w:val="0"/>
+          <w:numId w:val="1"/>
+        </w:numPr>
+        <w:rPr>
+          <w:sz w:val="28"/>
+          <w:szCs w:val="28"/>
+        </w:rPr>
+      </w:pPr>
+      <w:r>
+        <w:rPr>
+          <w:sz w:val="28"/>
+          <w:szCs w:val="28"/>
+        </w:rPr>
+        <w:t>PUBLISHING &amp; PROMOTION</w:t>
+      </w:r>
+    </w:p>
+    <w:p>
+      <w:pPr>
+        <w:pStyle w:val="ListParagraph"/>
+        <w:ind w:left="420"/>
+        <w:rPr>
+          <w:sz w:val="28"/>
+          <w:szCs w:val="28"/>
+        </w:rPr>
+      </w:pPr>
+      <w:r>
+        <w:rPr>
+          <w:sz w:val="28"/>
+          <w:szCs w:val="28"/>
+        </w:rPr>
+        <w:t>In the creation of the MJ Made website a series of development tools were utilised</w:t>
+      </w:r>
+      <w:r>
+        <w:rPr>
+          <w:sz w:val="28"/>
+          <w:szCs w:val="28"/>
+        </w:rPr>
+        <w:t xml:space="preserve"> to publish and host the website. </w:t>
+      </w:r>
+      <w:r>
+        <w:rPr>
+          <w:sz w:val="28"/>
+          <w:szCs w:val="28"/>
+        </w:rPr>
+        <w:t>F</w:t>
+      </w:r>
+      <w:r>
+        <w:rPr>
+          <w:sz w:val="28"/>
+          <w:szCs w:val="28"/>
+        </w:rPr>
+        <w:t>ir</w:t>
+      </w:r>
+      <w:r>
+        <w:rPr>
+          <w:sz w:val="28"/>
+          <w:szCs w:val="28"/>
+        </w:rPr>
+        <w:t xml:space="preserve">stly, Visual Studio Code is a code editor that was used to </w:t>
+      </w:r>
+      <w:r>
+        <w:rPr>
+          <w:sz w:val="28"/>
+          <w:szCs w:val="28"/>
+        </w:rPr>
+        <w:t>come up with the HTML structure for the webpages.</w:t>
+      </w:r>
+      <w:r>
+        <w:rPr>
+          <w:sz w:val="28"/>
+          <w:szCs w:val="28"/>
+        </w:rPr>
+        <w:t xml:space="preserve"> A repository was then created on GitHub to create </w:t>
+      </w:r>
+      <w:r>
+        <w:rPr>
+          <w:sz w:val="28"/>
+          <w:szCs w:val="28"/>
+        </w:rPr>
+        <w:t xml:space="preserve">a ‘space’ for storing the website files. </w:t>
+      </w:r>
+      <w:r>
+        <w:rPr>
+          <w:sz w:val="28"/>
+          <w:szCs w:val="28"/>
+        </w:rPr>
+        <w:t xml:space="preserve">The command prompt and the </w:t>
+      </w:r>
+      <w:r>
+        <w:rPr>
+          <w:sz w:val="28"/>
+          <w:szCs w:val="28"/>
+        </w:rPr>
+        <w:lastRenderedPageBreak/>
+        <w:t xml:space="preserve">internal </w:t>
+      </w:r>
+      <w:r>
+        <w:rPr>
+          <w:sz w:val="28"/>
+          <w:szCs w:val="28"/>
+        </w:rPr>
+        <w:t xml:space="preserve">terminal (VS Code) </w:t>
+      </w:r>
+      <w:r>
+        <w:rPr>
+          <w:sz w:val="28"/>
+          <w:szCs w:val="28"/>
+        </w:rPr>
+        <w:t>were used to run all Git</w:t>
+      </w:r>
+      <w:r>
+        <w:rPr>
+          <w:sz w:val="28"/>
+          <w:szCs w:val="28"/>
+        </w:rPr>
+        <w:t>Hub</w:t>
+      </w:r>
+      <w:r>
+        <w:rPr>
+          <w:sz w:val="28"/>
+          <w:szCs w:val="28"/>
+        </w:rPr>
+        <w:t xml:space="preserve"> commands that </w:t>
+      </w:r>
+      <w:r>
+        <w:rPr>
+          <w:sz w:val="28"/>
+          <w:szCs w:val="28"/>
+        </w:rPr>
+        <w:t>were required to host the website it</w:t>
+      </w:r>
+      <w:r>
+        <w:rPr>
+          <w:sz w:val="28"/>
+          <w:szCs w:val="28"/>
+        </w:rPr>
+        <w:t xml:space="preserve">self on GitHub Pages, </w:t>
+      </w:r>
+      <w:r>
+        <w:rPr>
+          <w:sz w:val="28"/>
+          <w:szCs w:val="28"/>
+        </w:rPr>
+        <w:t>a h</w:t>
+      </w:r>
+      <w:r>
+        <w:rPr>
+          <w:sz w:val="28"/>
+          <w:szCs w:val="28"/>
+        </w:rPr>
+        <w:t>ost</w:t>
+      </w:r>
+      <w:r>
+        <w:rPr>
+          <w:sz w:val="28"/>
+          <w:szCs w:val="28"/>
+        </w:rPr>
+        <w:t xml:space="preserve">ing service for </w:t>
+      </w:r>
+      <w:r>
+        <w:rPr>
+          <w:sz w:val="28"/>
+          <w:szCs w:val="28"/>
+        </w:rPr>
+        <w:t>personal, organization, or project pages from a GitHub repository</w:t>
+      </w:r>
+      <w:r>
+        <w:rPr>
+          <w:sz w:val="28"/>
+          <w:szCs w:val="28"/>
+        </w:rPr>
+        <w:t xml:space="preserve">. </w:t>
+      </w:r>
+      <w:r>
+        <w:rPr>
+          <w:sz w:val="28"/>
+          <w:szCs w:val="28"/>
+        </w:rPr>
+        <w:t>Some of t</w:t>
+      </w:r>
+      <w:r>
+        <w:rPr>
+          <w:sz w:val="28"/>
+          <w:szCs w:val="28"/>
+        </w:rPr>
+        <w:t xml:space="preserve">he GitHub </w:t>
+      </w:r>
+      <w:r>
+        <w:rPr>
+          <w:sz w:val="28"/>
+          <w:szCs w:val="28"/>
+        </w:rPr>
+        <w:t xml:space="preserve">commands that were used </w:t>
+      </w:r>
+      <w:r>
+        <w:rPr>
+          <w:sz w:val="28"/>
+          <w:szCs w:val="28"/>
+        </w:rPr>
+        <w:t xml:space="preserve">to host the website up on GitHub Pages </w:t>
+      </w:r>
+      <w:r>
+        <w:rPr>
+          <w:sz w:val="28"/>
+          <w:szCs w:val="28"/>
+        </w:rPr>
+        <w:t xml:space="preserve">include: </w:t>
+      </w:r>
+    </w:p>
+    <w:tbl>
+      <w:tblPr>
+        <w:tblStyle w:val="TableGrid"/>
+        <w:tblW w:w="0" w:type="auto"/>
+        <w:tblInd w:w="420" w:type="dxa"/>
+        <w:tblLook w:val="04A0" w:firstRow="1" w:lastRow="0" w:firstColumn="1" w:lastColumn="0" w:noHBand="0" w:noVBand="1"/>
+      </w:tblPr>
+      <w:tblGrid>
+        <w:gridCol w:w="4300"/>
+        <w:gridCol w:w="4296"/>
+      </w:tblGrid>
+      <w:tr>
+        <w:tc>
+          <w:tcPr>
+            <w:tcW w:w="4300" w:type="dxa"/>
+          </w:tcPr>
+          <w:p>
+            <w:pPr>
+              <w:pStyle w:val="ListParagraph"/>
+              <w:ind w:left="0"/>
+              <w:rPr>
+                <w:sz w:val="28"/>
+                <w:szCs w:val="28"/>
+              </w:rPr>
+            </w:pPr>
+            <w:r>
+              <w:rPr>
+                <w:sz w:val="28"/>
+                <w:szCs w:val="28"/>
+              </w:rPr>
+              <w:t xml:space="preserve">Command </w:t>
+            </w:r>
+          </w:p>
+        </w:tc>
+        <w:tc>
+          <w:tcPr>
+            <w:tcW w:w="4296" w:type="dxa"/>
+          </w:tcPr>
+          <w:p>
+            <w:pPr>
+              <w:pStyle w:val="ListParagraph"/>
+              <w:ind w:left="0"/>
+              <w:rPr>
+                <w:sz w:val="28"/>
+                <w:szCs w:val="28"/>
+              </w:rPr>
+            </w:pPr>
+            <w:r>
+              <w:rPr>
+                <w:sz w:val="28"/>
+                <w:szCs w:val="28"/>
+              </w:rPr>
+              <w:t xml:space="preserve">Purpose </w:t>
+            </w:r>
+          </w:p>
+        </w:tc>
+      </w:tr>
+      <w:tr>
+        <w:tc>
+          <w:tcPr>
+            <w:tcW w:w="4300" w:type="dxa"/>
+          </w:tcPr>
+          <w:p>
+            <w:pPr>
+              <w:pStyle w:val="ListParagraph"/>
+              <w:ind w:left="0"/>
+              <w:rPr>
+                <w:sz w:val="28"/>
+                <w:szCs w:val="28"/>
+              </w:rPr>
+            </w:pPr>
+            <w:r>
+              <w:rPr>
+                <w:sz w:val="28"/>
+                <w:szCs w:val="28"/>
+              </w:rPr>
+              <w:t xml:space="preserve">git </w:t>
+            </w:r>
+            <w:proofErr w:type="spellStart"/>
+            <w:r>
+              <w:rPr>
+                <w:sz w:val="28"/>
+                <w:szCs w:val="28"/>
+              </w:rPr>
+              <w:t>init</w:t>
+            </w:r>
+            <w:proofErr w:type="spellEnd"/>
+          </w:p>
+        </w:tc>
+        <w:tc>
+          <w:tcPr>
+            <w:tcW w:w="4296" w:type="dxa"/>
+          </w:tcPr>
+          <w:p>
+            <w:pPr>
+              <w:pStyle w:val="ListParagraph"/>
+              <w:ind w:left="0"/>
+              <w:rPr>
+                <w:sz w:val="28"/>
+                <w:szCs w:val="28"/>
+              </w:rPr>
+            </w:pPr>
+            <w:r>
+              <w:rPr>
+                <w:sz w:val="28"/>
+                <w:szCs w:val="28"/>
+              </w:rPr>
+              <w:t>To set up an initialised Git</w:t>
+            </w:r>
+            <w:r>
+              <w:rPr>
+                <w:sz w:val="28"/>
+                <w:szCs w:val="28"/>
+              </w:rPr>
+              <w:t xml:space="preserve"> </w:t>
+            </w:r>
+            <w:r>
+              <w:rPr>
+                <w:sz w:val="28"/>
+                <w:szCs w:val="28"/>
+              </w:rPr>
+              <w:t>reposit</w:t>
+            </w:r>
+            <w:r>
+              <w:rPr>
+                <w:sz w:val="28"/>
+                <w:szCs w:val="28"/>
+              </w:rPr>
+              <w:t>ory on GitHub</w:t>
+            </w:r>
+          </w:p>
+        </w:tc>
+      </w:tr>
+      <w:tr>
+        <w:tc>
+          <w:tcPr>
+            <w:tcW w:w="4300" w:type="dxa"/>
+          </w:tcPr>
+          <w:p>
+            <w:pPr>
+              <w:pStyle w:val="ListParagraph"/>
+              <w:ind w:left="0"/>
+              <w:rPr>
+                <w:sz w:val="28"/>
+                <w:szCs w:val="28"/>
+              </w:rPr>
+            </w:pPr>
+            <w:r>
+              <w:rPr>
+                <w:sz w:val="28"/>
+                <w:szCs w:val="28"/>
+              </w:rPr>
+              <w:t>git remote add origin</w:t>
+            </w:r>
+          </w:p>
+        </w:tc>
+        <w:tc>
+          <w:tcPr>
+            <w:tcW w:w="4296" w:type="dxa"/>
+          </w:tcPr>
+          <w:p>
+            <w:pPr>
+              <w:pStyle w:val="ListParagraph"/>
+              <w:ind w:left="0"/>
+              <w:rPr>
+                <w:sz w:val="28"/>
+                <w:szCs w:val="28"/>
+              </w:rPr>
+            </w:pPr>
+            <w:r>
+              <w:rPr>
+                <w:sz w:val="28"/>
+                <w:szCs w:val="28"/>
+              </w:rPr>
+              <w:t xml:space="preserve">To </w:t>
+            </w:r>
+            <w:r>
+              <w:rPr>
+                <w:sz w:val="28"/>
+                <w:szCs w:val="28"/>
+              </w:rPr>
+              <w:t>connect the local project folder to the initialised repository</w:t>
+            </w:r>
+          </w:p>
+        </w:tc>
+      </w:tr>
+      <w:tr>
+        <w:tc>
+          <w:tcPr>
+            <w:tcW w:w="4300" w:type="dxa"/>
+          </w:tcPr>
+          <w:p>
+            <w:pPr>
+              <w:pStyle w:val="ListParagraph"/>
+              <w:ind w:left="0"/>
+              <w:rPr>
+                <w:sz w:val="28"/>
+                <w:szCs w:val="28"/>
+              </w:rPr>
+            </w:pPr>
+            <w:r>
+              <w:rPr>
+                <w:sz w:val="28"/>
+                <w:szCs w:val="28"/>
+              </w:rPr>
+              <w:t>git branch -m Main</w:t>
+            </w:r>
+          </w:p>
+        </w:tc>
+        <w:tc>
+          <w:tcPr>
+            <w:tcW w:w="4296" w:type="dxa"/>
+          </w:tcPr>
+          <w:p>
+            <w:pPr>
+              <w:pStyle w:val="ListParagraph"/>
+              <w:ind w:left="0"/>
+              <w:rPr>
+                <w:sz w:val="28"/>
+                <w:szCs w:val="28"/>
+              </w:rPr>
+            </w:pPr>
+            <w:r>
+              <w:rPr>
+                <w:sz w:val="28"/>
+                <w:szCs w:val="28"/>
+              </w:rPr>
+              <w:t xml:space="preserve">To upload the files on the main </w:t>
+            </w:r>
+            <w:r>
+              <w:rPr>
+                <w:sz w:val="28"/>
+                <w:szCs w:val="28"/>
+              </w:rPr>
+              <w:t>branch</w:t>
+            </w:r>
+            <w:r>
+              <w:rPr>
+                <w:sz w:val="28"/>
+                <w:szCs w:val="28"/>
+              </w:rPr>
+              <w:t xml:space="preserve"> of the repository </w:t>
+            </w:r>
+          </w:p>
+        </w:tc>
+      </w:tr>
+    </w:tbl>
+    <w:p>
+      <w:pPr>
+        <w:pStyle w:val="ListParagraph"/>
+        <w:ind w:left="420"/>
+        <w:rPr>
+          <w:sz w:val="28"/>
+          <w:szCs w:val="28"/>
+        </w:rPr>
+      </w:pPr>
+    </w:p>
+    <w:p>
+      <w:pPr>
+        <w:pStyle w:val="ListParagraph"/>
+        <w:ind w:left="420"/>
+        <w:rPr>
+          <w:sz w:val="28"/>
+          <w:szCs w:val="28"/>
+        </w:rPr>
+      </w:pPr>
+      <w:r>
+        <w:rPr>
+          <w:sz w:val="28"/>
+          <w:szCs w:val="28"/>
+        </w:rPr>
+        <w:t xml:space="preserve">To ensured that GitHub Pages </w:t>
+      </w:r>
+      <w:r>
+        <w:rPr>
+          <w:sz w:val="28"/>
+          <w:szCs w:val="28"/>
+        </w:rPr>
+        <w:t xml:space="preserve">hosted the website, an extra effort was taken to enable the service. this was performed by navigating to </w:t>
+      </w:r>
+      <w:r>
+        <w:rPr>
+          <w:sz w:val="28"/>
+          <w:szCs w:val="28"/>
+        </w:rPr>
+        <w:t xml:space="preserve">the created and initialised Repository, then </w:t>
+      </w:r>
+      <w:r>
+        <w:rPr>
+          <w:sz w:val="28"/>
+          <w:szCs w:val="28"/>
+        </w:rPr>
+        <w:t>Setting</w:t>
+      </w:r>
+      <w:r>
+        <w:rPr>
+          <w:sz w:val="28"/>
+          <w:szCs w:val="28"/>
+        </w:rPr>
+        <w:t xml:space="preserve">s </w:t>
+      </w:r>
+      <w:r>
+        <w:rPr>
+          <w:sz w:val="28"/>
+          <w:szCs w:val="28"/>
+        </w:rPr>
+        <w:t xml:space="preserve">and finally </w:t>
+      </w:r>
+      <w:r>
+        <w:rPr>
+          <w:sz w:val="28"/>
+          <w:szCs w:val="28"/>
+        </w:rPr>
+        <w:t xml:space="preserve">clicking on </w:t>
+      </w:r>
+      <w:r>
+        <w:rPr>
+          <w:sz w:val="28"/>
+          <w:szCs w:val="28"/>
+        </w:rPr>
+        <w:t xml:space="preserve">Pages to </w:t>
+      </w:r>
+      <w:r>
+        <w:rPr>
+          <w:sz w:val="28"/>
+          <w:szCs w:val="28"/>
+        </w:rPr>
+        <w:t>activate the main branch</w:t>
+      </w:r>
+      <w:r>
+        <w:rPr>
+          <w:sz w:val="28"/>
+          <w:szCs w:val="28"/>
+        </w:rPr>
+        <w:t xml:space="preserve"> where the website would be saved. </w:t>
+      </w:r>
+    </w:p>
+    <w:p>
+      <w:pPr>
+        <w:pStyle w:val="ListParagraph"/>
+        <w:ind w:left="420"/>
+        <w:rPr>
+          <w:sz w:val="28"/>
+          <w:szCs w:val="28"/>
+        </w:rPr>
+      </w:pPr>
+      <w:r>
+        <w:rPr>
+          <w:sz w:val="28"/>
+          <w:szCs w:val="28"/>
+        </w:rPr>
+        <w:t xml:space="preserve">Finally, a series of commands was used to push changes to the </w:t>
+      </w:r>
+      <w:r>
+        <w:rPr>
+          <w:sz w:val="28"/>
+          <w:szCs w:val="28"/>
+        </w:rPr>
+        <w:t>live site.</w:t>
+      </w:r>
+      <w:r>
+        <w:rPr>
+          <w:sz w:val="28"/>
+          <w:szCs w:val="28"/>
+        </w:rPr>
+        <w:t xml:space="preserve"> The commands that were used to update the </w:t>
+      </w:r>
+      <w:r>
+        <w:rPr>
+          <w:sz w:val="28"/>
+          <w:szCs w:val="28"/>
+        </w:rPr>
+        <w:t xml:space="preserve">live site are </w:t>
+      </w:r>
+    </w:p>
+    <w:p>
+      <w:pPr>
+        <w:pStyle w:val="ListParagraph"/>
+        <w:numPr>
+          <w:ilvl w:val="0"/>
+          <w:numId w:val="5"/>
+        </w:numPr>
+        <w:rPr>
+          <w:sz w:val="28"/>
+          <w:szCs w:val="28"/>
+        </w:rPr>
+      </w:pPr>
+      <w:r>
+        <w:rPr>
+          <w:sz w:val="28"/>
+          <w:szCs w:val="28"/>
+        </w:rPr>
+        <w:t>g</w:t>
+      </w:r>
+      <w:r>
+        <w:rPr>
+          <w:sz w:val="28"/>
+          <w:szCs w:val="28"/>
+        </w:rPr>
+        <w:t xml:space="preserve">it </w:t>
+      </w:r>
+      <w:proofErr w:type="gramStart"/>
+      <w:r>
+        <w:rPr>
+          <w:sz w:val="28"/>
+          <w:szCs w:val="28"/>
+        </w:rPr>
+        <w:t>add .</w:t>
+      </w:r>
+      <w:proofErr w:type="gramEnd"/>
+      <w:r>
+        <w:rPr>
+          <w:sz w:val="28"/>
+          <w:szCs w:val="28"/>
+        </w:rPr>
+        <w:t xml:space="preserve"> </w:t>
+      </w:r>
+    </w:p>
+    <w:p>
+      <w:pPr>
+        <w:pStyle w:val="ListParagraph"/>
+        <w:numPr>
+          <w:ilvl w:val="0"/>
+          <w:numId w:val="5"/>
+        </w:numPr>
+        <w:rPr>
+          <w:sz w:val="28"/>
+          <w:szCs w:val="28"/>
+        </w:rPr>
+      </w:pPr>
+      <w:r>
+        <w:rPr>
+          <w:sz w:val="28"/>
+          <w:szCs w:val="28"/>
+        </w:rPr>
+        <w:t>g</w:t>
+      </w:r>
+      <w:r>
+        <w:rPr>
+          <w:sz w:val="28"/>
+          <w:szCs w:val="28"/>
+        </w:rPr>
+        <w:t>it commit -m “description of changes”</w:t>
+      </w:r>
+    </w:p>
+    <w:p>
+      <w:pPr>
+        <w:pStyle w:val="ListParagraph"/>
+        <w:numPr>
+          <w:ilvl w:val="0"/>
+          <w:numId w:val="5"/>
+        </w:numPr>
+        <w:rPr>
+          <w:sz w:val="28"/>
+          <w:szCs w:val="28"/>
+        </w:rPr>
+      </w:pPr>
+      <w:r>
+        <w:rPr>
+          <w:sz w:val="28"/>
+          <w:szCs w:val="28"/>
+        </w:rPr>
+        <w:t>g</w:t>
+      </w:r>
+      <w:r>
+        <w:rPr>
+          <w:sz w:val="28"/>
+          <w:szCs w:val="28"/>
+        </w:rPr>
+        <w:t>it pus</w:t>
+      </w:r>
+      <w:r>
+        <w:rPr>
+          <w:sz w:val="28"/>
+          <w:szCs w:val="28"/>
+        </w:rPr>
+        <w:t>h -u origin main</w:t>
+      </w:r>
+    </w:p>
+    <w:p>
+      <w:pPr>
+        <w:pStyle w:val="ListParagraph"/>
+        <w:ind w:left="420"/>
+        <w:rPr>
+          <w:sz w:val="28"/>
+          <w:szCs w:val="28"/>
+        </w:rPr>
+      </w:pPr>
+    </w:p>
+    <w:p>
+      <w:pPr>
+        <w:pStyle w:val="ListParagraph"/>
+        <w:ind w:left="420"/>
+        <w:rPr>
+          <w:sz w:val="28"/>
+          <w:szCs w:val="28"/>
+        </w:rPr>
+      </w:pPr>
+      <w:r>
+        <w:rPr>
+          <w:sz w:val="28"/>
+          <w:szCs w:val="28"/>
+        </w:rPr>
+        <w:t xml:space="preserve">Website link address: </w:t>
+      </w:r>
+      <w:hyperlink r:id="rId10" w:history="1">
+        <w:r>
+          <w:rPr>
+            <w:rStyle w:val="Hyperlink"/>
+            <w:sz w:val="28"/>
+            <w:szCs w:val="28"/>
+          </w:rPr>
+          <w:t>https://mandisajobeta.github.io/bida25-438/</w:t>
+        </w:r>
+      </w:hyperlink>
+      <w:r>
+        <w:rPr>
+          <w:sz w:val="28"/>
+          <w:szCs w:val="28"/>
+        </w:rPr>
+        <w:t xml:space="preserve"> </w:t>
+      </w:r>
+    </w:p>
+    <w:p>
+      <w:pPr>
+        <w:pStyle w:val="ListParagraph"/>
+        <w:ind w:left="420"/>
+        <w:rPr>
+          <w:sz w:val="28"/>
+          <w:szCs w:val="28"/>
+        </w:rPr>
+      </w:pPr>
+    </w:p>
+    <w:p>
+      <w:pPr>
+        <w:pStyle w:val="ListParagraph"/>
+        <w:numPr>
+          <w:ilvl w:val="0"/>
+          <w:numId w:val="1"/>
+        </w:numPr>
+        <w:rPr>
+          <w:sz w:val="28"/>
+          <w:szCs w:val="28"/>
+        </w:rPr>
+      </w:pPr>
+      <w:r>
+        <w:rPr>
+          <w:sz w:val="28"/>
+          <w:szCs w:val="28"/>
+        </w:rPr>
+        <w:t xml:space="preserve">FUTURE DEVELOPMENTS/ </w:t>
+      </w:r>
+      <w:r>
+        <w:rPr>
+          <w:sz w:val="28"/>
+          <w:szCs w:val="28"/>
+        </w:rPr>
+        <w:t>RECOMMENDATIONS</w:t>
+      </w:r>
+    </w:p>
+    <w:p>
+      <w:pPr>
+        <w:pStyle w:val="ListParagraph"/>
+        <w:ind w:left="420"/>
+        <w:rPr>
+          <w:sz w:val="28"/>
+          <w:szCs w:val="28"/>
+        </w:rPr>
+      </w:pPr>
+      <w:r>
+        <w:rPr>
+          <w:sz w:val="28"/>
+          <w:szCs w:val="28"/>
+        </w:rPr>
+        <w:t xml:space="preserve"> </w:t>
+      </w:r>
+    </w:p>
+    <w:p>
+      <w:pPr>
+        <w:pStyle w:val="ListParagraph"/>
+        <w:ind w:left="420"/>
+        <w:rPr>
+          <w:sz w:val="28"/>
+          <w:szCs w:val="28"/>
+        </w:rPr>
+      </w:pPr>
+    </w:p>
+    <w:p>
+      <w:pPr>
+        <w:pStyle w:val="ListParagraph"/>
+        <w:ind w:left="420"/>
+        <w:rPr>
+          <w:sz w:val="28"/>
+          <w:szCs w:val="28"/>
+        </w:rPr>
+      </w:pPr>
+    </w:p>
+    <w:p>
+      <w:pPr>
+        <w:pStyle w:val="ListParagraph"/>
+        <w:ind w:left="420"/>
+        <w:rPr>
+          <w:sz w:val="28"/>
+          <w:szCs w:val="28"/>
+        </w:rPr>
+      </w:pPr>
+    </w:p>
+    <w:p>
+      <w:pPr>
+        <w:pStyle w:val="ListParagraph"/>
+        <w:ind w:left="420"/>
+        <w:rPr>
+          <w:sz w:val="28"/>
+          <w:szCs w:val="28"/>
+        </w:rPr>
+      </w:pPr>
     </w:p>
     <w:sdt>
       <w:sdtPr>
@@ -4038,6 +5149,119 @@
       </w:rPr>
     </w:lvl>
   </w:abstractNum>
+  <w:abstractNum w:abstractNumId="4" w15:restartNumberingAfterBreak="0">
+    <w:nsid w:val="70094A8B"/>
+    <w:multiLevelType w:val="hybridMultilevel"/>
+    <w:tmpl w:val="D5EEBCB6"/>
+    <w:lvl w:ilvl="0" w:tplc="20000001">
+      <w:start w:val="1"/>
+      <w:numFmt w:val="bullet"/>
+      <w:lvlText w:val=""/>
+      <w:lvlJc w:val="left"/>
+      <w:pPr>
+        <w:ind w:left="1140" w:hanging="360"/>
+      </w:pPr>
+      <w:rPr>
+        <w:rFonts w:ascii="Symbol" w:hAnsi="Symbol" w:hint="default"/>
+      </w:rPr>
+    </w:lvl>
+    <w:lvl w:ilvl="1" w:tplc="20000003" w:tentative="1">
+      <w:start w:val="1"/>
+      <w:numFmt w:val="bullet"/>
+      <w:lvlText w:val="o"/>
+      <w:lvlJc w:val="left"/>
+      <w:pPr>
+        <w:ind w:left="1860" w:hanging="360"/>
+      </w:pPr>
+      <w:rPr>
+        <w:rFonts w:ascii="Courier New" w:hAnsi="Courier New" w:cs="Courier New" w:hint="default"/>
+      </w:rPr>
+    </w:lvl>
+    <w:lvl w:ilvl="2" w:tplc="20000005" w:tentative="1">
+      <w:start w:val="1"/>
+      <w:numFmt w:val="bullet"/>
+      <w:lvlText w:val=""/>
+      <w:lvlJc w:val="left"/>
+      <w:pPr>
+        <w:ind w:left="2580" w:hanging="360"/>
+      </w:pPr>
+      <w:rPr>
+        <w:rFonts w:ascii="Wingdings" w:hAnsi="Wingdings" w:hint="default"/>
+      </w:rPr>
+    </w:lvl>
+    <w:lvl w:ilvl="3" w:tplc="20000001" w:tentative="1">
+      <w:start w:val="1"/>
+      <w:numFmt w:val="bullet"/>
+      <w:lvlText w:val=""/>
+      <w:lvlJc w:val="left"/>
+      <w:pPr>
+        <w:ind w:left="3300" w:hanging="360"/>
+      </w:pPr>
+      <w:rPr>
+        <w:rFonts w:ascii="Symbol" w:hAnsi="Symbol" w:hint="default"/>
+      </w:rPr>
+    </w:lvl>
+    <w:lvl w:ilvl="4" w:tplc="20000003" w:tentative="1">
+      <w:start w:val="1"/>
+      <w:numFmt w:val="bullet"/>
+      <w:lvlText w:val="o"/>
+      <w:lvlJc w:val="left"/>
+      <w:pPr>
+        <w:ind w:left="4020" w:hanging="360"/>
+      </w:pPr>
+      <w:rPr>
+        <w:rFonts w:ascii="Courier New" w:hAnsi="Courier New" w:cs="Courier New" w:hint="default"/>
+      </w:rPr>
+    </w:lvl>
+    <w:lvl w:ilvl="5" w:tplc="20000005" w:tentative="1">
+      <w:start w:val="1"/>
+      <w:numFmt w:val="bullet"/>
+      <w:lvlText w:val=""/>
+      <w:lvlJc w:val="left"/>
+      <w:pPr>
+        <w:ind w:left="4740" w:hanging="360"/>
+      </w:pPr>
+      <w:rPr>
+        <w:rFonts w:ascii="Wingdings" w:hAnsi="Wingdings" w:hint="default"/>
+      </w:rPr>
+    </w:lvl>
+    <w:lvl w:ilvl="6" w:tplc="20000001" w:tentative="1">
+      <w:start w:val="1"/>
+      <w:numFmt w:val="bullet"/>
+      <w:lvlText w:val=""/>
+      <w:lvlJc w:val="left"/>
+      <w:pPr>
+        <w:ind w:left="5460" w:hanging="360"/>
+      </w:pPr>
+      <w:rPr>
+        <w:rFonts w:ascii="Symbol" w:hAnsi="Symbol" w:hint="default"/>
+      </w:rPr>
+    </w:lvl>
+    <w:lvl w:ilvl="7" w:tplc="20000003" w:tentative="1">
+      <w:start w:val="1"/>
+      <w:numFmt w:val="bullet"/>
+      <w:lvlText w:val="o"/>
+      <w:lvlJc w:val="left"/>
+      <w:pPr>
+        <w:ind w:left="6180" w:hanging="360"/>
+      </w:pPr>
+      <w:rPr>
+        <w:rFonts w:ascii="Courier New" w:hAnsi="Courier New" w:cs="Courier New" w:hint="default"/>
+      </w:rPr>
+    </w:lvl>
+    <w:lvl w:ilvl="8" w:tplc="20000005" w:tentative="1">
+      <w:start w:val="1"/>
+      <w:numFmt w:val="bullet"/>
+      <w:lvlText w:val=""/>
+      <w:lvlJc w:val="left"/>
+      <w:pPr>
+        <w:ind w:left="6900" w:hanging="360"/>
+      </w:pPr>
+      <w:rPr>
+        <w:rFonts w:ascii="Wingdings" w:hAnsi="Wingdings" w:hint="default"/>
+      </w:rPr>
+    </w:lvl>
+  </w:abstractNum>
   <w:num w:numId="1" w16cid:durableId="478159365">
     <w:abstractNumId w:val="2"/>
   </w:num>
@@ -4049,6 +5273,9 @@
   </w:num>
   <w:num w:numId="4" w16cid:durableId="1223560736">
     <w:abstractNumId w:val="0"/>
+  </w:num>
+  <w:num w:numId="5" w16cid:durableId="1585995134">
+    <w:abstractNumId w:val="4"/>
   </w:num>
 </w:numbering>
 </file>
@@ -4656,7 +5883,6 @@
   <w:style w:type="character" w:default="1" w:styleId="DefaultParagraphFont">
     <w:name w:val="Default Paragraph Font"/>
     <w:uiPriority w:val="1"/>
-    <w:semiHidden/>
     <w:unhideWhenUsed/>
   </w:style>
   <w:style w:type="table" w:default="1" w:styleId="TableNormal">
@@ -4977,6 +6203,48 @@
     <w:uiPriority w:val="37"/>
     <w:unhideWhenUsed/>
     <w:rsid w:val="009A1AD1"/>
+  </w:style>
+  <w:style w:type="character" w:styleId="Hyperlink">
+    <w:name w:val="Hyperlink"/>
+    <w:basedOn w:val="DefaultParagraphFont"/>
+    <w:uiPriority w:val="99"/>
+    <w:unhideWhenUsed/>
+    <w:rsid w:val="0032056C"/>
+    <w:rPr>
+      <w:color w:val="467886" w:themeColor="hyperlink"/>
+      <w:u w:val="single"/>
+    </w:rPr>
+  </w:style>
+  <w:style w:type="character" w:styleId="UnresolvedMention">
+    <w:name w:val="Unresolved Mention"/>
+    <w:basedOn w:val="DefaultParagraphFont"/>
+    <w:uiPriority w:val="99"/>
+    <w:semiHidden/>
+    <w:unhideWhenUsed/>
+    <w:rsid w:val="0032056C"/>
+    <w:rPr>
+      <w:color w:val="605E5C"/>
+      <w:shd w:val="clear" w:color="auto" w:fill="E1DFDD"/>
+    </w:rPr>
+  </w:style>
+  <w:style w:type="table" w:styleId="TableGrid">
+    <w:name w:val="Table Grid"/>
+    <w:basedOn w:val="TableNormal"/>
+    <w:uiPriority w:val="39"/>
+    <w:rsid w:val="005C5A09"/>
+    <w:pPr>
+      <w:spacing w:after="0" w:line="240" w:lineRule="auto"/>
+    </w:pPr>
+    <w:tblPr>
+      <w:tblBorders>
+        <w:top w:val="single" w:sz="4" w:space="0" w:color="auto"/>
+        <w:left w:val="single" w:sz="4" w:space="0" w:color="auto"/>
+        <w:bottom w:val="single" w:sz="4" w:space="0" w:color="auto"/>
+        <w:right w:val="single" w:sz="4" w:space="0" w:color="auto"/>
+        <w:insideH w:val="single" w:sz="4" w:space="0" w:color="auto"/>
+        <w:insideV w:val="single" w:sz="4" w:space="0" w:color="auto"/>
+      </w:tblBorders>
+    </w:tblPr>
   </w:style>
 </w:styles>
 </file>
@@ -5372,11 +6640,33 @@
     <b:URL>https://pmstudycircle.com/schedule-feasibility/</b:URL>
     <b:RefOrder>4</b:RefOrder>
   </b:Source>
+  <b:Source>
+    <b:Tag>Bla241</b:Tag>
+    <b:SourceType>InternetSite</b:SourceType>
+    <b:Guid>{0070A7DC-4838-4D60-9923-1E39C677C8D4}</b:Guid>
+    <b:Title>XWP</b:Title>
+    <b:Year>2024</b:Year>
+    <b:Author>
+      <b:Author>
+        <b:NameList>
+          <b:Person>
+            <b:Last>Blades</b:Last>
+            <b:First>Shelby</b:First>
+          </b:Person>
+        </b:NameList>
+      </b:Author>
+    </b:Author>
+    <b:YearAccessed>2026</b:YearAccessed>
+    <b:MonthAccessed>April</b:MonthAccessed>
+    <b:DayAccessed>29</b:DayAccessed>
+    <b:URL>https://xwp.co/the-role-of-qa-in-web-development-insights-from-xwp/</b:URL>
+    <b:RefOrder>5</b:RefOrder>
+  </b:Source>
 </b:Sources>
 </file>
 
 <file path=customXml/itemProps1.xml><?xml version="1.0" encoding="utf-8"?>
-<ds:datastoreItem xmlns:ds="http://schemas.openxmlformats.org/officeDocument/2006/customXml" ds:itemID="{77C611DC-A9E4-4AF3-911B-F20A64BFE71A}">
+<ds:datastoreItem xmlns:ds="http://schemas.openxmlformats.org/officeDocument/2006/customXml" ds:itemID="{FB9A2EFE-9D14-4CF3-A04C-82A68034F250}">
   <ds:schemaRefs>
     <ds:schemaRef ds:uri="http://schemas.openxmlformats.org/officeDocument/2006/bibliography"/>
   </ds:schemaRefs>

--- a/Jobeta_Mandisa_Mar2026_A01.docx
+++ b/Jobeta_Mandisa_Mar2026_A01.docx
@@ -907,15 +907,13 @@
         <w:rPr>
           <w:sz w:val="28"/>
           <w:szCs w:val="28"/>
-          <w:u w:val="single"/>
-          <w:lang w:val="en-GB"/>
-        </w:rPr>
-      </w:pPr>
-      <w:r>
-        <w:rPr>
-          <w:sz w:val="28"/>
-          <w:szCs w:val="28"/>
-          <w:u w:val="single"/>
+          <w:lang w:val="en-GB"/>
+        </w:rPr>
+      </w:pPr>
+      <w:r>
+        <w:rPr>
+          <w:sz w:val="28"/>
+          <w:szCs w:val="28"/>
           <w:lang w:val="en-GB"/>
         </w:rPr>
         <w:lastRenderedPageBreak/>
@@ -1184,15 +1182,13 @@
         <w:rPr>
           <w:sz w:val="28"/>
           <w:szCs w:val="28"/>
-          <w:u w:val="single"/>
-          <w:lang w:val="en-GB"/>
-        </w:rPr>
-      </w:pPr>
-      <w:r>
-        <w:rPr>
-          <w:sz w:val="28"/>
-          <w:szCs w:val="28"/>
-          <w:u w:val="single"/>
+          <w:lang w:val="en-GB"/>
+        </w:rPr>
+      </w:pPr>
+      <w:r>
+        <w:rPr>
+          <w:sz w:val="28"/>
+          <w:szCs w:val="28"/>
           <w:lang w:val="en-GB"/>
         </w:rPr>
         <w:t>Client requiremen</w:t>
@@ -1201,7 +1197,6 @@
         <w:rPr>
           <w:sz w:val="28"/>
           <w:szCs w:val="28"/>
-          <w:u w:val="single"/>
           <w:lang w:val="en-GB"/>
         </w:rPr>
         <w:t xml:space="preserve">ts </w:t>
@@ -1516,15 +1511,13 @@
         <w:rPr>
           <w:sz w:val="28"/>
           <w:szCs w:val="28"/>
-          <w:u w:val="single"/>
-          <w:lang w:val="en-GB"/>
-        </w:rPr>
-      </w:pPr>
-      <w:r>
-        <w:rPr>
-          <w:sz w:val="28"/>
-          <w:szCs w:val="28"/>
-          <w:u w:val="single"/>
+          <w:lang w:val="en-GB"/>
+        </w:rPr>
+      </w:pPr>
+      <w:r>
+        <w:rPr>
+          <w:sz w:val="28"/>
+          <w:szCs w:val="28"/>
           <w:lang w:val="en-GB"/>
         </w:rPr>
         <w:t xml:space="preserve">Feasibility </w:t>
@@ -1533,7 +1526,6 @@
         <w:rPr>
           <w:sz w:val="28"/>
           <w:szCs w:val="28"/>
-          <w:u w:val="single"/>
           <w:lang w:val="en-GB"/>
         </w:rPr>
         <w:t>S</w:t>
@@ -1542,7 +1534,6 @@
         <w:rPr>
           <w:sz w:val="28"/>
           <w:szCs w:val="28"/>
-          <w:u w:val="single"/>
           <w:lang w:val="en-GB"/>
         </w:rPr>
         <w:t xml:space="preserve">tudy </w:t>
@@ -1932,62 +1923,43 @@
           <w:szCs w:val="28"/>
           <w:lang w:val="en-GB"/>
         </w:rPr>
-        <w:t xml:space="preserve">According to, </w:t>
-      </w:r>
-      <w:sdt>
-        <w:sdtPr>
-          <w:rPr>
-            <w:sz w:val="28"/>
-            <w:szCs w:val="28"/>
-            <w:lang w:val="en-GB"/>
-          </w:rPr>
-          <w:id w:val="703907692"/>
-          <w:citation/>
-        </w:sdtPr>
-        <w:sdtContent>
-          <w:r>
-            <w:rPr>
-              <w:sz w:val="28"/>
-              <w:szCs w:val="28"/>
-              <w:lang w:val="en-GB"/>
-            </w:rPr>
-            <w:fldChar w:fldCharType="begin"/>
-          </w:r>
-          <w:r>
-            <w:rPr>
-              <w:sz w:val="28"/>
-              <w:szCs w:val="28"/>
-              <w:lang w:val="en-GB"/>
-            </w:rPr>
-            <w:instrText xml:space="preserve"> CITATION Usm24 \l 2057 </w:instrText>
-          </w:r>
-          <w:r>
-            <w:rPr>
-              <w:sz w:val="28"/>
-              <w:szCs w:val="28"/>
-              <w:lang w:val="en-GB"/>
-            </w:rPr>
-            <w:fldChar w:fldCharType="separate"/>
-          </w:r>
-          <w:r>
-            <w:rPr>
-              <w:noProof/>
-              <w:sz w:val="28"/>
-              <w:szCs w:val="28"/>
-              <w:lang w:val="en-GB"/>
-            </w:rPr>
-            <w:t>(Usmani, 2024)</w:t>
-          </w:r>
-          <w:r>
-            <w:rPr>
-              <w:sz w:val="28"/>
-              <w:szCs w:val="28"/>
-              <w:lang w:val="en-GB"/>
-            </w:rPr>
-            <w:fldChar w:fldCharType="end"/>
-          </w:r>
-        </w:sdtContent>
-      </w:sdt>
+        <w:t>According to</w:t>
+      </w:r>
+      <w:r>
+        <w:rPr>
+          <w:sz w:val="28"/>
+          <w:szCs w:val="28"/>
+          <w:lang w:val="en-GB"/>
+        </w:rPr>
+        <w:t xml:space="preserve"> </w:t>
+      </w:r>
+      <w:r>
+        <w:rPr>
+          <w:noProof/>
+          <w:sz w:val="28"/>
+          <w:szCs w:val="28"/>
+          <w:lang w:val="en-GB"/>
+        </w:rPr>
+        <w:t xml:space="preserve">Usmani </w:t>
+      </w:r>
+      <w:r>
+        <w:rPr>
+          <w:noProof/>
+          <w:sz w:val="28"/>
+          <w:szCs w:val="28"/>
+          <w:lang w:val="en-GB"/>
+        </w:rPr>
+        <w:t>(</w:t>
+      </w:r>
+      <w:r>
+        <w:rPr>
+          <w:noProof/>
+          <w:sz w:val="28"/>
+          <w:szCs w:val="28"/>
+          <w:lang w:val="en-GB"/>
+        </w:rPr>
+        <w:t>2024)</w:t>
+      </w:r>
       <w:r>
         <w:rPr>
           <w:sz w:val="28"/>
@@ -2712,7 +2684,7 @@
                     </pic:cNvPicPr>
                   </pic:nvPicPr>
                   <pic:blipFill rotWithShape="1">
-                    <a:blip r:embed="rId6" cstate="print">
+                    <a:blip r:embed="rId8" cstate="print">
                       <a:extLst>
                         <a:ext uri="{28A0092B-C50C-407E-A947-70E740481C1C}">
                           <a14:useLocalDpi xmlns:a14="http://schemas.microsoft.com/office/drawing/2010/main" val="0"/>
@@ -2946,7 +2918,7 @@
                     </pic:cNvPicPr>
                   </pic:nvPicPr>
                   <pic:blipFill>
-                    <a:blip r:embed="rId7">
+                    <a:blip r:embed="rId9">
                       <a:extLst>
                         <a:ext uri="{28A0092B-C50C-407E-A947-70E740481C1C}">
                           <a14:useLocalDpi xmlns:a14="http://schemas.microsoft.com/office/drawing/2010/main" val="0"/>
@@ -3051,7 +3023,7 @@
                     <pic:cNvPicPr/>
                   </pic:nvPicPr>
                   <pic:blipFill>
-                    <a:blip r:embed="rId8"/>
+                    <a:blip r:embed="rId10"/>
                     <a:stretch>
                       <a:fillRect/>
                     </a:stretch>
@@ -3160,7 +3132,7 @@
                     <pic:cNvPicPr/>
                   </pic:nvPicPr>
                   <pic:blipFill>
-                    <a:blip r:embed="rId9"/>
+                    <a:blip r:embed="rId11"/>
                     <a:stretch>
                       <a:fillRect/>
                     </a:stretch>
@@ -3602,14 +3574,7 @@
           <w:sz w:val="28"/>
           <w:szCs w:val="28"/>
         </w:rPr>
-        <w:t>Quality Assurance plays a pivotal role in web development, ensuring that websites are functional, performant, and user-friendly</w:t>
-      </w:r>
-      <w:r>
-        <w:rPr>
-          <w:sz w:val="28"/>
-          <w:szCs w:val="28"/>
-        </w:rPr>
-        <w:t xml:space="preserve"> </w:t>
+        <w:t xml:space="preserve">Quality Assurance plays a pivotal role in web development, ensuring that websites are functional, performant, and user-friendly </w:t>
       </w:r>
       <w:sdt>
         <w:sdtPr>
@@ -4569,7 +4534,7 @@
         </w:rPr>
         <w:t xml:space="preserve">Website link address: </w:t>
       </w:r>
-      <w:hyperlink r:id="rId10" w:history="1">
+      <w:hyperlink r:id="rId12" w:history="1">
         <w:r>
           <w:rPr>
             <w:rStyle w:val="Hyperlink"/>
@@ -4710,6 +4675,7 @@
       </w:pPr>
     </w:p>
     <w:sectPr>
+      <w:footerReference w:type="default" r:id="rId13"/>
       <w:pgSz w:w="11906" w:h="16838"/>
       <w:pgMar w:top="1440" w:right="1440" w:bottom="1440" w:left="1440" w:header="708" w:footer="708" w:gutter="0"/>
       <w:cols w:space="708"/>
@@ -4717,6 +4683,109 @@
     </w:sectPr>
   </w:body>
 </w:document>
+</file>
+
+<file path=word/endnotes.xml><?xml version="1.0" encoding="utf-8"?>
+<w:endnotes xmlns:wpc="http://schemas.microsoft.com/office/word/2010/wordprocessingCanvas" xmlns:cx="http://schemas.microsoft.com/office/drawing/2014/chartex" xmlns:cx1="http://schemas.microsoft.com/office/drawing/2015/9/8/chartex" xmlns:cx2="http://schemas.microsoft.com/office/drawing/2015/10/21/chartex" xmlns:cx3="http://schemas.microsoft.com/office/drawing/2016/5/9/chartex" xmlns:cx4="http://schemas.microsoft.com/office/drawing/2016/5/10/chartex" xmlns:cx5="http://schemas.microsoft.com/office/drawing/2016/5/11/chartex" xmlns:cx6="http://schemas.microsoft.com/office/drawing/2016/5/12/chartex" xmlns:cx7="http://schemas.microsoft.com/office/drawing/2016/5/13/chartex" xmlns:cx8="http://schemas.microsoft.com/office/drawing/2016/5/14/chartex" xmlns:mc="http://schemas.openxmlformats.org/markup-compatibility/2006" xmlns:aink="http://schemas.microsoft.com/office/drawing/2016/ink" xmlns:am3d="http://schemas.microsoft.com/office/drawing/2017/model3d" xmlns:o="urn:schemas-microsoft-com:office:office" xmlns:oel="http://schemas.microsoft.com/office/2019/extlst" xmlns:r="http://schemas.openxmlformats.org/officeDocument/2006/relationships" xmlns:m="http://schemas.openxmlformats.org/officeDocument/2006/math" xmlns:v="urn:schemas-microsoft-com:vml" xmlns:wp14="http://schemas.microsoft.com/office/word/2010/wordprocessingDrawing" xmlns:wp="http://schemas.openxmlformats.org/drawingml/2006/wordprocessingDrawing" xmlns:w10="urn:schemas-microsoft-com:office:word" xmlns:w="http://schemas.openxmlformats.org/wordprocessingml/2006/main" xmlns:w14="http://schemas.microsoft.com/office/word/2010/wordml" xmlns:w15="http://schemas.microsoft.com/office/word/2012/wordml" xmlns:w16cex="http://schemas.microsoft.com/office/word/2018/wordml/cex" xmlns:w16cid="http://schemas.microsoft.com/office/word/2016/wordml/cid" xmlns:w16="http://schemas.microsoft.com/office/word/2018/wordml" xmlns:w16du="http://schemas.microsoft.com/office/word/2023/wordml/word16du" xmlns:w16sdtdh="http://schemas.microsoft.com/office/word/2020/wordml/sdtdatahash" xmlns:w16sdtfl="http://schemas.microsoft.com/office/word/2024/wordml/sdtformatlock" xmlns:w16se="http://schemas.microsoft.com/office/word/2015/wordml/symex" xmlns:wpg="http://schemas.microsoft.com/office/word/2010/wordprocessingGroup" xmlns:wpi="http://schemas.microsoft.com/office/word/2010/wordprocessingInk" xmlns:wne="http://schemas.microsoft.com/office/word/2006/wordml" xmlns:wps="http://schemas.microsoft.com/office/word/2010/wordprocessingShape" mc:Ignorable="w14 w15 w16se w16cid w16 w16cex w16sdtdh w16sdtfl w16du wp14">
+  <w:endnote w:type="separator" w:id="-1">
+    <w:p>
+      <w:pPr>
+        <w:spacing w:after="0" w:line="240" w:lineRule="auto"/>
+      </w:pPr>
+      <w:r>
+        <w:separator/>
+      </w:r>
+    </w:p>
+  </w:endnote>
+  <w:endnote w:type="continuationSeparator" w:id="0">
+    <w:p>
+      <w:pPr>
+        <w:spacing w:after="0" w:line="240" w:lineRule="auto"/>
+      </w:pPr>
+      <w:r>
+        <w:continuationSeparator/>
+      </w:r>
+    </w:p>
+  </w:endnote>
+</w:endnotes>
+</file>
+
+<file path=word/footer1.xml><?xml version="1.0" encoding="utf-8"?>
+<w:ftr xmlns:wpc="http://schemas.microsoft.com/office/word/2010/wordprocessingCanvas" xmlns:cx="http://schemas.microsoft.com/office/drawing/2014/chartex" xmlns:cx1="http://schemas.microsoft.com/office/drawing/2015/9/8/chartex" xmlns:cx2="http://schemas.microsoft.com/office/drawing/2015/10/21/chartex" xmlns:cx3="http://schemas.microsoft.com/office/drawing/2016/5/9/chartex" xmlns:cx4="http://schemas.microsoft.com/office/drawing/2016/5/10/chartex" xmlns:cx5="http://schemas.microsoft.com/office/drawing/2016/5/11/chartex" xmlns:cx6="http://schemas.microsoft.com/office/drawing/2016/5/12/chartex" xmlns:cx7="http://schemas.microsoft.com/office/drawing/2016/5/13/chartex" xmlns:cx8="http://schemas.microsoft.com/office/drawing/2016/5/14/chartex" xmlns:mc="http://schemas.openxmlformats.org/markup-compatibility/2006" xmlns:aink="http://schemas.microsoft.com/office/drawing/2016/ink" xmlns:am3d="http://schemas.microsoft.com/office/drawing/2017/model3d" xmlns:o="urn:schemas-microsoft-com:office:office" xmlns:oel="http://schemas.microsoft.com/office/2019/extlst" xmlns:r="http://schemas.openxmlformats.org/officeDocument/2006/relationships" xmlns:m="http://schemas.openxmlformats.org/officeDocument/2006/math" xmlns:v="urn:schemas-microsoft-com:vml" xmlns:wp14="http://schemas.microsoft.com/office/word/2010/wordprocessingDrawing" xmlns:wp="http://schemas.openxmlformats.org/drawingml/2006/wordprocessingDrawing" xmlns:w10="urn:schemas-microsoft-com:office:word" xmlns:w="http://schemas.openxmlformats.org/wordprocessingml/2006/main" xmlns:w14="http://schemas.microsoft.com/office/word/2010/wordml" xmlns:w15="http://schemas.microsoft.com/office/word/2012/wordml" xmlns:w16cex="http://schemas.microsoft.com/office/word/2018/wordml/cex" xmlns:w16cid="http://schemas.microsoft.com/office/word/2016/wordml/cid" xmlns:w16="http://schemas.microsoft.com/office/word/2018/wordml" xmlns:w16du="http://schemas.microsoft.com/office/word/2023/wordml/word16du" xmlns:w16sdtdh="http://schemas.microsoft.com/office/word/2020/wordml/sdtdatahash" xmlns:w16sdtfl="http://schemas.microsoft.com/office/word/2024/wordml/sdtformatlock" xmlns:w16se="http://schemas.microsoft.com/office/word/2015/wordml/symex" xmlns:wpg="http://schemas.microsoft.com/office/word/2010/wordprocessingGroup" xmlns:wpi="http://schemas.microsoft.com/office/word/2010/wordprocessingInk" xmlns:wne="http://schemas.microsoft.com/office/word/2006/wordml" xmlns:wps="http://schemas.microsoft.com/office/word/2010/wordprocessingShape" mc:Ignorable="w14 w15 w16se w16cid w16 w16cex w16sdtdh w16sdtfl w16du wp14">
+  <w:sdt>
+    <w:sdtPr>
+      <w:id w:val="-17469884"/>
+      <w:docPartObj>
+        <w:docPartGallery w:val="Page Numbers (Bottom of Page)"/>
+        <w:docPartUnique/>
+      </w:docPartObj>
+    </w:sdtPr>
+    <w:sdtEndPr>
+      <w:rPr>
+        <w:noProof/>
+      </w:rPr>
+    </w:sdtEndPr>
+    <w:sdtContent>
+      <w:p>
+        <w:pPr>
+          <w:pStyle w:val="Footer"/>
+          <w:jc w:val="right"/>
+        </w:pPr>
+        <w:r>
+          <w:fldChar w:fldCharType="begin"/>
+        </w:r>
+        <w:r>
+          <w:instrText xml:space="preserve"> PAGE   \* MERGEFORMAT </w:instrText>
+        </w:r>
+        <w:r>
+          <w:fldChar w:fldCharType="separate"/>
+        </w:r>
+        <w:r>
+          <w:rPr>
+            <w:noProof/>
+          </w:rPr>
+          <w:t>2</w:t>
+        </w:r>
+        <w:r>
+          <w:rPr>
+            <w:noProof/>
+          </w:rPr>
+          <w:fldChar w:fldCharType="end"/>
+        </w:r>
+      </w:p>
+    </w:sdtContent>
+  </w:sdt>
+  <w:p>
+    <w:pPr>
+      <w:pStyle w:val="Footer"/>
+    </w:pPr>
+  </w:p>
+</w:ftr>
+</file>
+
+<file path=word/footnotes.xml><?xml version="1.0" encoding="utf-8"?>
+<w:footnotes xmlns:wpc="http://schemas.microsoft.com/office/word/2010/wordprocessingCanvas" xmlns:cx="http://schemas.microsoft.com/office/drawing/2014/chartex" xmlns:cx1="http://schemas.microsoft.com/office/drawing/2015/9/8/chartex" xmlns:cx2="http://schemas.microsoft.com/office/drawing/2015/10/21/chartex" xmlns:cx3="http://schemas.microsoft.com/office/drawing/2016/5/9/chartex" xmlns:cx4="http://schemas.microsoft.com/office/drawing/2016/5/10/chartex" xmlns:cx5="http://schemas.microsoft.com/office/drawing/2016/5/11/chartex" xmlns:cx6="http://schemas.microsoft.com/office/drawing/2016/5/12/chartex" xmlns:cx7="http://schemas.microsoft.com/office/drawing/2016/5/13/chartex" xmlns:cx8="http://schemas.microsoft.com/office/drawing/2016/5/14/chartex" xmlns:mc="http://schemas.openxmlformats.org/markup-compatibility/2006" xmlns:aink="http://schemas.microsoft.com/office/drawing/2016/ink" xmlns:am3d="http://schemas.microsoft.com/office/drawing/2017/model3d" xmlns:o="urn:schemas-microsoft-com:office:office" xmlns:oel="http://schemas.microsoft.com/office/2019/extlst" xmlns:r="http://schemas.openxmlformats.org/officeDocument/2006/relationships" xmlns:m="http://schemas.openxmlformats.org/officeDocument/2006/math" xmlns:v="urn:schemas-microsoft-com:vml" xmlns:wp14="http://schemas.microsoft.com/office/word/2010/wordprocessingDrawing" xmlns:wp="http://schemas.openxmlformats.org/drawingml/2006/wordprocessingDrawing" xmlns:w10="urn:schemas-microsoft-com:office:word" xmlns:w="http://schemas.openxmlformats.org/wordprocessingml/2006/main" xmlns:w14="http://schemas.microsoft.com/office/word/2010/wordml" xmlns:w15="http://schemas.microsoft.com/office/word/2012/wordml" xmlns:w16cex="http://schemas.microsoft.com/office/word/2018/wordml/cex" xmlns:w16cid="http://schemas.microsoft.com/office/word/2016/wordml/cid" xmlns:w16="http://schemas.microsoft.com/office/word/2018/wordml" xmlns:w16du="http://schemas.microsoft.com/office/word/2023/wordml/word16du" xmlns:w16sdtdh="http://schemas.microsoft.com/office/word/2020/wordml/sdtdatahash" xmlns:w16sdtfl="http://schemas.microsoft.com/office/word/2024/wordml/sdtformatlock" xmlns:w16se="http://schemas.microsoft.com/office/word/2015/wordml/symex" xmlns:wpg="http://schemas.microsoft.com/office/word/2010/wordprocessingGroup" xmlns:wpi="http://schemas.microsoft.com/office/word/2010/wordprocessingInk" xmlns:wne="http://schemas.microsoft.com/office/word/2006/wordml" xmlns:wps="http://schemas.microsoft.com/office/word/2010/wordprocessingShape" mc:Ignorable="w14 w15 w16se w16cid w16 w16cex w16sdtdh w16sdtfl w16du wp14">
+  <w:footnote w:type="separator" w:id="-1">
+    <w:p>
+      <w:pPr>
+        <w:spacing w:after="0" w:line="240" w:lineRule="auto"/>
+      </w:pPr>
+      <w:r>
+        <w:separator/>
+      </w:r>
+    </w:p>
+  </w:footnote>
+  <w:footnote w:type="continuationSeparator" w:id="0">
+    <w:p>
+      <w:pPr>
+        <w:spacing w:after="0" w:line="240" w:lineRule="auto"/>
+      </w:pPr>
+      <w:r>
+        <w:continuationSeparator/>
+      </w:r>
+    </w:p>
+  </w:footnote>
+</w:footnotes>
 </file>
 
 <file path=word/numbering.xml><?xml version="1.0" encoding="utf-8"?>
@@ -5883,6 +5952,7 @@
   <w:style w:type="character" w:default="1" w:styleId="DefaultParagraphFont">
     <w:name w:val="Default Paragraph Font"/>
     <w:uiPriority w:val="1"/>
+    <w:semiHidden/>
     <w:unhideWhenUsed/>
   </w:style>
   <w:style w:type="table" w:default="1" w:styleId="TableNormal">
@@ -6245,6 +6315,50 @@
         <w:insideV w:val="single" w:sz="4" w:space="0" w:color="auto"/>
       </w:tblBorders>
     </w:tblPr>
+  </w:style>
+  <w:style w:type="paragraph" w:styleId="Header">
+    <w:name w:val="header"/>
+    <w:basedOn w:val="Normal"/>
+    <w:link w:val="HeaderChar"/>
+    <w:uiPriority w:val="99"/>
+    <w:unhideWhenUsed/>
+    <w:rsid w:val="00090478"/>
+    <w:pPr>
+      <w:tabs>
+        <w:tab w:val="center" w:pos="4513"/>
+        <w:tab w:val="right" w:pos="9026"/>
+      </w:tabs>
+      <w:spacing w:after="0" w:line="240" w:lineRule="auto"/>
+    </w:pPr>
+  </w:style>
+  <w:style w:type="character" w:customStyle="1" w:styleId="HeaderChar">
+    <w:name w:val="Header Char"/>
+    <w:basedOn w:val="DefaultParagraphFont"/>
+    <w:link w:val="Header"/>
+    <w:uiPriority w:val="99"/>
+    <w:rsid w:val="00090478"/>
+  </w:style>
+  <w:style w:type="paragraph" w:styleId="Footer">
+    <w:name w:val="footer"/>
+    <w:basedOn w:val="Normal"/>
+    <w:link w:val="FooterChar"/>
+    <w:uiPriority w:val="99"/>
+    <w:unhideWhenUsed/>
+    <w:rsid w:val="00090478"/>
+    <w:pPr>
+      <w:tabs>
+        <w:tab w:val="center" w:pos="4513"/>
+        <w:tab w:val="right" w:pos="9026"/>
+      </w:tabs>
+      <w:spacing w:after="0" w:line="240" w:lineRule="auto"/>
+    </w:pPr>
+  </w:style>
+  <w:style w:type="character" w:customStyle="1" w:styleId="FooterChar">
+    <w:name w:val="Footer Char"/>
+    <w:basedOn w:val="DefaultParagraphFont"/>
+    <w:link w:val="Footer"/>
+    <w:uiPriority w:val="99"/>
+    <w:rsid w:val="00090478"/>
   </w:style>
 </w:styles>
 </file>

--- a/Jobeta_Mandisa_Mar2026_A01.docx
+++ b/Jobeta_Mandisa_Mar2026_A01.docx
@@ -3700,16 +3700,75 @@
         <w:pStyle w:val="ListParagraph"/>
         <w:ind w:left="420"/>
         <w:rPr>
-          <w:sz w:val="28"/>
-          <w:szCs w:val="28"/>
-        </w:rPr>
-      </w:pPr>
-      <w:r>
-        <w:rPr>
-          <w:sz w:val="28"/>
-          <w:szCs w:val="28"/>
-        </w:rPr>
-        <w:t>Device Testing</w:t>
+          <w:i/>
+          <w:iCs/>
+          <w:noProof/>
+        </w:rPr>
+      </w:pPr>
+      <w:r>
+        <w:rPr>
+          <w:i/>
+          <w:iCs/>
+          <w:noProof/>
+          <w:sz w:val="20"/>
+          <w:szCs w:val="20"/>
+        </w:rPr>
+        <w:lastRenderedPageBreak/>
+        <w:t>Google chrome</w:t>
+      </w:r>
+      <w:r>
+        <w:rPr>
+          <w:noProof/>
+        </w:rPr>
+        <w:t xml:space="preserve"> </w:t>
+      </w:r>
+      <w:r>
+        <w:rPr>
+          <w:i/>
+          <w:iCs/>
+          <w:noProof/>
+        </w:rPr>
+        <w:t>screenshot</w:t>
+      </w:r>
+      <w:r>
+        <w:rPr>
+          <w:noProof/>
+        </w:rPr>
+        <w:drawing>
+          <wp:inline distT="0" distB="0" distL="0" distR="0" wp14:anchorId="3869E927" wp14:editId="6992875C">
+            <wp:extent cx="5703376" cy="3208070"/>
+            <wp:effectExtent l="0" t="0" r="0" b="0"/>
+            <wp:docPr id="1493418484" name="Picture 1"/>
+            <wp:cNvGraphicFramePr>
+              <a:graphicFrameLocks xmlns:a="http://schemas.openxmlformats.org/drawingml/2006/main" noChangeAspect="1"/>
+            </wp:cNvGraphicFramePr>
+            <a:graphic xmlns:a="http://schemas.openxmlformats.org/drawingml/2006/main">
+              <a:graphicData uri="http://schemas.openxmlformats.org/drawingml/2006/picture">
+                <pic:pic xmlns:pic="http://schemas.openxmlformats.org/drawingml/2006/picture">
+                  <pic:nvPicPr>
+                    <pic:cNvPr id="1493418484" name=""/>
+                    <pic:cNvPicPr/>
+                  </pic:nvPicPr>
+                  <pic:blipFill>
+                    <a:blip r:embed="rId12"/>
+                    <a:stretch>
+                      <a:fillRect/>
+                    </a:stretch>
+                  </pic:blipFill>
+                  <pic:spPr>
+                    <a:xfrm>
+                      <a:off x="0" y="0"/>
+                      <a:ext cx="5715326" cy="3214792"/>
+                    </a:xfrm>
+                    <a:prstGeom prst="rect">
+                      <a:avLst/>
+                    </a:prstGeom>
+                  </pic:spPr>
+                </pic:pic>
+              </a:graphicData>
+            </a:graphic>
+          </wp:inline>
+        </w:drawing>
       </w:r>
     </w:p>
     <w:p>
@@ -3717,6 +3776,126 @@
         <w:pStyle w:val="ListParagraph"/>
         <w:ind w:left="420"/>
         <w:rPr>
+          <w:i/>
+          <w:iCs/>
+          <w:noProof/>
+          <w:sz w:val="20"/>
+          <w:szCs w:val="20"/>
+        </w:rPr>
+      </w:pPr>
+    </w:p>
+    <w:p>
+      <w:pPr>
+        <w:pStyle w:val="ListParagraph"/>
+        <w:ind w:left="420"/>
+        <w:rPr>
+          <w:sz w:val="28"/>
+          <w:szCs w:val="28"/>
+        </w:rPr>
+      </w:pPr>
+      <w:r>
+        <w:rPr>
+          <w:i/>
+          <w:iCs/>
+          <w:noProof/>
+          <w:sz w:val="20"/>
+          <w:szCs w:val="20"/>
+        </w:rPr>
+        <w:t>Micro</w:t>
+      </w:r>
+      <w:r>
+        <w:rPr>
+          <w:i/>
+          <w:iCs/>
+          <w:noProof/>
+          <w:sz w:val="20"/>
+          <w:szCs w:val="20"/>
+        </w:rPr>
+        <w:t>soft Edge screenshot</w:t>
+      </w:r>
+    </w:p>
+    <w:p>
+      <w:pPr>
+        <w:pStyle w:val="ListParagraph"/>
+        <w:ind w:left="420"/>
+        <w:rPr>
+          <w:sz w:val="28"/>
+          <w:szCs w:val="28"/>
+        </w:rPr>
+      </w:pPr>
+      <w:r>
+        <w:rPr>
+          <w:noProof/>
+        </w:rPr>
+        <w:drawing>
+          <wp:inline distT="0" distB="0" distL="0" distR="0" wp14:anchorId="3B60124E" wp14:editId="38B85F05">
+            <wp:extent cx="5731510" cy="3223895"/>
+            <wp:effectExtent l="0" t="0" r="2540" b="0"/>
+            <wp:docPr id="1638442469" name="Picture 1"/>
+            <wp:cNvGraphicFramePr>
+              <a:graphicFrameLocks xmlns:a="http://schemas.openxmlformats.org/drawingml/2006/main" noChangeAspect="1"/>
+            </wp:cNvGraphicFramePr>
+            <a:graphic xmlns:a="http://schemas.openxmlformats.org/drawingml/2006/main">
+              <a:graphicData uri="http://schemas.openxmlformats.org/drawingml/2006/picture">
+                <pic:pic xmlns:pic="http://schemas.openxmlformats.org/drawingml/2006/picture">
+                  <pic:nvPicPr>
+                    <pic:cNvPr id="1638442469" name=""/>
+                    <pic:cNvPicPr/>
+                  </pic:nvPicPr>
+                  <pic:blipFill>
+                    <a:blip r:embed="rId13"/>
+                    <a:stretch>
+                      <a:fillRect/>
+                    </a:stretch>
+                  </pic:blipFill>
+                  <pic:spPr>
+                    <a:xfrm>
+                      <a:off x="0" y="0"/>
+                      <a:ext cx="5731510" cy="3223895"/>
+                    </a:xfrm>
+                    <a:prstGeom prst="rect">
+                      <a:avLst/>
+                    </a:prstGeom>
+                  </pic:spPr>
+                </pic:pic>
+              </a:graphicData>
+            </a:graphic>
+          </wp:inline>
+        </w:drawing>
+      </w:r>
+    </w:p>
+    <w:p>
+      <w:pPr>
+        <w:pStyle w:val="ListParagraph"/>
+        <w:ind w:left="420"/>
+        <w:rPr>
+          <w:sz w:val="28"/>
+          <w:szCs w:val="28"/>
+        </w:rPr>
+      </w:pPr>
+    </w:p>
+    <w:p>
+      <w:pPr>
+        <w:pStyle w:val="ListParagraph"/>
+        <w:ind w:left="420"/>
+        <w:rPr>
+          <w:sz w:val="28"/>
+          <w:szCs w:val="28"/>
+        </w:rPr>
+      </w:pPr>
+      <w:r>
+        <w:rPr>
+          <w:sz w:val="28"/>
+          <w:szCs w:val="28"/>
+        </w:rPr>
+        <w:t>Device Testing</w:t>
+      </w:r>
+    </w:p>
+    <w:p>
+      <w:pPr>
+        <w:pStyle w:val="ListParagraph"/>
+        <w:ind w:left="420"/>
+        <w:rPr>
           <w:sz w:val="28"/>
           <w:szCs w:val="28"/>
         </w:rPr>
@@ -3754,14 +3933,28 @@
           <w:sz w:val="28"/>
           <w:szCs w:val="28"/>
         </w:rPr>
-        <w:t xml:space="preserve"> –</w:t>
-      </w:r>
-      <w:r>
-        <w:rPr>
-          <w:sz w:val="28"/>
-          <w:szCs w:val="28"/>
-        </w:rPr>
-        <w:t xml:space="preserve"> functionality and user interface</w:t>
+        <w:t xml:space="preserve"> </w:t>
+      </w:r>
+      <w:r>
+        <w:rPr>
+          <w:sz w:val="28"/>
+          <w:szCs w:val="28"/>
+        </w:rPr>
+        <w:t xml:space="preserve">the </w:t>
+      </w:r>
+      <w:r>
+        <w:rPr>
+          <w:sz w:val="28"/>
+          <w:szCs w:val="28"/>
+        </w:rPr>
+        <w:t xml:space="preserve">functionality </w:t>
+      </w:r>
+      <w:r>
+        <w:rPr>
+          <w:sz w:val="28"/>
+          <w:szCs w:val="28"/>
+        </w:rPr>
+        <w:t>of the website across different browser sizes</w:t>
       </w:r>
       <w:r>
         <w:rPr>
@@ -3805,6 +3998,146 @@
         </w:rPr>
         <w:t xml:space="preserve">computer. </w:t>
       </w:r>
+    </w:p>
+    <w:p>
+      <w:pPr>
+        <w:pStyle w:val="ListParagraph"/>
+        <w:ind w:left="420"/>
+        <w:rPr>
+          <w:sz w:val="28"/>
+          <w:szCs w:val="28"/>
+        </w:rPr>
+      </w:pPr>
+    </w:p>
+    <w:p>
+      <w:pPr>
+        <w:pStyle w:val="ListParagraph"/>
+        <w:ind w:left="420"/>
+        <w:rPr>
+          <w:sz w:val="28"/>
+          <w:szCs w:val="28"/>
+        </w:rPr>
+      </w:pPr>
+      <w:r>
+        <w:rPr>
+          <w:noProof/>
+        </w:rPr>
+        <w:lastRenderedPageBreak/>
+        <w:drawing>
+          <wp:inline distT="0" distB="0" distL="0" distR="0" wp14:anchorId="7EBAC9ED" wp14:editId="27B9440E">
+            <wp:extent cx="5731510" cy="3223895"/>
+            <wp:effectExtent l="0" t="0" r="2540" b="0"/>
+            <wp:docPr id="569185449" name="Picture 1"/>
+            <wp:cNvGraphicFramePr>
+              <a:graphicFrameLocks xmlns:a="http://schemas.openxmlformats.org/drawingml/2006/main" noChangeAspect="1"/>
+            </wp:cNvGraphicFramePr>
+            <a:graphic xmlns:a="http://schemas.openxmlformats.org/drawingml/2006/main">
+              <a:graphicData uri="http://schemas.openxmlformats.org/drawingml/2006/picture">
+                <pic:pic xmlns:pic="http://schemas.openxmlformats.org/drawingml/2006/picture">
+                  <pic:nvPicPr>
+                    <pic:cNvPr id="569185449" name=""/>
+                    <pic:cNvPicPr/>
+                  </pic:nvPicPr>
+                  <pic:blipFill>
+                    <a:blip r:embed="rId12"/>
+                    <a:stretch>
+                      <a:fillRect/>
+                    </a:stretch>
+                  </pic:blipFill>
+                  <pic:spPr>
+                    <a:xfrm>
+                      <a:off x="0" y="0"/>
+                      <a:ext cx="5731510" cy="3223895"/>
+                    </a:xfrm>
+                    <a:prstGeom prst="rect">
+                      <a:avLst/>
+                    </a:prstGeom>
+                  </pic:spPr>
+                </pic:pic>
+              </a:graphicData>
+            </a:graphic>
+          </wp:inline>
+        </w:drawing>
+      </w:r>
+    </w:p>
+    <w:p>
+      <w:pPr>
+        <w:pStyle w:val="ListParagraph"/>
+        <w:ind w:left="420"/>
+        <w:rPr>
+          <w:sz w:val="28"/>
+          <w:szCs w:val="28"/>
+        </w:rPr>
+      </w:pPr>
+      <w:r>
+        <w:rPr>
+          <w:sz w:val="28"/>
+          <w:szCs w:val="28"/>
+        </w:rPr>
+        <w:t xml:space="preserve"> </w:t>
+      </w:r>
+    </w:p>
+    <w:p>
+      <w:pPr>
+        <w:pStyle w:val="ListParagraph"/>
+        <w:ind w:left="420"/>
+        <w:rPr>
+          <w:sz w:val="28"/>
+          <w:szCs w:val="28"/>
+        </w:rPr>
+      </w:pPr>
+      <w:r>
+        <w:rPr>
+          <w:sz w:val="28"/>
+          <w:szCs w:val="28"/>
+        </w:rPr>
+        <w:lastRenderedPageBreak/>
+        <w:drawing>
+          <wp:inline distT="0" distB="0" distL="0" distR="0" wp14:anchorId="467C144B" wp14:editId="25C674CB">
+            <wp:extent cx="2704454" cy="5953786"/>
+            <wp:effectExtent l="0" t="0" r="1270" b="0"/>
+            <wp:docPr id="1673107435" name="Picture 1"/>
+            <wp:cNvGraphicFramePr>
+              <a:graphicFrameLocks xmlns:a="http://schemas.openxmlformats.org/drawingml/2006/main" noChangeAspect="1"/>
+            </wp:cNvGraphicFramePr>
+            <a:graphic xmlns:a="http://schemas.openxmlformats.org/drawingml/2006/main">
+              <a:graphicData uri="http://schemas.openxmlformats.org/drawingml/2006/picture">
+                <pic:pic xmlns:pic="http://schemas.openxmlformats.org/drawingml/2006/picture">
+                  <pic:nvPicPr>
+                    <pic:cNvPr id="1673107435" name=""/>
+                    <pic:cNvPicPr/>
+                  </pic:nvPicPr>
+                  <pic:blipFill>
+                    <a:blip r:embed="rId14"/>
+                    <a:stretch>
+                      <a:fillRect/>
+                    </a:stretch>
+                  </pic:blipFill>
+                  <pic:spPr>
+                    <a:xfrm>
+                      <a:off x="0" y="0"/>
+                      <a:ext cx="2712481" cy="5971457"/>
+                    </a:xfrm>
+                    <a:prstGeom prst="rect">
+                      <a:avLst/>
+                    </a:prstGeom>
+                  </pic:spPr>
+                </pic:pic>
+              </a:graphicData>
+            </a:graphic>
+          </wp:inline>
+        </w:drawing>
+      </w:r>
+    </w:p>
+    <w:p>
+      <w:pPr>
+        <w:pStyle w:val="ListParagraph"/>
+        <w:ind w:left="420"/>
+        <w:rPr>
+          <w:sz w:val="28"/>
+          <w:szCs w:val="28"/>
+        </w:rPr>
+      </w:pPr>
     </w:p>
     <w:p>
       <w:pPr>
@@ -3906,7 +4239,77 @@
           <w:sz w:val="28"/>
           <w:szCs w:val="28"/>
         </w:rPr>
-        <w:t xml:space="preserve">The command prompt and the </w:t>
+        <w:t xml:space="preserve">The command prompt and the internal </w:t>
+      </w:r>
+      <w:r>
+        <w:rPr>
+          <w:sz w:val="28"/>
+          <w:szCs w:val="28"/>
+        </w:rPr>
+        <w:t xml:space="preserve">terminal (VS Code) </w:t>
+      </w:r>
+      <w:r>
+        <w:rPr>
+          <w:sz w:val="28"/>
+          <w:szCs w:val="28"/>
+        </w:rPr>
+        <w:t>were used to run all Git</w:t>
+      </w:r>
+      <w:r>
+        <w:rPr>
+          <w:sz w:val="28"/>
+          <w:szCs w:val="28"/>
+        </w:rPr>
+        <w:t>Hub</w:t>
+      </w:r>
+      <w:r>
+        <w:rPr>
+          <w:sz w:val="28"/>
+          <w:szCs w:val="28"/>
+        </w:rPr>
+        <w:t xml:space="preserve"> commands that </w:t>
+      </w:r>
+      <w:r>
+        <w:rPr>
+          <w:sz w:val="28"/>
+          <w:szCs w:val="28"/>
+        </w:rPr>
+        <w:t>were required to host the website it</w:t>
+      </w:r>
+      <w:r>
+        <w:rPr>
+          <w:sz w:val="28"/>
+          <w:szCs w:val="28"/>
+        </w:rPr>
+        <w:t xml:space="preserve">self on GitHub Pages, </w:t>
+      </w:r>
+      <w:r>
+        <w:rPr>
+          <w:sz w:val="28"/>
+          <w:szCs w:val="28"/>
+        </w:rPr>
+        <w:t>a h</w:t>
+      </w:r>
+      <w:r>
+        <w:rPr>
+          <w:sz w:val="28"/>
+          <w:szCs w:val="28"/>
+        </w:rPr>
+        <w:t>ost</w:t>
+      </w:r>
+      <w:r>
+        <w:rPr>
+          <w:sz w:val="28"/>
+          <w:szCs w:val="28"/>
+        </w:rPr>
+        <w:t xml:space="preserve">ing service for </w:t>
+      </w:r>
+      <w:r>
+        <w:rPr>
+          <w:sz w:val="28"/>
+          <w:szCs w:val="28"/>
+        </w:rPr>
+        <w:t xml:space="preserve">personal, organization, or project pages from a GitHub </w:t>
       </w:r>
       <w:r>
         <w:rPr>
@@ -3914,77 +4317,7 @@
           <w:szCs w:val="28"/>
         </w:rPr>
         <w:lastRenderedPageBreak/>
-        <w:t xml:space="preserve">internal </w:t>
-      </w:r>
-      <w:r>
-        <w:rPr>
-          <w:sz w:val="28"/>
-          <w:szCs w:val="28"/>
-        </w:rPr>
-        <w:t xml:space="preserve">terminal (VS Code) </w:t>
-      </w:r>
-      <w:r>
-        <w:rPr>
-          <w:sz w:val="28"/>
-          <w:szCs w:val="28"/>
-        </w:rPr>
-        <w:t>were used to run all Git</w:t>
-      </w:r>
-      <w:r>
-        <w:rPr>
-          <w:sz w:val="28"/>
-          <w:szCs w:val="28"/>
-        </w:rPr>
-        <w:t>Hub</w:t>
-      </w:r>
-      <w:r>
-        <w:rPr>
-          <w:sz w:val="28"/>
-          <w:szCs w:val="28"/>
-        </w:rPr>
-        <w:t xml:space="preserve"> commands that </w:t>
-      </w:r>
-      <w:r>
-        <w:rPr>
-          <w:sz w:val="28"/>
-          <w:szCs w:val="28"/>
-        </w:rPr>
-        <w:t>were required to host the website it</w:t>
-      </w:r>
-      <w:r>
-        <w:rPr>
-          <w:sz w:val="28"/>
-          <w:szCs w:val="28"/>
-        </w:rPr>
-        <w:t xml:space="preserve">self on GitHub Pages, </w:t>
-      </w:r>
-      <w:r>
-        <w:rPr>
-          <w:sz w:val="28"/>
-          <w:szCs w:val="28"/>
-        </w:rPr>
-        <w:t>a h</w:t>
-      </w:r>
-      <w:r>
-        <w:rPr>
-          <w:sz w:val="28"/>
-          <w:szCs w:val="28"/>
-        </w:rPr>
-        <w:t>ost</w:t>
-      </w:r>
-      <w:r>
-        <w:rPr>
-          <w:sz w:val="28"/>
-          <w:szCs w:val="28"/>
-        </w:rPr>
-        <w:t xml:space="preserve">ing service for </w:t>
-      </w:r>
-      <w:r>
-        <w:rPr>
-          <w:sz w:val="28"/>
-          <w:szCs w:val="28"/>
-        </w:rPr>
-        <w:t>personal, organization, or project pages from a GitHub repository</w:t>
+        <w:t>repository</w:t>
       </w:r>
       <w:r>
         <w:rPr>
@@ -4534,7 +4867,7 @@
         </w:rPr>
         <w:t xml:space="preserve">Website link address: </w:t>
       </w:r>
-      <w:hyperlink r:id="rId12" w:history="1">
+      <w:hyperlink r:id="rId15" w:history="1">
         <w:r>
           <w:rPr>
             <w:rStyle w:val="Hyperlink"/>
@@ -4675,7 +5008,7 @@
       </w:pPr>
     </w:p>
     <w:sectPr>
-      <w:footerReference w:type="default" r:id="rId13"/>
+      <w:footerReference w:type="default" r:id="rId16"/>
       <w:pgSz w:w="11906" w:h="16838"/>
       <w:pgMar w:top="1440" w:right="1440" w:bottom="1440" w:left="1440" w:header="708" w:footer="708" w:gutter="0"/>
       <w:cols w:space="708"/>

--- a/Jobeta_Mandisa_Mar2026_A01.docx
+++ b/Jobeta_Mandisa_Mar2026_A01.docx
@@ -62,13 +62,17 @@
           <w:numId w:val="1"/>
         </w:numPr>
         <w:rPr>
-          <w:sz w:val="28"/>
-          <w:szCs w:val="28"/>
-          <w:lang w:val="en-GB"/>
-        </w:rPr>
-      </w:pPr>
-      <w:r>
-        <w:rPr>
+          <w:b/>
+          <w:bCs/>
+          <w:sz w:val="28"/>
+          <w:szCs w:val="28"/>
+          <w:lang w:val="en-GB"/>
+        </w:rPr>
+      </w:pPr>
+      <w:r>
+        <w:rPr>
+          <w:b/>
+          <w:bCs/>
           <w:sz w:val="28"/>
           <w:szCs w:val="28"/>
           <w:lang w:val="en-GB"/>
@@ -79,26 +83,29 @@
     <w:p>
       <w:pPr>
         <w:rPr>
-          <w:sz w:val="28"/>
-          <w:szCs w:val="28"/>
-          <w:u w:val="single"/>
-          <w:lang w:val="en-GB"/>
-        </w:rPr>
-      </w:pPr>
-      <w:r>
-        <w:rPr>
-          <w:sz w:val="28"/>
-          <w:szCs w:val="28"/>
-          <w:u w:val="single"/>
+          <w:b/>
+          <w:bCs/>
+          <w:sz w:val="28"/>
+          <w:szCs w:val="28"/>
+          <w:lang w:val="en-GB"/>
+        </w:rPr>
+      </w:pPr>
+      <w:r>
+        <w:rPr>
+          <w:b/>
+          <w:bCs/>
+          <w:sz w:val="28"/>
+          <w:szCs w:val="28"/>
           <w:lang w:val="en-GB"/>
         </w:rPr>
         <w:t xml:space="preserve">Website </w:t>
       </w:r>
       <w:r>
         <w:rPr>
-          <w:sz w:val="28"/>
-          <w:szCs w:val="28"/>
-          <w:u w:val="single"/>
+          <w:b/>
+          <w:bCs/>
+          <w:sz w:val="28"/>
+          <w:szCs w:val="28"/>
           <w:lang w:val="en-GB"/>
         </w:rPr>
         <w:t xml:space="preserve">objective </w:t>
@@ -370,17 +377,19 @@
     <w:p>
       <w:pPr>
         <w:rPr>
-          <w:sz w:val="28"/>
-          <w:szCs w:val="28"/>
-          <w:u w:val="single"/>
-          <w:lang w:val="en-GB"/>
-        </w:rPr>
-      </w:pPr>
-      <w:r>
-        <w:rPr>
-          <w:sz w:val="28"/>
-          <w:szCs w:val="28"/>
-          <w:u w:val="single"/>
+          <w:b/>
+          <w:bCs/>
+          <w:sz w:val="28"/>
+          <w:szCs w:val="28"/>
+          <w:lang w:val="en-GB"/>
+        </w:rPr>
+      </w:pPr>
+      <w:r>
+        <w:rPr>
+          <w:b/>
+          <w:bCs/>
+          <w:sz w:val="28"/>
+          <w:szCs w:val="28"/>
           <w:lang w:val="en-GB"/>
         </w:rPr>
         <w:t>Target audience</w:t>
@@ -475,6 +484,14 @@
           <w:lang w:val="en-GB"/>
         </w:rPr>
       </w:pPr>
+      <w:r>
+        <w:rPr>
+          <w:sz w:val="28"/>
+          <w:szCs w:val="28"/>
+          <w:lang w:val="en-GB"/>
+        </w:rPr>
+        <w:t xml:space="preserve">The </w:t>
+      </w:r>
       <w:r>
         <w:rPr>
           <w:sz w:val="28"/>
@@ -615,13 +632,17 @@
     <w:p>
       <w:pPr>
         <w:rPr>
-          <w:sz w:val="28"/>
-          <w:szCs w:val="28"/>
-          <w:lang w:val="en-GB"/>
-        </w:rPr>
-      </w:pPr>
-      <w:r>
-        <w:rPr>
+          <w:b/>
+          <w:bCs/>
+          <w:sz w:val="28"/>
+          <w:szCs w:val="28"/>
+          <w:lang w:val="en-GB"/>
+        </w:rPr>
+      </w:pPr>
+      <w:r>
+        <w:rPr>
+          <w:b/>
+          <w:bCs/>
           <w:sz w:val="28"/>
           <w:szCs w:val="28"/>
           <w:lang w:val="en-GB"/>
@@ -905,13 +926,17 @@
     <w:p>
       <w:pPr>
         <w:rPr>
-          <w:sz w:val="28"/>
-          <w:szCs w:val="28"/>
-          <w:lang w:val="en-GB"/>
-        </w:rPr>
-      </w:pPr>
-      <w:r>
-        <w:rPr>
+          <w:b/>
+          <w:bCs/>
+          <w:sz w:val="28"/>
+          <w:szCs w:val="28"/>
+          <w:lang w:val="en-GB"/>
+        </w:rPr>
+      </w:pPr>
+      <w:r>
+        <w:rPr>
+          <w:b/>
+          <w:bCs/>
           <w:sz w:val="28"/>
           <w:szCs w:val="28"/>
           <w:lang w:val="en-GB"/>
@@ -1180,13 +1205,17 @@
     <w:p>
       <w:pPr>
         <w:rPr>
-          <w:sz w:val="28"/>
-          <w:szCs w:val="28"/>
-          <w:lang w:val="en-GB"/>
-        </w:rPr>
-      </w:pPr>
-      <w:r>
-        <w:rPr>
+          <w:b/>
+          <w:bCs/>
+          <w:sz w:val="28"/>
+          <w:szCs w:val="28"/>
+          <w:lang w:val="en-GB"/>
+        </w:rPr>
+      </w:pPr>
+      <w:r>
+        <w:rPr>
+          <w:b/>
+          <w:bCs/>
           <w:sz w:val="28"/>
           <w:szCs w:val="28"/>
           <w:lang w:val="en-GB"/>
@@ -1195,6 +1224,8 @@
       </w:r>
       <w:r>
         <w:rPr>
+          <w:b/>
+          <w:bCs/>
           <w:sz w:val="28"/>
           <w:szCs w:val="28"/>
           <w:lang w:val="en-GB"/>
@@ -1509,13 +1540,17 @@
     <w:p>
       <w:pPr>
         <w:rPr>
-          <w:sz w:val="28"/>
-          <w:szCs w:val="28"/>
-          <w:lang w:val="en-GB"/>
-        </w:rPr>
-      </w:pPr>
-      <w:r>
-        <w:rPr>
+          <w:b/>
+          <w:bCs/>
+          <w:sz w:val="28"/>
+          <w:szCs w:val="28"/>
+          <w:lang w:val="en-GB"/>
+        </w:rPr>
+      </w:pPr>
+      <w:r>
+        <w:rPr>
+          <w:b/>
+          <w:bCs/>
           <w:sz w:val="28"/>
           <w:szCs w:val="28"/>
           <w:lang w:val="en-GB"/>
@@ -1524,6 +1559,8 @@
       </w:r>
       <w:r>
         <w:rPr>
+          <w:b/>
+          <w:bCs/>
           <w:sz w:val="28"/>
           <w:szCs w:val="28"/>
           <w:lang w:val="en-GB"/>
@@ -1532,6 +1569,8 @@
       </w:r>
       <w:r>
         <w:rPr>
+          <w:b/>
+          <w:bCs/>
           <w:sz w:val="28"/>
           <w:szCs w:val="28"/>
           <w:lang w:val="en-GB"/>
@@ -1542,13 +1581,17 @@
     <w:p>
       <w:pPr>
         <w:rPr>
-          <w:sz w:val="28"/>
-          <w:szCs w:val="28"/>
-          <w:lang w:val="en-GB"/>
-        </w:rPr>
-      </w:pPr>
-      <w:r>
-        <w:rPr>
+          <w:b/>
+          <w:bCs/>
+          <w:sz w:val="28"/>
+          <w:szCs w:val="28"/>
+          <w:lang w:val="en-GB"/>
+        </w:rPr>
+      </w:pPr>
+      <w:r>
+        <w:rPr>
+          <w:b/>
+          <w:bCs/>
           <w:sz w:val="28"/>
           <w:szCs w:val="28"/>
           <w:lang w:val="en-GB"/>
@@ -1557,6 +1600,8 @@
       </w:r>
       <w:r>
         <w:rPr>
+          <w:b/>
+          <w:bCs/>
           <w:sz w:val="28"/>
           <w:szCs w:val="28"/>
           <w:lang w:val="en-GB"/>
@@ -1894,13 +1939,17 @@
     <w:p>
       <w:pPr>
         <w:rPr>
-          <w:sz w:val="28"/>
-          <w:szCs w:val="28"/>
-          <w:lang w:val="en-GB"/>
-        </w:rPr>
-      </w:pPr>
-      <w:r>
-        <w:rPr>
+          <w:b/>
+          <w:bCs/>
+          <w:sz w:val="28"/>
+          <w:szCs w:val="28"/>
+          <w:lang w:val="en-GB"/>
+        </w:rPr>
+      </w:pPr>
+      <w:r>
+        <w:rPr>
+          <w:b/>
+          <w:bCs/>
           <w:sz w:val="28"/>
           <w:szCs w:val="28"/>
           <w:lang w:val="en-GB"/>
@@ -2093,13 +2142,17 @@
           <w:numId w:val="1"/>
         </w:numPr>
         <w:rPr>
-          <w:sz w:val="28"/>
-          <w:szCs w:val="28"/>
-          <w:lang w:val="en-GB"/>
-        </w:rPr>
-      </w:pPr>
-      <w:r>
-        <w:rPr>
+          <w:b/>
+          <w:bCs/>
+          <w:sz w:val="28"/>
+          <w:szCs w:val="28"/>
+          <w:lang w:val="en-GB"/>
+        </w:rPr>
+      </w:pPr>
+      <w:r>
+        <w:rPr>
+          <w:b/>
+          <w:bCs/>
           <w:sz w:val="28"/>
           <w:szCs w:val="28"/>
           <w:lang w:val="en-GB"/>
@@ -2791,12 +2844,16 @@
           <w:numId w:val="1"/>
         </w:numPr>
         <w:rPr>
-          <w:sz w:val="28"/>
-          <w:szCs w:val="28"/>
-        </w:rPr>
-      </w:pPr>
-      <w:r>
-        <w:rPr>
+          <w:b/>
+          <w:bCs/>
+          <w:sz w:val="28"/>
+          <w:szCs w:val="28"/>
+        </w:rPr>
+      </w:pPr>
+      <w:r>
+        <w:rPr>
+          <w:b/>
+          <w:bCs/>
           <w:sz w:val="28"/>
           <w:szCs w:val="28"/>
         </w:rPr>
@@ -2959,11 +3016,122 @@
           <w:szCs w:val="28"/>
         </w:rPr>
       </w:pPr>
-      <w:r>
-        <w:rPr>
-          <w:sz w:val="28"/>
-          <w:szCs w:val="28"/>
-        </w:rPr>
+    </w:p>
+    <w:p>
+      <w:pPr>
+        <w:pStyle w:val="ListParagraph"/>
+        <w:ind w:left="420"/>
+        <w:rPr>
+          <w:sz w:val="28"/>
+          <w:szCs w:val="28"/>
+        </w:rPr>
+      </w:pPr>
+    </w:p>
+    <w:p>
+      <w:pPr>
+        <w:pStyle w:val="ListParagraph"/>
+        <w:ind w:left="420"/>
+        <w:rPr>
+          <w:sz w:val="28"/>
+          <w:szCs w:val="28"/>
+        </w:rPr>
+      </w:pPr>
+    </w:p>
+    <w:p>
+      <w:pPr>
+        <w:pStyle w:val="ListParagraph"/>
+        <w:ind w:left="420"/>
+        <w:rPr>
+          <w:sz w:val="28"/>
+          <w:szCs w:val="28"/>
+        </w:rPr>
+      </w:pPr>
+    </w:p>
+    <w:p>
+      <w:pPr>
+        <w:pStyle w:val="ListParagraph"/>
+        <w:ind w:left="420"/>
+        <w:rPr>
+          <w:sz w:val="28"/>
+          <w:szCs w:val="28"/>
+        </w:rPr>
+      </w:pPr>
+    </w:p>
+    <w:p>
+      <w:pPr>
+        <w:pStyle w:val="ListParagraph"/>
+        <w:ind w:left="420"/>
+        <w:rPr>
+          <w:sz w:val="28"/>
+          <w:szCs w:val="28"/>
+        </w:rPr>
+      </w:pPr>
+    </w:p>
+    <w:p>
+      <w:pPr>
+        <w:pStyle w:val="ListParagraph"/>
+        <w:ind w:left="420"/>
+        <w:rPr>
+          <w:sz w:val="28"/>
+          <w:szCs w:val="28"/>
+        </w:rPr>
+      </w:pPr>
+    </w:p>
+    <w:p>
+      <w:pPr>
+        <w:pStyle w:val="ListParagraph"/>
+        <w:ind w:left="420"/>
+        <w:rPr>
+          <w:sz w:val="28"/>
+          <w:szCs w:val="28"/>
+        </w:rPr>
+      </w:pPr>
+    </w:p>
+    <w:p>
+      <w:pPr>
+        <w:pStyle w:val="ListParagraph"/>
+        <w:ind w:left="420"/>
+        <w:rPr>
+          <w:sz w:val="28"/>
+          <w:szCs w:val="28"/>
+        </w:rPr>
+      </w:pPr>
+    </w:p>
+    <w:p>
+      <w:pPr>
+        <w:pStyle w:val="ListParagraph"/>
+        <w:ind w:left="420"/>
+        <w:rPr>
+          <w:sz w:val="28"/>
+          <w:szCs w:val="28"/>
+        </w:rPr>
+      </w:pPr>
+    </w:p>
+    <w:p>
+      <w:pPr>
+        <w:pStyle w:val="ListParagraph"/>
+        <w:ind w:left="420"/>
+        <w:rPr>
+          <w:sz w:val="28"/>
+          <w:szCs w:val="28"/>
+        </w:rPr>
+      </w:pPr>
+    </w:p>
+    <w:p>
+      <w:pPr>
+        <w:pStyle w:val="ListParagraph"/>
+        <w:ind w:left="420"/>
+        <w:rPr>
+          <w:sz w:val="28"/>
+          <w:szCs w:val="28"/>
+        </w:rPr>
+      </w:pPr>
+      <w:r>
+        <w:rPr>
+          <w:sz w:val="28"/>
+          <w:szCs w:val="28"/>
+        </w:rPr>
+        <w:lastRenderedPageBreak/>
         <w:t xml:space="preserve"> </w:t>
       </w:r>
       <w:r>
@@ -3006,7 +3174,6 @@
           <w:sz w:val="28"/>
           <w:szCs w:val="28"/>
         </w:rPr>
-        <w:lastRenderedPageBreak/>
         <w:drawing>
           <wp:inline distT="0" distB="0" distL="0" distR="0" wp14:anchorId="31BE325A" wp14:editId="1EF4342D">
             <wp:extent cx="5731510" cy="3495040"/>
@@ -3171,12 +3338,16 @@
           <w:numId w:val="1"/>
         </w:numPr>
         <w:rPr>
-          <w:sz w:val="28"/>
-          <w:szCs w:val="28"/>
-        </w:rPr>
-      </w:pPr>
-      <w:r>
-        <w:rPr>
+          <w:b/>
+          <w:bCs/>
+          <w:sz w:val="28"/>
+          <w:szCs w:val="28"/>
+        </w:rPr>
+      </w:pPr>
+      <w:r>
+        <w:rPr>
+          <w:b/>
+          <w:bCs/>
           <w:sz w:val="28"/>
           <w:szCs w:val="28"/>
         </w:rPr>
@@ -3197,7 +3368,6 @@
           <w:sz w:val="28"/>
           <w:szCs w:val="28"/>
         </w:rPr>
-        <w:lastRenderedPageBreak/>
         <w:t>T</w:t>
       </w:r>
       <w:r>
@@ -3485,12 +3655,16 @@
           <w:numId w:val="1"/>
         </w:numPr>
         <w:rPr>
-          <w:sz w:val="28"/>
-          <w:szCs w:val="28"/>
-        </w:rPr>
-      </w:pPr>
-      <w:r>
-        <w:rPr>
+          <w:b/>
+          <w:bCs/>
+          <w:sz w:val="28"/>
+          <w:szCs w:val="28"/>
+        </w:rPr>
+      </w:pPr>
+      <w:r>
+        <w:rPr>
+          <w:b/>
+          <w:bCs/>
           <w:sz w:val="28"/>
           <w:szCs w:val="28"/>
         </w:rPr>
@@ -3649,12 +3823,16 @@
         <w:pStyle w:val="ListParagraph"/>
         <w:ind w:left="420"/>
         <w:rPr>
-          <w:sz w:val="28"/>
-          <w:szCs w:val="28"/>
-        </w:rPr>
-      </w:pPr>
-      <w:r>
-        <w:rPr>
+          <w:b/>
+          <w:bCs/>
+          <w:sz w:val="28"/>
+          <w:szCs w:val="28"/>
+        </w:rPr>
+      </w:pPr>
+      <w:r>
+        <w:rPr>
+          <w:b/>
+          <w:bCs/>
           <w:sz w:val="28"/>
           <w:szCs w:val="28"/>
         </w:rPr>
@@ -3885,6 +4063,86 @@
       </w:pPr>
       <w:r>
         <w:rPr>
+          <w:sz w:val="28"/>
+          <w:szCs w:val="28"/>
+        </w:rPr>
+        <w:lastRenderedPageBreak/>
+        <w:drawing>
+          <wp:inline distT="0" distB="0" distL="0" distR="0" wp14:anchorId="2C98689D" wp14:editId="6DF209DA">
+            <wp:extent cx="2704454" cy="5953786"/>
+            <wp:effectExtent l="0" t="0" r="1270" b="0"/>
+            <wp:docPr id="909612117" name="Picture 1"/>
+            <wp:cNvGraphicFramePr>
+              <a:graphicFrameLocks xmlns:a="http://schemas.openxmlformats.org/drawingml/2006/main" noChangeAspect="1"/>
+            </wp:cNvGraphicFramePr>
+            <a:graphic xmlns:a="http://schemas.openxmlformats.org/drawingml/2006/main">
+              <a:graphicData uri="http://schemas.openxmlformats.org/drawingml/2006/picture">
+                <pic:pic xmlns:pic="http://schemas.openxmlformats.org/drawingml/2006/picture">
+                  <pic:nvPicPr>
+                    <pic:cNvPr id="1673107435" name=""/>
+                    <pic:cNvPicPr/>
+                  </pic:nvPicPr>
+                  <pic:blipFill>
+                    <a:blip r:embed="rId14"/>
+                    <a:stretch>
+                      <a:fillRect/>
+                    </a:stretch>
+                  </pic:blipFill>
+                  <pic:spPr>
+                    <a:xfrm>
+                      <a:off x="0" y="0"/>
+                      <a:ext cx="2712481" cy="5971457"/>
+                    </a:xfrm>
+                    <a:prstGeom prst="rect">
+                      <a:avLst/>
+                    </a:prstGeom>
+                  </pic:spPr>
+                </pic:pic>
+              </a:graphicData>
+            </a:graphic>
+          </wp:inline>
+        </w:drawing>
+      </w:r>
+      <w:r>
+        <w:rPr>
+          <w:i/>
+          <w:iCs/>
+        </w:rPr>
+        <w:t>Apple Safari</w:t>
+      </w:r>
+      <w:r>
+        <w:rPr>
+          <w:i/>
+          <w:iCs/>
+        </w:rPr>
+        <w:t xml:space="preserve"> screenshot</w:t>
+      </w:r>
+    </w:p>
+    <w:p>
+      <w:pPr>
+        <w:pStyle w:val="ListParagraph"/>
+        <w:ind w:left="420"/>
+        <w:rPr>
+          <w:sz w:val="28"/>
+          <w:szCs w:val="28"/>
+        </w:rPr>
+      </w:pPr>
+    </w:p>
+    <w:p>
+      <w:pPr>
+        <w:pStyle w:val="ListParagraph"/>
+        <w:ind w:left="420"/>
+        <w:rPr>
+          <w:b/>
+          <w:bCs/>
+          <w:sz w:val="28"/>
+          <w:szCs w:val="28"/>
+        </w:rPr>
+      </w:pPr>
+      <w:r>
+        <w:rPr>
+          <w:b/>
+          <w:bCs/>
           <w:sz w:val="28"/>
           <w:szCs w:val="28"/>
         </w:rPr>
@@ -4065,8 +4323,8 @@
         <w:pStyle w:val="ListParagraph"/>
         <w:ind w:left="420"/>
         <w:rPr>
-          <w:sz w:val="28"/>
-          <w:szCs w:val="28"/>
+          <w:i/>
+          <w:iCs/>
         </w:rPr>
       </w:pPr>
       <w:r>
@@ -4075,6 +4333,13 @@
           <w:szCs w:val="28"/>
         </w:rPr>
         <w:t xml:space="preserve"> </w:t>
+      </w:r>
+      <w:r>
+        <w:rPr>
+          <w:i/>
+          <w:iCs/>
+        </w:rPr>
+        <w:t>Computer device screenshot</w:t>
       </w:r>
     </w:p>
     <w:p>
@@ -4134,6 +4399,23 @@
         <w:pStyle w:val="ListParagraph"/>
         <w:ind w:left="420"/>
         <w:rPr>
+          <w:i/>
+          <w:iCs/>
+        </w:rPr>
+      </w:pPr>
+      <w:r>
+        <w:rPr>
+          <w:i/>
+          <w:iCs/>
+        </w:rPr>
+        <w:t xml:space="preserve">Handheld (mobile) device </w:t>
+      </w:r>
+    </w:p>
+    <w:p>
+      <w:pPr>
+        <w:pStyle w:val="ListParagraph"/>
+        <w:ind w:left="420"/>
+        <w:rPr>
           <w:sz w:val="28"/>
           <w:szCs w:val="28"/>
         </w:rPr>
@@ -4157,12 +4439,16 @@
           <w:numId w:val="1"/>
         </w:numPr>
         <w:rPr>
-          <w:sz w:val="28"/>
-          <w:szCs w:val="28"/>
-        </w:rPr>
-      </w:pPr>
-      <w:r>
-        <w:rPr>
+          <w:b/>
+          <w:bCs/>
+          <w:sz w:val="28"/>
+          <w:szCs w:val="28"/>
+        </w:rPr>
+      </w:pPr>
+      <w:r>
+        <w:rPr>
+          <w:b/>
+          <w:bCs/>
           <w:sz w:val="28"/>
           <w:szCs w:val="28"/>
         </w:rPr>
@@ -4903,12 +5189,16 @@
           <w:numId w:val="1"/>
         </w:numPr>
         <w:rPr>
-          <w:sz w:val="28"/>
-          <w:szCs w:val="28"/>
-        </w:rPr>
-      </w:pPr>
-      <w:r>
-        <w:rPr>
+          <w:b/>
+          <w:bCs/>
+          <w:sz w:val="28"/>
+          <w:szCs w:val="28"/>
+        </w:rPr>
+      </w:pPr>
+      <w:r>
+        <w:rPr>
+          <w:b/>
+          <w:bCs/>
           <w:sz w:val="28"/>
           <w:szCs w:val="28"/>
         </w:rPr>
@@ -4916,6 +5206,8 @@
       </w:r>
       <w:r>
         <w:rPr>
+          <w:b/>
+          <w:bCs/>
           <w:sz w:val="28"/>
           <w:szCs w:val="28"/>
         </w:rPr>
@@ -4936,8 +5228,391 @@
           <w:sz w:val="28"/>
           <w:szCs w:val="28"/>
         </w:rPr>
+        <w:t>We</w:t>
+      </w:r>
+      <w:r>
+        <w:rPr>
+          <w:sz w:val="28"/>
+          <w:szCs w:val="28"/>
+        </w:rPr>
+        <w:t>b design always leaves room for future developments and improvements to the site.</w:t>
+      </w:r>
+      <w:r>
+        <w:rPr>
+          <w:sz w:val="28"/>
+          <w:szCs w:val="28"/>
+        </w:rPr>
         <w:t xml:space="preserve"> </w:t>
       </w:r>
+      <w:r>
+        <w:rPr>
+          <w:sz w:val="28"/>
+          <w:szCs w:val="28"/>
+        </w:rPr>
+        <w:t>A well-maintained website enhances brand image, better traffic, more leads, and the bottom line. Neglecting website maintenance has grave repercussions, from poor search engine rankings to a spoiled reputation</w:t>
+      </w:r>
+      <w:r>
+        <w:rPr>
+          <w:sz w:val="28"/>
+          <w:szCs w:val="28"/>
+        </w:rPr>
+        <w:t xml:space="preserve"> </w:t>
+      </w:r>
+      <w:sdt>
+        <w:sdtPr>
+          <w:rPr>
+            <w:sz w:val="28"/>
+            <w:szCs w:val="28"/>
+          </w:rPr>
+          <w:id w:val="-2069947448"/>
+          <w:citation/>
+        </w:sdtPr>
+        <w:sdtContent>
+          <w:r>
+            <w:rPr>
+              <w:sz w:val="28"/>
+              <w:szCs w:val="28"/>
+            </w:rPr>
+            <w:fldChar w:fldCharType="begin"/>
+          </w:r>
+          <w:r>
+            <w:rPr>
+              <w:sz w:val="28"/>
+              <w:szCs w:val="28"/>
+              <w:lang w:val="en-GB"/>
+            </w:rPr>
+            <w:instrText xml:space="preserve"> CITATION Tha24 \l 2057 </w:instrText>
+          </w:r>
+          <w:r>
+            <w:rPr>
+              <w:sz w:val="28"/>
+              <w:szCs w:val="28"/>
+            </w:rPr>
+            <w:fldChar w:fldCharType="separate"/>
+          </w:r>
+          <w:r>
+            <w:rPr>
+              <w:noProof/>
+              <w:sz w:val="28"/>
+              <w:szCs w:val="28"/>
+              <w:lang w:val="en-GB"/>
+            </w:rPr>
+            <w:t>(Thakur, 2024)</w:t>
+          </w:r>
+          <w:r>
+            <w:rPr>
+              <w:sz w:val="28"/>
+              <w:szCs w:val="28"/>
+            </w:rPr>
+            <w:fldChar w:fldCharType="end"/>
+          </w:r>
+        </w:sdtContent>
+      </w:sdt>
+      <w:r>
+        <w:rPr>
+          <w:sz w:val="28"/>
+          <w:szCs w:val="28"/>
+        </w:rPr>
+        <w:t xml:space="preserve">. </w:t>
+      </w:r>
+      <w:r>
+        <w:rPr>
+          <w:sz w:val="28"/>
+          <w:szCs w:val="28"/>
+        </w:rPr>
+        <w:t xml:space="preserve">This ensures that the website is guaranteed long-term success due to factors such as </w:t>
+      </w:r>
+      <w:r>
+        <w:rPr>
+          <w:sz w:val="28"/>
+          <w:szCs w:val="28"/>
+        </w:rPr>
+        <w:t>improve</w:t>
+      </w:r>
+      <w:r>
+        <w:rPr>
+          <w:sz w:val="28"/>
+          <w:szCs w:val="28"/>
+        </w:rPr>
+        <w:t>d</w:t>
+      </w:r>
+      <w:r>
+        <w:rPr>
+          <w:sz w:val="28"/>
+          <w:szCs w:val="28"/>
+        </w:rPr>
+        <w:t xml:space="preserve"> user experience, </w:t>
+      </w:r>
+      <w:r>
+        <w:rPr>
+          <w:sz w:val="28"/>
+          <w:szCs w:val="28"/>
+        </w:rPr>
+        <w:t xml:space="preserve">mobile responsiveness and </w:t>
+      </w:r>
+      <w:r>
+        <w:rPr>
+          <w:sz w:val="28"/>
+          <w:szCs w:val="28"/>
+        </w:rPr>
+        <w:t xml:space="preserve">up-to-date content. The developments and improvements that </w:t>
+      </w:r>
+      <w:r>
+        <w:rPr>
+          <w:sz w:val="28"/>
+          <w:szCs w:val="28"/>
+        </w:rPr>
+        <w:t>I</w:t>
+      </w:r>
+      <w:r>
+        <w:rPr>
+          <w:sz w:val="28"/>
+          <w:szCs w:val="28"/>
+        </w:rPr>
+        <w:t xml:space="preserve"> would make to my website in the future include</w:t>
+      </w:r>
+      <w:r>
+        <w:rPr>
+          <w:sz w:val="28"/>
+          <w:szCs w:val="28"/>
+        </w:rPr>
+        <w:t>:</w:t>
+      </w:r>
+    </w:p>
+    <w:tbl>
+      <w:tblPr>
+        <w:tblStyle w:val="TableGrid"/>
+        <w:tblW w:w="0" w:type="auto"/>
+        <w:tblInd w:w="420" w:type="dxa"/>
+        <w:tblLook w:val="04A0" w:firstRow="1" w:lastRow="0" w:firstColumn="1" w:lastColumn="0" w:noHBand="0" w:noVBand="1"/>
+      </w:tblPr>
+      <w:tblGrid>
+        <w:gridCol w:w="2410"/>
+        <w:gridCol w:w="6186"/>
+      </w:tblGrid>
+      <w:tr>
+        <w:tc>
+          <w:tcPr>
+            <w:tcW w:w="2410" w:type="dxa"/>
+          </w:tcPr>
+          <w:p>
+            <w:pPr>
+              <w:pStyle w:val="ListParagraph"/>
+              <w:ind w:left="0"/>
+              <w:rPr>
+                <w:sz w:val="28"/>
+                <w:szCs w:val="28"/>
+              </w:rPr>
+            </w:pPr>
+            <w:r>
+              <w:rPr>
+                <w:sz w:val="28"/>
+                <w:szCs w:val="28"/>
+              </w:rPr>
+              <w:t xml:space="preserve">WEB PAGE </w:t>
+            </w:r>
+          </w:p>
+        </w:tc>
+        <w:tc>
+          <w:tcPr>
+            <w:tcW w:w="6186" w:type="dxa"/>
+          </w:tcPr>
+          <w:p>
+            <w:pPr>
+              <w:pStyle w:val="ListParagraph"/>
+              <w:ind w:left="0"/>
+              <w:rPr>
+                <w:sz w:val="28"/>
+                <w:szCs w:val="28"/>
+              </w:rPr>
+            </w:pPr>
+            <w:r>
+              <w:rPr>
+                <w:sz w:val="28"/>
+                <w:szCs w:val="28"/>
+              </w:rPr>
+              <w:t xml:space="preserve">DEVELOPMENTS AND FEATURES </w:t>
+            </w:r>
+          </w:p>
+        </w:tc>
+      </w:tr>
+      <w:tr>
+        <w:tc>
+          <w:tcPr>
+            <w:tcW w:w="2410" w:type="dxa"/>
+          </w:tcPr>
+          <w:p>
+            <w:pPr>
+              <w:pStyle w:val="ListParagraph"/>
+              <w:ind w:left="0"/>
+              <w:rPr>
+                <w:sz w:val="28"/>
+                <w:szCs w:val="28"/>
+              </w:rPr>
+            </w:pPr>
+            <w:r>
+              <w:rPr>
+                <w:sz w:val="28"/>
+                <w:szCs w:val="28"/>
+              </w:rPr>
+              <w:t>Products</w:t>
+            </w:r>
+          </w:p>
+        </w:tc>
+        <w:tc>
+          <w:tcPr>
+            <w:tcW w:w="6186" w:type="dxa"/>
+          </w:tcPr>
+          <w:p>
+            <w:pPr>
+              <w:pStyle w:val="ListParagraph"/>
+              <w:numPr>
+                <w:ilvl w:val="0"/>
+                <w:numId w:val="7"/>
+              </w:numPr>
+              <w:rPr>
+                <w:sz w:val="28"/>
+                <w:szCs w:val="28"/>
+              </w:rPr>
+            </w:pPr>
+            <w:r>
+              <w:rPr>
+                <w:sz w:val="28"/>
+                <w:szCs w:val="28"/>
+              </w:rPr>
+              <w:t>Add an “order now” or add to cart feature for all products</w:t>
+            </w:r>
+          </w:p>
+          <w:p>
+            <w:pPr>
+              <w:pStyle w:val="ListParagraph"/>
+              <w:numPr>
+                <w:ilvl w:val="0"/>
+                <w:numId w:val="7"/>
+              </w:numPr>
+              <w:rPr>
+                <w:sz w:val="28"/>
+                <w:szCs w:val="28"/>
+              </w:rPr>
+            </w:pPr>
+            <w:r>
+              <w:rPr>
+                <w:sz w:val="28"/>
+                <w:szCs w:val="28"/>
+              </w:rPr>
+              <w:t xml:space="preserve">Add </w:t>
+            </w:r>
+            <w:r>
+              <w:rPr>
+                <w:sz w:val="28"/>
+                <w:szCs w:val="28"/>
+              </w:rPr>
+              <w:t>more images to the products images instead of text</w:t>
+            </w:r>
+          </w:p>
+        </w:tc>
+      </w:tr>
+      <w:tr>
+        <w:tc>
+          <w:tcPr>
+            <w:tcW w:w="2410" w:type="dxa"/>
+          </w:tcPr>
+          <w:p>
+            <w:pPr>
+              <w:pStyle w:val="ListParagraph"/>
+              <w:ind w:left="0"/>
+              <w:rPr>
+                <w:sz w:val="28"/>
+                <w:szCs w:val="28"/>
+              </w:rPr>
+            </w:pPr>
+            <w:r>
+              <w:rPr>
+                <w:sz w:val="28"/>
+                <w:szCs w:val="28"/>
+              </w:rPr>
+              <w:t xml:space="preserve">Contact </w:t>
+            </w:r>
+          </w:p>
+        </w:tc>
+        <w:tc>
+          <w:tcPr>
+            <w:tcW w:w="6186" w:type="dxa"/>
+          </w:tcPr>
+          <w:p>
+            <w:pPr>
+              <w:pStyle w:val="ListParagraph"/>
+              <w:numPr>
+                <w:ilvl w:val="0"/>
+                <w:numId w:val="8"/>
+              </w:numPr>
+              <w:rPr>
+                <w:sz w:val="28"/>
+                <w:szCs w:val="28"/>
+              </w:rPr>
+            </w:pPr>
+            <w:r>
+              <w:rPr>
+                <w:sz w:val="28"/>
+                <w:szCs w:val="28"/>
+              </w:rPr>
+              <w:t xml:space="preserve">Add </w:t>
+            </w:r>
+            <w:r>
+              <w:rPr>
+                <w:sz w:val="28"/>
+                <w:szCs w:val="28"/>
+              </w:rPr>
+              <w:t>Google Maps location feature</w:t>
+            </w:r>
+          </w:p>
+        </w:tc>
+      </w:tr>
+      <w:tr>
+        <w:tc>
+          <w:tcPr>
+            <w:tcW w:w="2410" w:type="dxa"/>
+          </w:tcPr>
+          <w:p>
+            <w:pPr>
+              <w:pStyle w:val="ListParagraph"/>
+              <w:ind w:left="0"/>
+              <w:rPr>
+                <w:sz w:val="28"/>
+                <w:szCs w:val="28"/>
+              </w:rPr>
+            </w:pPr>
+          </w:p>
+        </w:tc>
+        <w:tc>
+          <w:tcPr>
+            <w:tcW w:w="6186" w:type="dxa"/>
+          </w:tcPr>
+          <w:p>
+            <w:pPr>
+              <w:pStyle w:val="ListParagraph"/>
+              <w:numPr>
+                <w:ilvl w:val="0"/>
+                <w:numId w:val="8"/>
+              </w:numPr>
+              <w:rPr>
+                <w:sz w:val="28"/>
+                <w:szCs w:val="28"/>
+              </w:rPr>
+            </w:pPr>
+          </w:p>
+        </w:tc>
+      </w:tr>
+    </w:tbl>
+    <w:p>
+      <w:pPr>
+        <w:pStyle w:val="ListParagraph"/>
+        <w:ind w:left="420"/>
+        <w:rPr>
+          <w:sz w:val="28"/>
+          <w:szCs w:val="28"/>
+        </w:rPr>
+      </w:pPr>
     </w:p>
     <w:p>
       <w:pPr>
@@ -5124,16 +5799,16 @@
 <file path=word/numbering.xml><?xml version="1.0" encoding="utf-8"?>
 <w:numbering xmlns:wpc="http://schemas.microsoft.com/office/word/2010/wordprocessingCanvas" xmlns:cx="http://schemas.microsoft.com/office/drawing/2014/chartex" xmlns:cx1="http://schemas.microsoft.com/office/drawing/2015/9/8/chartex" xmlns:cx2="http://schemas.microsoft.com/office/drawing/2015/10/21/chartex" xmlns:cx3="http://schemas.microsoft.com/office/drawing/2016/5/9/chartex" xmlns:cx4="http://schemas.microsoft.com/office/drawing/2016/5/10/chartex" xmlns:cx5="http://schemas.microsoft.com/office/drawing/2016/5/11/chartex" xmlns:cx6="http://schemas.microsoft.com/office/drawing/2016/5/12/chartex" xmlns:cx7="http://schemas.microsoft.com/office/drawing/2016/5/13/chartex" xmlns:cx8="http://schemas.microsoft.com/office/drawing/2016/5/14/chartex" xmlns:mc="http://schemas.openxmlformats.org/markup-compatibility/2006" xmlns:aink="http://schemas.microsoft.com/office/drawing/2016/ink" xmlns:am3d="http://schemas.microsoft.com/office/drawing/2017/model3d" xmlns:o="urn:schemas-microsoft-com:office:office" xmlns:oel="http://schemas.microsoft.com/office/2019/extlst" xmlns:r="http://schemas.openxmlformats.org/officeDocument/2006/relationships" xmlns:m="http://schemas.openxmlformats.org/officeDocument/2006/math" xmlns:v="urn:schemas-microsoft-com:vml" xmlns:wp14="http://schemas.microsoft.com/office/word/2010/wordprocessingDrawing" xmlns:wp="http://schemas.openxmlformats.org/drawingml/2006/wordprocessingDrawing" xmlns:w10="urn:schemas-microsoft-com:office:word" xmlns:w="http://schemas.openxmlformats.org/wordprocessingml/2006/main" xmlns:w14="http://schemas.microsoft.com/office/word/2010/wordml" xmlns:w15="http://schemas.microsoft.com/office/word/2012/wordml" xmlns:w16cex="http://schemas.microsoft.com/office/word/2018/wordml/cex" xmlns:w16cid="http://schemas.microsoft.com/office/word/2016/wordml/cid" xmlns:w16="http://schemas.microsoft.com/office/word/2018/wordml" xmlns:w16du="http://schemas.microsoft.com/office/word/2023/wordml/word16du" xmlns:w16sdtdh="http://schemas.microsoft.com/office/word/2020/wordml/sdtdatahash" xmlns:w16sdtfl="http://schemas.microsoft.com/office/word/2024/wordml/sdtformatlock" xmlns:w16se="http://schemas.microsoft.com/office/word/2015/wordml/symex" xmlns:wpg="http://schemas.microsoft.com/office/word/2010/wordprocessingGroup" xmlns:wpi="http://schemas.microsoft.com/office/word/2010/wordprocessingInk" xmlns:wne="http://schemas.microsoft.com/office/word/2006/wordml" xmlns:wps="http://schemas.microsoft.com/office/word/2010/wordprocessingShape" mc:Ignorable="w14 w15 w16se w16cid w16 w16cex w16sdtdh w16sdtfl w16du wp14">
   <w:abstractNum w:abstractNumId="0" w15:restartNumberingAfterBreak="0">
-    <w:nsid w:val="234E0D83"/>
+    <w:nsid w:val="0A3425DE"/>
     <w:multiLevelType w:val="hybridMultilevel"/>
-    <w:tmpl w:val="F4749DCE"/>
+    <w:tmpl w:val="F4E478BA"/>
     <w:lvl w:ilvl="0" w:tplc="20000001">
       <w:start w:val="1"/>
       <w:numFmt w:val="bullet"/>
       <w:lvlText w:val=""/>
       <w:lvlJc w:val="left"/>
       <w:pPr>
-        <w:ind w:left="720" w:hanging="360"/>
+        <w:ind w:left="1140" w:hanging="360"/>
       </w:pPr>
       <w:rPr>
         <w:rFonts w:ascii="Symbol" w:hAnsi="Symbol" w:hint="default"/>
@@ -5145,7 +5820,7 @@
       <w:lvlText w:val="o"/>
       <w:lvlJc w:val="left"/>
       <w:pPr>
-        <w:ind w:left="1440" w:hanging="360"/>
+        <w:ind w:left="1860" w:hanging="360"/>
       </w:pPr>
       <w:rPr>
         <w:rFonts w:ascii="Courier New" w:hAnsi="Courier New" w:cs="Courier New" w:hint="default"/>
@@ -5157,7 +5832,7 @@
       <w:lvlText w:val=""/>
       <w:lvlJc w:val="left"/>
       <w:pPr>
-        <w:ind w:left="2160" w:hanging="360"/>
+        <w:ind w:left="2580" w:hanging="360"/>
       </w:pPr>
       <w:rPr>
         <w:rFonts w:ascii="Wingdings" w:hAnsi="Wingdings" w:hint="default"/>
@@ -5169,7 +5844,7 @@
       <w:lvlText w:val=""/>
       <w:lvlJc w:val="left"/>
       <w:pPr>
-        <w:ind w:left="2880" w:hanging="360"/>
+        <w:ind w:left="3300" w:hanging="360"/>
       </w:pPr>
       <w:rPr>
         <w:rFonts w:ascii="Symbol" w:hAnsi="Symbol" w:hint="default"/>
@@ -5181,7 +5856,7 @@
       <w:lvlText w:val="o"/>
       <w:lvlJc w:val="left"/>
       <w:pPr>
-        <w:ind w:left="3600" w:hanging="360"/>
+        <w:ind w:left="4020" w:hanging="360"/>
       </w:pPr>
       <w:rPr>
         <w:rFonts w:ascii="Courier New" w:hAnsi="Courier New" w:cs="Courier New" w:hint="default"/>
@@ -5193,7 +5868,7 @@
       <w:lvlText w:val=""/>
       <w:lvlJc w:val="left"/>
       <w:pPr>
-        <w:ind w:left="4320" w:hanging="360"/>
+        <w:ind w:left="4740" w:hanging="360"/>
       </w:pPr>
       <w:rPr>
         <w:rFonts w:ascii="Wingdings" w:hAnsi="Wingdings" w:hint="default"/>
@@ -5205,7 +5880,7 @@
       <w:lvlText w:val=""/>
       <w:lvlJc w:val="left"/>
       <w:pPr>
-        <w:ind w:left="5040" w:hanging="360"/>
+        <w:ind w:left="5460" w:hanging="360"/>
       </w:pPr>
       <w:rPr>
         <w:rFonts w:ascii="Symbol" w:hAnsi="Symbol" w:hint="default"/>
@@ -5217,7 +5892,7 @@
       <w:lvlText w:val="o"/>
       <w:lvlJc w:val="left"/>
       <w:pPr>
-        <w:ind w:left="5760" w:hanging="360"/>
+        <w:ind w:left="6180" w:hanging="360"/>
       </w:pPr>
       <w:rPr>
         <w:rFonts w:ascii="Courier New" w:hAnsi="Courier New" w:cs="Courier New" w:hint="default"/>
@@ -5229,7 +5904,7 @@
       <w:lvlText w:val=""/>
       <w:lvlJc w:val="left"/>
       <w:pPr>
-        <w:ind w:left="6480" w:hanging="360"/>
+        <w:ind w:left="6900" w:hanging="360"/>
       </w:pPr>
       <w:rPr>
         <w:rFonts w:ascii="Wingdings" w:hAnsi="Wingdings" w:hint="default"/>
@@ -5237,16 +5912,16 @@
     </w:lvl>
   </w:abstractNum>
   <w:abstractNum w:abstractNumId="1" w15:restartNumberingAfterBreak="0">
-    <w:nsid w:val="35A774E9"/>
+    <w:nsid w:val="234E0D83"/>
     <w:multiLevelType w:val="hybridMultilevel"/>
-    <w:tmpl w:val="C262B85E"/>
+    <w:tmpl w:val="F4749DCE"/>
     <w:lvl w:ilvl="0" w:tplc="20000001">
       <w:start w:val="1"/>
       <w:numFmt w:val="bullet"/>
       <w:lvlText w:val=""/>
       <w:lvlJc w:val="left"/>
       <w:pPr>
-        <w:ind w:left="1140" w:hanging="360"/>
+        <w:ind w:left="720" w:hanging="360"/>
       </w:pPr>
       <w:rPr>
         <w:rFonts w:ascii="Symbol" w:hAnsi="Symbol" w:hint="default"/>
@@ -5258,7 +5933,7 @@
       <w:lvlText w:val="o"/>
       <w:lvlJc w:val="left"/>
       <w:pPr>
-        <w:ind w:left="1860" w:hanging="360"/>
+        <w:ind w:left="1440" w:hanging="360"/>
       </w:pPr>
       <w:rPr>
         <w:rFonts w:ascii="Courier New" w:hAnsi="Courier New" w:cs="Courier New" w:hint="default"/>
@@ -5270,7 +5945,7 @@
       <w:lvlText w:val=""/>
       <w:lvlJc w:val="left"/>
       <w:pPr>
-        <w:ind w:left="2580" w:hanging="360"/>
+        <w:ind w:left="2160" w:hanging="360"/>
       </w:pPr>
       <w:rPr>
         <w:rFonts w:ascii="Wingdings" w:hAnsi="Wingdings" w:hint="default"/>
@@ -5282,7 +5957,7 @@
       <w:lvlText w:val=""/>
       <w:lvlJc w:val="left"/>
       <w:pPr>
-        <w:ind w:left="3300" w:hanging="360"/>
+        <w:ind w:left="2880" w:hanging="360"/>
       </w:pPr>
       <w:rPr>
         <w:rFonts w:ascii="Symbol" w:hAnsi="Symbol" w:hint="default"/>
@@ -5294,7 +5969,7 @@
       <w:lvlText w:val="o"/>
       <w:lvlJc w:val="left"/>
       <w:pPr>
-        <w:ind w:left="4020" w:hanging="360"/>
+        <w:ind w:left="3600" w:hanging="360"/>
       </w:pPr>
       <w:rPr>
         <w:rFonts w:ascii="Courier New" w:hAnsi="Courier New" w:cs="Courier New" w:hint="default"/>
@@ -5306,7 +5981,7 @@
       <w:lvlText w:val=""/>
       <w:lvlJc w:val="left"/>
       <w:pPr>
-        <w:ind w:left="4740" w:hanging="360"/>
+        <w:ind w:left="4320" w:hanging="360"/>
       </w:pPr>
       <w:rPr>
         <w:rFonts w:ascii="Wingdings" w:hAnsi="Wingdings" w:hint="default"/>
@@ -5318,7 +5993,7 @@
       <w:lvlText w:val=""/>
       <w:lvlJc w:val="left"/>
       <w:pPr>
-        <w:ind w:left="5460" w:hanging="360"/>
+        <w:ind w:left="5040" w:hanging="360"/>
       </w:pPr>
       <w:rPr>
         <w:rFonts w:ascii="Symbol" w:hAnsi="Symbol" w:hint="default"/>
@@ -5330,7 +6005,7 @@
       <w:lvlText w:val="o"/>
       <w:lvlJc w:val="left"/>
       <w:pPr>
-        <w:ind w:left="6180" w:hanging="360"/>
+        <w:ind w:left="5760" w:hanging="360"/>
       </w:pPr>
       <w:rPr>
         <w:rFonts w:ascii="Courier New" w:hAnsi="Courier New" w:cs="Courier New" w:hint="default"/>
@@ -5342,7 +6017,7 @@
       <w:lvlText w:val=""/>
       <w:lvlJc w:val="left"/>
       <w:pPr>
-        <w:ind w:left="6900" w:hanging="360"/>
+        <w:ind w:left="6480" w:hanging="360"/>
       </w:pPr>
       <w:rPr>
         <w:rFonts w:ascii="Wingdings" w:hAnsi="Wingdings" w:hint="default"/>
@@ -5350,6 +6025,345 @@
     </w:lvl>
   </w:abstractNum>
   <w:abstractNum w:abstractNumId="2" w15:restartNumberingAfterBreak="0">
+    <w:nsid w:val="28C727CD"/>
+    <w:multiLevelType w:val="hybridMultilevel"/>
+    <w:tmpl w:val="4F92FFD4"/>
+    <w:lvl w:ilvl="0" w:tplc="20000001">
+      <w:start w:val="1"/>
+      <w:numFmt w:val="bullet"/>
+      <w:lvlText w:val=""/>
+      <w:lvlJc w:val="left"/>
+      <w:pPr>
+        <w:ind w:left="720" w:hanging="360"/>
+      </w:pPr>
+      <w:rPr>
+        <w:rFonts w:ascii="Symbol" w:hAnsi="Symbol" w:hint="default"/>
+      </w:rPr>
+    </w:lvl>
+    <w:lvl w:ilvl="1" w:tplc="20000003" w:tentative="1">
+      <w:start w:val="1"/>
+      <w:numFmt w:val="bullet"/>
+      <w:lvlText w:val="o"/>
+      <w:lvlJc w:val="left"/>
+      <w:pPr>
+        <w:ind w:left="1440" w:hanging="360"/>
+      </w:pPr>
+      <w:rPr>
+        <w:rFonts w:ascii="Courier New" w:hAnsi="Courier New" w:cs="Courier New" w:hint="default"/>
+      </w:rPr>
+    </w:lvl>
+    <w:lvl w:ilvl="2" w:tplc="20000005" w:tentative="1">
+      <w:start w:val="1"/>
+      <w:numFmt w:val="bullet"/>
+      <w:lvlText w:val=""/>
+      <w:lvlJc w:val="left"/>
+      <w:pPr>
+        <w:ind w:left="2160" w:hanging="360"/>
+      </w:pPr>
+      <w:rPr>
+        <w:rFonts w:ascii="Wingdings" w:hAnsi="Wingdings" w:hint="default"/>
+      </w:rPr>
+    </w:lvl>
+    <w:lvl w:ilvl="3" w:tplc="20000001" w:tentative="1">
+      <w:start w:val="1"/>
+      <w:numFmt w:val="bullet"/>
+      <w:lvlText w:val=""/>
+      <w:lvlJc w:val="left"/>
+      <w:pPr>
+        <w:ind w:left="2880" w:hanging="360"/>
+      </w:pPr>
+      <w:rPr>
+        <w:rFonts w:ascii="Symbol" w:hAnsi="Symbol" w:hint="default"/>
+      </w:rPr>
+    </w:lvl>
+    <w:lvl w:ilvl="4" w:tplc="20000003" w:tentative="1">
+      <w:start w:val="1"/>
+      <w:numFmt w:val="bullet"/>
+      <w:lvlText w:val="o"/>
+      <w:lvlJc w:val="left"/>
+      <w:pPr>
+        <w:ind w:left="3600" w:hanging="360"/>
+      </w:pPr>
+      <w:rPr>
+        <w:rFonts w:ascii="Courier New" w:hAnsi="Courier New" w:cs="Courier New" w:hint="default"/>
+      </w:rPr>
+    </w:lvl>
+    <w:lvl w:ilvl="5" w:tplc="20000005" w:tentative="1">
+      <w:start w:val="1"/>
+      <w:numFmt w:val="bullet"/>
+      <w:lvlText w:val=""/>
+      <w:lvlJc w:val="left"/>
+      <w:pPr>
+        <w:ind w:left="4320" w:hanging="360"/>
+      </w:pPr>
+      <w:rPr>
+        <w:rFonts w:ascii="Wingdings" w:hAnsi="Wingdings" w:hint="default"/>
+      </w:rPr>
+    </w:lvl>
+    <w:lvl w:ilvl="6" w:tplc="20000001" w:tentative="1">
+      <w:start w:val="1"/>
+      <w:numFmt w:val="bullet"/>
+      <w:lvlText w:val=""/>
+      <w:lvlJc w:val="left"/>
+      <w:pPr>
+        <w:ind w:left="5040" w:hanging="360"/>
+      </w:pPr>
+      <w:rPr>
+        <w:rFonts w:ascii="Symbol" w:hAnsi="Symbol" w:hint="default"/>
+      </w:rPr>
+    </w:lvl>
+    <w:lvl w:ilvl="7" w:tplc="20000003" w:tentative="1">
+      <w:start w:val="1"/>
+      <w:numFmt w:val="bullet"/>
+      <w:lvlText w:val="o"/>
+      <w:lvlJc w:val="left"/>
+      <w:pPr>
+        <w:ind w:left="5760" w:hanging="360"/>
+      </w:pPr>
+      <w:rPr>
+        <w:rFonts w:ascii="Courier New" w:hAnsi="Courier New" w:cs="Courier New" w:hint="default"/>
+      </w:rPr>
+    </w:lvl>
+    <w:lvl w:ilvl="8" w:tplc="20000005" w:tentative="1">
+      <w:start w:val="1"/>
+      <w:numFmt w:val="bullet"/>
+      <w:lvlText w:val=""/>
+      <w:lvlJc w:val="left"/>
+      <w:pPr>
+        <w:ind w:left="6480" w:hanging="360"/>
+      </w:pPr>
+      <w:rPr>
+        <w:rFonts w:ascii="Wingdings" w:hAnsi="Wingdings" w:hint="default"/>
+      </w:rPr>
+    </w:lvl>
+  </w:abstractNum>
+  <w:abstractNum w:abstractNumId="3" w15:restartNumberingAfterBreak="0">
+    <w:nsid w:val="35A774E9"/>
+    <w:multiLevelType w:val="hybridMultilevel"/>
+    <w:tmpl w:val="C262B85E"/>
+    <w:lvl w:ilvl="0" w:tplc="20000001">
+      <w:start w:val="1"/>
+      <w:numFmt w:val="bullet"/>
+      <w:lvlText w:val=""/>
+      <w:lvlJc w:val="left"/>
+      <w:pPr>
+        <w:ind w:left="1140" w:hanging="360"/>
+      </w:pPr>
+      <w:rPr>
+        <w:rFonts w:ascii="Symbol" w:hAnsi="Symbol" w:hint="default"/>
+      </w:rPr>
+    </w:lvl>
+    <w:lvl w:ilvl="1" w:tplc="20000003" w:tentative="1">
+      <w:start w:val="1"/>
+      <w:numFmt w:val="bullet"/>
+      <w:lvlText w:val="o"/>
+      <w:lvlJc w:val="left"/>
+      <w:pPr>
+        <w:ind w:left="1860" w:hanging="360"/>
+      </w:pPr>
+      <w:rPr>
+        <w:rFonts w:ascii="Courier New" w:hAnsi="Courier New" w:cs="Courier New" w:hint="default"/>
+      </w:rPr>
+    </w:lvl>
+    <w:lvl w:ilvl="2" w:tplc="20000005" w:tentative="1">
+      <w:start w:val="1"/>
+      <w:numFmt w:val="bullet"/>
+      <w:lvlText w:val=""/>
+      <w:lvlJc w:val="left"/>
+      <w:pPr>
+        <w:ind w:left="2580" w:hanging="360"/>
+      </w:pPr>
+      <w:rPr>
+        <w:rFonts w:ascii="Wingdings" w:hAnsi="Wingdings" w:hint="default"/>
+      </w:rPr>
+    </w:lvl>
+    <w:lvl w:ilvl="3" w:tplc="20000001" w:tentative="1">
+      <w:start w:val="1"/>
+      <w:numFmt w:val="bullet"/>
+      <w:lvlText w:val=""/>
+      <w:lvlJc w:val="left"/>
+      <w:pPr>
+        <w:ind w:left="3300" w:hanging="360"/>
+      </w:pPr>
+      <w:rPr>
+        <w:rFonts w:ascii="Symbol" w:hAnsi="Symbol" w:hint="default"/>
+      </w:rPr>
+    </w:lvl>
+    <w:lvl w:ilvl="4" w:tplc="20000003" w:tentative="1">
+      <w:start w:val="1"/>
+      <w:numFmt w:val="bullet"/>
+      <w:lvlText w:val="o"/>
+      <w:lvlJc w:val="left"/>
+      <w:pPr>
+        <w:ind w:left="4020" w:hanging="360"/>
+      </w:pPr>
+      <w:rPr>
+        <w:rFonts w:ascii="Courier New" w:hAnsi="Courier New" w:cs="Courier New" w:hint="default"/>
+      </w:rPr>
+    </w:lvl>
+    <w:lvl w:ilvl="5" w:tplc="20000005" w:tentative="1">
+      <w:start w:val="1"/>
+      <w:numFmt w:val="bullet"/>
+      <w:lvlText w:val=""/>
+      <w:lvlJc w:val="left"/>
+      <w:pPr>
+        <w:ind w:left="4740" w:hanging="360"/>
+      </w:pPr>
+      <w:rPr>
+        <w:rFonts w:ascii="Wingdings" w:hAnsi="Wingdings" w:hint="default"/>
+      </w:rPr>
+    </w:lvl>
+    <w:lvl w:ilvl="6" w:tplc="20000001" w:tentative="1">
+      <w:start w:val="1"/>
+      <w:numFmt w:val="bullet"/>
+      <w:lvlText w:val=""/>
+      <w:lvlJc w:val="left"/>
+      <w:pPr>
+        <w:ind w:left="5460" w:hanging="360"/>
+      </w:pPr>
+      <w:rPr>
+        <w:rFonts w:ascii="Symbol" w:hAnsi="Symbol" w:hint="default"/>
+      </w:rPr>
+    </w:lvl>
+    <w:lvl w:ilvl="7" w:tplc="20000003" w:tentative="1">
+      <w:start w:val="1"/>
+      <w:numFmt w:val="bullet"/>
+      <w:lvlText w:val="o"/>
+      <w:lvlJc w:val="left"/>
+      <w:pPr>
+        <w:ind w:left="6180" w:hanging="360"/>
+      </w:pPr>
+      <w:rPr>
+        <w:rFonts w:ascii="Courier New" w:hAnsi="Courier New" w:cs="Courier New" w:hint="default"/>
+      </w:rPr>
+    </w:lvl>
+    <w:lvl w:ilvl="8" w:tplc="20000005" w:tentative="1">
+      <w:start w:val="1"/>
+      <w:numFmt w:val="bullet"/>
+      <w:lvlText w:val=""/>
+      <w:lvlJc w:val="left"/>
+      <w:pPr>
+        <w:ind w:left="6900" w:hanging="360"/>
+      </w:pPr>
+      <w:rPr>
+        <w:rFonts w:ascii="Wingdings" w:hAnsi="Wingdings" w:hint="default"/>
+      </w:rPr>
+    </w:lvl>
+  </w:abstractNum>
+  <w:abstractNum w:abstractNumId="4" w15:restartNumberingAfterBreak="0">
+    <w:nsid w:val="4504619A"/>
+    <w:multiLevelType w:val="hybridMultilevel"/>
+    <w:tmpl w:val="181C56D4"/>
+    <w:lvl w:ilvl="0" w:tplc="20000001">
+      <w:start w:val="1"/>
+      <w:numFmt w:val="bullet"/>
+      <w:lvlText w:val=""/>
+      <w:lvlJc w:val="left"/>
+      <w:pPr>
+        <w:ind w:left="720" w:hanging="360"/>
+      </w:pPr>
+      <w:rPr>
+        <w:rFonts w:ascii="Symbol" w:hAnsi="Symbol" w:hint="default"/>
+      </w:rPr>
+    </w:lvl>
+    <w:lvl w:ilvl="1" w:tplc="20000003" w:tentative="1">
+      <w:start w:val="1"/>
+      <w:numFmt w:val="bullet"/>
+      <w:lvlText w:val="o"/>
+      <w:lvlJc w:val="left"/>
+      <w:pPr>
+        <w:ind w:left="1440" w:hanging="360"/>
+      </w:pPr>
+      <w:rPr>
+        <w:rFonts w:ascii="Courier New" w:hAnsi="Courier New" w:cs="Courier New" w:hint="default"/>
+      </w:rPr>
+    </w:lvl>
+    <w:lvl w:ilvl="2" w:tplc="20000005" w:tentative="1">
+      <w:start w:val="1"/>
+      <w:numFmt w:val="bullet"/>
+      <w:lvlText w:val=""/>
+      <w:lvlJc w:val="left"/>
+      <w:pPr>
+        <w:ind w:left="2160" w:hanging="360"/>
+      </w:pPr>
+      <w:rPr>
+        <w:rFonts w:ascii="Wingdings" w:hAnsi="Wingdings" w:hint="default"/>
+      </w:rPr>
+    </w:lvl>
+    <w:lvl w:ilvl="3" w:tplc="20000001" w:tentative="1">
+      <w:start w:val="1"/>
+      <w:numFmt w:val="bullet"/>
+      <w:lvlText w:val=""/>
+      <w:lvlJc w:val="left"/>
+      <w:pPr>
+        <w:ind w:left="2880" w:hanging="360"/>
+      </w:pPr>
+      <w:rPr>
+        <w:rFonts w:ascii="Symbol" w:hAnsi="Symbol" w:hint="default"/>
+      </w:rPr>
+    </w:lvl>
+    <w:lvl w:ilvl="4" w:tplc="20000003" w:tentative="1">
+      <w:start w:val="1"/>
+      <w:numFmt w:val="bullet"/>
+      <w:lvlText w:val="o"/>
+      <w:lvlJc w:val="left"/>
+      <w:pPr>
+        <w:ind w:left="3600" w:hanging="360"/>
+      </w:pPr>
+      <w:rPr>
+        <w:rFonts w:ascii="Courier New" w:hAnsi="Courier New" w:cs="Courier New" w:hint="default"/>
+      </w:rPr>
+    </w:lvl>
+    <w:lvl w:ilvl="5" w:tplc="20000005" w:tentative="1">
+      <w:start w:val="1"/>
+      <w:numFmt w:val="bullet"/>
+      <w:lvlText w:val=""/>
+      <w:lvlJc w:val="left"/>
+      <w:pPr>
+        <w:ind w:left="4320" w:hanging="360"/>
+      </w:pPr>
+      <w:rPr>
+        <w:rFonts w:ascii="Wingdings" w:hAnsi="Wingdings" w:hint="default"/>
+      </w:rPr>
+    </w:lvl>
+    <w:lvl w:ilvl="6" w:tplc="20000001" w:tentative="1">
+      <w:start w:val="1"/>
+      <w:numFmt w:val="bullet"/>
+      <w:lvlText w:val=""/>
+      <w:lvlJc w:val="left"/>
+      <w:pPr>
+        <w:ind w:left="5040" w:hanging="360"/>
+      </w:pPr>
+      <w:rPr>
+        <w:rFonts w:ascii="Symbol" w:hAnsi="Symbol" w:hint="default"/>
+      </w:rPr>
+    </w:lvl>
+    <w:lvl w:ilvl="7" w:tplc="20000003" w:tentative="1">
+      <w:start w:val="1"/>
+      <w:numFmt w:val="bullet"/>
+      <w:lvlText w:val="o"/>
+      <w:lvlJc w:val="left"/>
+      <w:pPr>
+        <w:ind w:left="5760" w:hanging="360"/>
+      </w:pPr>
+      <w:rPr>
+        <w:rFonts w:ascii="Courier New" w:hAnsi="Courier New" w:cs="Courier New" w:hint="default"/>
+      </w:rPr>
+    </w:lvl>
+    <w:lvl w:ilvl="8" w:tplc="20000005" w:tentative="1">
+      <w:start w:val="1"/>
+      <w:numFmt w:val="bullet"/>
+      <w:lvlText w:val=""/>
+      <w:lvlJc w:val="left"/>
+      <w:pPr>
+        <w:ind w:left="6480" w:hanging="360"/>
+      </w:pPr>
+      <w:rPr>
+        <w:rFonts w:ascii="Wingdings" w:hAnsi="Wingdings" w:hint="default"/>
+      </w:rPr>
+    </w:lvl>
+  </w:abstractNum>
+  <w:abstractNum w:abstractNumId="5" w15:restartNumberingAfterBreak="0">
     <w:nsid w:val="4D377BAD"/>
     <w:multiLevelType w:val="hybridMultilevel"/>
     <w:tmpl w:val="587AD9D4"/>
@@ -5438,7 +6452,7 @@
       </w:pPr>
     </w:lvl>
   </w:abstractNum>
-  <w:abstractNum w:abstractNumId="3" w15:restartNumberingAfterBreak="0">
+  <w:abstractNum w:abstractNumId="6" w15:restartNumberingAfterBreak="0">
     <w:nsid w:val="52455842"/>
     <w:multiLevelType w:val="hybridMultilevel"/>
     <w:tmpl w:val="672C9E30"/>
@@ -5551,7 +6565,7 @@
       </w:rPr>
     </w:lvl>
   </w:abstractNum>
-  <w:abstractNum w:abstractNumId="4" w15:restartNumberingAfterBreak="0">
+  <w:abstractNum w:abstractNumId="7" w15:restartNumberingAfterBreak="0">
     <w:nsid w:val="70094A8B"/>
     <w:multiLevelType w:val="hybridMultilevel"/>
     <w:tmpl w:val="D5EEBCB6"/>
@@ -5665,18 +6679,27 @@
     </w:lvl>
   </w:abstractNum>
   <w:num w:numId="1" w16cid:durableId="478159365">
+    <w:abstractNumId w:val="5"/>
+  </w:num>
+  <w:num w:numId="2" w16cid:durableId="1585454467">
+    <w:abstractNumId w:val="6"/>
+  </w:num>
+  <w:num w:numId="3" w16cid:durableId="919218643">
+    <w:abstractNumId w:val="3"/>
+  </w:num>
+  <w:num w:numId="4" w16cid:durableId="1223560736">
+    <w:abstractNumId w:val="1"/>
+  </w:num>
+  <w:num w:numId="5" w16cid:durableId="1585995134">
+    <w:abstractNumId w:val="7"/>
+  </w:num>
+  <w:num w:numId="6" w16cid:durableId="1386635457">
+    <w:abstractNumId w:val="0"/>
+  </w:num>
+  <w:num w:numId="7" w16cid:durableId="1893080093">
     <w:abstractNumId w:val="2"/>
   </w:num>
-  <w:num w:numId="2" w16cid:durableId="1585454467">
-    <w:abstractNumId w:val="3"/>
-  </w:num>
-  <w:num w:numId="3" w16cid:durableId="919218643">
-    <w:abstractNumId w:val="1"/>
-  </w:num>
-  <w:num w:numId="4" w16cid:durableId="1223560736">
-    <w:abstractNumId w:val="0"/>
-  </w:num>
-  <w:num w:numId="5" w16cid:durableId="1585995134">
+  <w:num w:numId="8" w16cid:durableId="1688361260">
     <w:abstractNumId w:val="4"/>
   </w:num>
 </w:numbering>
@@ -7085,7 +8108,7 @@
     <b:MonthAccessed>March </b:MonthAccessed>
     <b:DayAccessed>22</b:DayAccessed>
     <b:URL>https://pmstudycircle.com/schedule-feasibility/</b:URL>
-    <b:RefOrder>4</b:RefOrder>
+    <b:RefOrder>6</b:RefOrder>
   </b:Source>
   <b:Source>
     <b:Tag>Bla241</b:Tag>
@@ -7107,13 +8130,35 @@
     <b:MonthAccessed>April</b:MonthAccessed>
     <b:DayAccessed>29</b:DayAccessed>
     <b:URL>https://xwp.co/the-role-of-qa-in-web-development-insights-from-xwp/</b:URL>
+    <b:RefOrder>4</b:RefOrder>
+  </b:Source>
+  <b:Source>
+    <b:Tag>Tha24</b:Tag>
+    <b:SourceType>InternetSite</b:SourceType>
+    <b:Guid>{CD222D12-D68A-4BD3-9E91-325637008FFD}</b:Guid>
+    <b:Title>Anchor Points</b:Title>
+    <b:Year>2024</b:Year>
+    <b:YearAccessed>2026</b:YearAccessed>
+    <b:MonthAccessed>May</b:MonthAccessed>
+    <b:DayAccessed>20</b:DayAccessed>
+    <b:URL>https://www.anchorpoints.io/blogs/importance-website-maintenance-long-term-success</b:URL>
+    <b:Author>
+      <b:Author>
+        <b:NameList>
+          <b:Person>
+            <b:Last>Thakur</b:Last>
+            <b:First>Deepak</b:First>
+          </b:Person>
+        </b:NameList>
+      </b:Author>
+    </b:Author>
     <b:RefOrder>5</b:RefOrder>
   </b:Source>
 </b:Sources>
 </file>
 
 <file path=customXml/itemProps1.xml><?xml version="1.0" encoding="utf-8"?>
-<ds:datastoreItem xmlns:ds="http://schemas.openxmlformats.org/officeDocument/2006/customXml" ds:itemID="{FB9A2EFE-9D14-4CF3-A04C-82A68034F250}">
+<ds:datastoreItem xmlns:ds="http://schemas.openxmlformats.org/officeDocument/2006/customXml" ds:itemID="{A8A9F082-E3A9-44F4-8DCC-DB656E070ED7}">
   <ds:schemaRefs>
     <ds:schemaRef ds:uri="http://schemas.openxmlformats.org/officeDocument/2006/bibliography"/>
   </ds:schemaRefs>

--- a/Jobeta_Mandisa_Mar2026_A01.docx
+++ b/Jobeta_Mandisa_Mar2026_A01.docx
@@ -21,6 +21,51 @@
           <w:szCs w:val="40"/>
           <w:lang w:val="en-GB"/>
         </w:rPr>
+        <w:drawing>
+          <wp:inline distT="0" distB="0" distL="0" distR="0" wp14:anchorId="3A64B461" wp14:editId="04865524">
+            <wp:extent cx="7282808" cy="9167247"/>
+            <wp:effectExtent l="0" t="0" r="0" b="0"/>
+            <wp:docPr id="1033855238" name="Picture 1"/>
+            <wp:cNvGraphicFramePr>
+              <a:graphicFrameLocks xmlns:a="http://schemas.openxmlformats.org/drawingml/2006/main" noChangeAspect="1"/>
+            </wp:cNvGraphicFramePr>
+            <a:graphic xmlns:a="http://schemas.openxmlformats.org/drawingml/2006/main">
+              <a:graphicData uri="http://schemas.openxmlformats.org/drawingml/2006/picture">
+                <pic:pic xmlns:pic="http://schemas.openxmlformats.org/drawingml/2006/picture">
+                  <pic:nvPicPr>
+                    <pic:cNvPr id="1033855238" name=""/>
+                    <pic:cNvPicPr/>
+                  </pic:nvPicPr>
+                  <pic:blipFill>
+                    <a:blip r:embed="rId8"/>
+                    <a:stretch>
+                      <a:fillRect/>
+                    </a:stretch>
+                  </pic:blipFill>
+                  <pic:spPr>
+                    <a:xfrm>
+                      <a:off x="0" y="0"/>
+                      <a:ext cx="7317462" cy="9210868"/>
+                    </a:xfrm>
+                    <a:prstGeom prst="rect">
+                      <a:avLst/>
+                    </a:prstGeom>
+                  </pic:spPr>
+                </pic:pic>
+              </a:graphicData>
+            </a:graphic>
+          </wp:inline>
+        </w:drawing>
+      </w:r>
+      <w:r>
+        <w:rPr>
+          <w:b/>
+          <w:bCs/>
+          <w:sz w:val="40"/>
+          <w:szCs w:val="40"/>
+          <w:lang w:val="en-GB"/>
+        </w:rPr>
+        <w:lastRenderedPageBreak/>
         <w:t xml:space="preserve">The </w:t>
       </w:r>
       <w:r>
@@ -329,6 +374,7 @@
           <w:id w:val="1430236277"/>
           <w:citation/>
         </w:sdtPr>
+        <w:sdtEndPr/>
         <w:sdtContent>
           <w:r>
             <w:rPr>
@@ -941,233 +987,241 @@
           <w:szCs w:val="28"/>
           <w:lang w:val="en-GB"/>
         </w:rPr>
+        <w:t>Type of Website</w:t>
+      </w:r>
+    </w:p>
+    <w:p>
+      <w:pPr>
+        <w:rPr>
+          <w:sz w:val="28"/>
+          <w:szCs w:val="28"/>
+          <w:lang w:val="en-GB"/>
+        </w:rPr>
+      </w:pPr>
+      <w:r>
+        <w:rPr>
+          <w:sz w:val="28"/>
+          <w:szCs w:val="28"/>
+          <w:lang w:val="en-GB"/>
+        </w:rPr>
+        <w:t xml:space="preserve">The website </w:t>
+      </w:r>
+      <w:r>
+        <w:rPr>
+          <w:sz w:val="28"/>
+          <w:szCs w:val="28"/>
+          <w:lang w:val="en-GB"/>
+        </w:rPr>
+        <w:t xml:space="preserve">will be a combination of </w:t>
+      </w:r>
+      <w:r>
+        <w:rPr>
+          <w:sz w:val="28"/>
+          <w:szCs w:val="28"/>
+          <w:lang w:val="en-GB"/>
+        </w:rPr>
+        <w:t xml:space="preserve">e-commerce, </w:t>
+      </w:r>
+      <w:r>
+        <w:rPr>
+          <w:sz w:val="28"/>
+          <w:szCs w:val="28"/>
+          <w:lang w:val="en-GB"/>
+        </w:rPr>
+        <w:t>promotive and informativ</w:t>
+      </w:r>
+      <w:r>
+        <w:rPr>
+          <w:sz w:val="28"/>
+          <w:szCs w:val="28"/>
+          <w:lang w:val="en-GB"/>
+        </w:rPr>
+        <w:t xml:space="preserve">e. It will be designed to </w:t>
+      </w:r>
+      <w:r>
+        <w:rPr>
+          <w:sz w:val="28"/>
+          <w:szCs w:val="28"/>
+          <w:lang w:val="en-GB"/>
+        </w:rPr>
+        <w:t>provide information about the business, the products and services offered</w:t>
+      </w:r>
+      <w:r>
+        <w:rPr>
+          <w:sz w:val="28"/>
+          <w:szCs w:val="28"/>
+          <w:lang w:val="en-GB"/>
+        </w:rPr>
+        <w:t xml:space="preserve">, </w:t>
+      </w:r>
+      <w:r>
+        <w:rPr>
+          <w:sz w:val="28"/>
+          <w:szCs w:val="28"/>
+          <w:lang w:val="en-GB"/>
+        </w:rPr>
+        <w:t>location and contact details</w:t>
+      </w:r>
+      <w:r>
+        <w:rPr>
+          <w:sz w:val="28"/>
+          <w:szCs w:val="28"/>
+          <w:lang w:val="en-GB"/>
+        </w:rPr>
+        <w:t xml:space="preserve">. </w:t>
+      </w:r>
+      <w:r>
+        <w:rPr>
+          <w:sz w:val="28"/>
+          <w:szCs w:val="28"/>
+          <w:lang w:val="en-GB"/>
+        </w:rPr>
+        <w:t xml:space="preserve"> The </w:t>
+      </w:r>
+      <w:r>
+        <w:rPr>
+          <w:sz w:val="28"/>
+          <w:szCs w:val="28"/>
+          <w:lang w:val="en-GB"/>
+        </w:rPr>
+        <w:t xml:space="preserve">goal of the </w:t>
+      </w:r>
+      <w:r>
+        <w:rPr>
+          <w:sz w:val="28"/>
+          <w:szCs w:val="28"/>
+          <w:lang w:val="en-GB"/>
+        </w:rPr>
+        <w:t xml:space="preserve">website </w:t>
+      </w:r>
+      <w:r>
+        <w:rPr>
+          <w:sz w:val="28"/>
+          <w:szCs w:val="28"/>
+          <w:lang w:val="en-GB"/>
+        </w:rPr>
+        <w:t xml:space="preserve">is to </w:t>
+      </w:r>
+      <w:r>
+        <w:rPr>
+          <w:sz w:val="28"/>
+          <w:szCs w:val="28"/>
+          <w:lang w:val="en-GB"/>
+        </w:rPr>
+        <w:t>advertise</w:t>
+      </w:r>
+      <w:r>
+        <w:rPr>
+          <w:sz w:val="28"/>
+          <w:szCs w:val="28"/>
+          <w:lang w:val="en-GB"/>
+        </w:rPr>
+        <w:t xml:space="preserve"> as well as</w:t>
+      </w:r>
+      <w:r>
+        <w:rPr>
+          <w:sz w:val="28"/>
+          <w:szCs w:val="28"/>
+          <w:lang w:val="en-GB"/>
+        </w:rPr>
+        <w:t xml:space="preserve"> </w:t>
+      </w:r>
+      <w:r>
+        <w:rPr>
+          <w:sz w:val="28"/>
+          <w:szCs w:val="28"/>
+          <w:lang w:val="en-GB"/>
+        </w:rPr>
+        <w:t xml:space="preserve">market the business </w:t>
+      </w:r>
+      <w:r>
+        <w:rPr>
+          <w:sz w:val="28"/>
+          <w:szCs w:val="28"/>
+          <w:lang w:val="en-GB"/>
+        </w:rPr>
+        <w:t>to potential customers</w:t>
+      </w:r>
+      <w:r>
+        <w:rPr>
+          <w:sz w:val="28"/>
+          <w:szCs w:val="28"/>
+          <w:lang w:val="en-GB"/>
+        </w:rPr>
+        <w:t xml:space="preserve">. </w:t>
+      </w:r>
+      <w:r>
+        <w:rPr>
+          <w:sz w:val="28"/>
+          <w:szCs w:val="28"/>
+          <w:lang w:val="en-GB"/>
+        </w:rPr>
+        <w:t xml:space="preserve">It </w:t>
+      </w:r>
+      <w:r>
+        <w:rPr>
+          <w:sz w:val="28"/>
+          <w:szCs w:val="28"/>
+          <w:lang w:val="en-GB"/>
+        </w:rPr>
+        <w:t xml:space="preserve">will </w:t>
+      </w:r>
+      <w:r>
+        <w:rPr>
+          <w:sz w:val="28"/>
+          <w:szCs w:val="28"/>
+          <w:lang w:val="en-GB"/>
+        </w:rPr>
+        <w:t xml:space="preserve">also focus on </w:t>
+      </w:r>
+      <w:r>
+        <w:rPr>
+          <w:sz w:val="28"/>
+          <w:szCs w:val="28"/>
+          <w:lang w:val="en-GB"/>
+        </w:rPr>
+        <w:t>ensuring user satisfaction and usability, with an option to give feedback</w:t>
+      </w:r>
+      <w:r>
+        <w:rPr>
+          <w:sz w:val="28"/>
+          <w:szCs w:val="28"/>
+          <w:lang w:val="en-GB"/>
+        </w:rPr>
+        <w:t>, make queries and offer support</w:t>
+      </w:r>
+      <w:r>
+        <w:rPr>
+          <w:sz w:val="28"/>
+          <w:szCs w:val="28"/>
+          <w:lang w:val="en-GB"/>
+        </w:rPr>
+        <w:t>.</w:t>
+      </w:r>
+      <w:r>
+        <w:rPr>
+          <w:sz w:val="28"/>
+          <w:szCs w:val="28"/>
+          <w:lang w:val="en-GB"/>
+        </w:rPr>
+        <w:t xml:space="preserve"> </w:t>
+      </w:r>
+      <w:r>
+        <w:rPr>
+          <w:sz w:val="28"/>
+          <w:szCs w:val="28"/>
+          <w:lang w:val="en-GB"/>
+        </w:rPr>
+        <w:t xml:space="preserve">The website </w:t>
+      </w:r>
+      <w:r>
+        <w:rPr>
+          <w:sz w:val="28"/>
+          <w:szCs w:val="28"/>
+          <w:lang w:val="en-GB"/>
+        </w:rPr>
         <w:lastRenderedPageBreak/>
-        <w:t>Type of Website</w:t>
-      </w:r>
-    </w:p>
-    <w:p>
-      <w:pPr>
-        <w:rPr>
-          <w:sz w:val="28"/>
-          <w:szCs w:val="28"/>
-          <w:lang w:val="en-GB"/>
-        </w:rPr>
-      </w:pPr>
-      <w:r>
-        <w:rPr>
-          <w:sz w:val="28"/>
-          <w:szCs w:val="28"/>
-          <w:lang w:val="en-GB"/>
-        </w:rPr>
-        <w:t xml:space="preserve">The website </w:t>
-      </w:r>
-      <w:r>
-        <w:rPr>
-          <w:sz w:val="28"/>
-          <w:szCs w:val="28"/>
-          <w:lang w:val="en-GB"/>
-        </w:rPr>
-        <w:t xml:space="preserve">will be a combination of </w:t>
-      </w:r>
-      <w:r>
-        <w:rPr>
-          <w:sz w:val="28"/>
-          <w:szCs w:val="28"/>
-          <w:lang w:val="en-GB"/>
-        </w:rPr>
-        <w:t xml:space="preserve">e-commerce, </w:t>
-      </w:r>
-      <w:r>
-        <w:rPr>
-          <w:sz w:val="28"/>
-          <w:szCs w:val="28"/>
-          <w:lang w:val="en-GB"/>
-        </w:rPr>
-        <w:t>promotive and informativ</w:t>
-      </w:r>
-      <w:r>
-        <w:rPr>
-          <w:sz w:val="28"/>
-          <w:szCs w:val="28"/>
-          <w:lang w:val="en-GB"/>
-        </w:rPr>
-        <w:t xml:space="preserve">e. It will be designed to </w:t>
-      </w:r>
-      <w:r>
-        <w:rPr>
-          <w:sz w:val="28"/>
-          <w:szCs w:val="28"/>
-          <w:lang w:val="en-GB"/>
-        </w:rPr>
-        <w:t>provide information about the business, the products and services offered</w:t>
-      </w:r>
-      <w:r>
-        <w:rPr>
-          <w:sz w:val="28"/>
-          <w:szCs w:val="28"/>
-          <w:lang w:val="en-GB"/>
-        </w:rPr>
-        <w:t xml:space="preserve">, </w:t>
-      </w:r>
-      <w:r>
-        <w:rPr>
-          <w:sz w:val="28"/>
-          <w:szCs w:val="28"/>
-          <w:lang w:val="en-GB"/>
-        </w:rPr>
-        <w:t>location and contact details</w:t>
-      </w:r>
-      <w:r>
-        <w:rPr>
-          <w:sz w:val="28"/>
-          <w:szCs w:val="28"/>
-          <w:lang w:val="en-GB"/>
-        </w:rPr>
-        <w:t xml:space="preserve">. </w:t>
-      </w:r>
-      <w:r>
-        <w:rPr>
-          <w:sz w:val="28"/>
-          <w:szCs w:val="28"/>
-          <w:lang w:val="en-GB"/>
-        </w:rPr>
-        <w:t xml:space="preserve"> The </w:t>
-      </w:r>
-      <w:r>
-        <w:rPr>
-          <w:sz w:val="28"/>
-          <w:szCs w:val="28"/>
-          <w:lang w:val="en-GB"/>
-        </w:rPr>
-        <w:t xml:space="preserve">goal of the </w:t>
-      </w:r>
-      <w:r>
-        <w:rPr>
-          <w:sz w:val="28"/>
-          <w:szCs w:val="28"/>
-          <w:lang w:val="en-GB"/>
-        </w:rPr>
-        <w:t xml:space="preserve">website </w:t>
-      </w:r>
-      <w:r>
-        <w:rPr>
-          <w:sz w:val="28"/>
-          <w:szCs w:val="28"/>
-          <w:lang w:val="en-GB"/>
-        </w:rPr>
-        <w:t xml:space="preserve">is to </w:t>
-      </w:r>
-      <w:r>
-        <w:rPr>
-          <w:sz w:val="28"/>
-          <w:szCs w:val="28"/>
-          <w:lang w:val="en-GB"/>
-        </w:rPr>
-        <w:t>advertise</w:t>
-      </w:r>
-      <w:r>
-        <w:rPr>
-          <w:sz w:val="28"/>
-          <w:szCs w:val="28"/>
-          <w:lang w:val="en-GB"/>
-        </w:rPr>
-        <w:t xml:space="preserve"> as well as</w:t>
-      </w:r>
-      <w:r>
-        <w:rPr>
-          <w:sz w:val="28"/>
-          <w:szCs w:val="28"/>
-          <w:lang w:val="en-GB"/>
-        </w:rPr>
-        <w:t xml:space="preserve"> </w:t>
-      </w:r>
-      <w:r>
-        <w:rPr>
-          <w:sz w:val="28"/>
-          <w:szCs w:val="28"/>
-          <w:lang w:val="en-GB"/>
-        </w:rPr>
-        <w:t xml:space="preserve">market the business </w:t>
-      </w:r>
-      <w:r>
-        <w:rPr>
-          <w:sz w:val="28"/>
-          <w:szCs w:val="28"/>
-          <w:lang w:val="en-GB"/>
-        </w:rPr>
-        <w:t>to potential customers</w:t>
-      </w:r>
-      <w:r>
-        <w:rPr>
-          <w:sz w:val="28"/>
-          <w:szCs w:val="28"/>
-          <w:lang w:val="en-GB"/>
-        </w:rPr>
-        <w:t xml:space="preserve">. </w:t>
-      </w:r>
-      <w:r>
-        <w:rPr>
-          <w:sz w:val="28"/>
-          <w:szCs w:val="28"/>
-          <w:lang w:val="en-GB"/>
-        </w:rPr>
-        <w:t xml:space="preserve">It </w:t>
-      </w:r>
-      <w:r>
-        <w:rPr>
-          <w:sz w:val="28"/>
-          <w:szCs w:val="28"/>
-          <w:lang w:val="en-GB"/>
-        </w:rPr>
-        <w:t xml:space="preserve">will </w:t>
-      </w:r>
-      <w:r>
-        <w:rPr>
-          <w:sz w:val="28"/>
-          <w:szCs w:val="28"/>
-          <w:lang w:val="en-GB"/>
-        </w:rPr>
-        <w:t xml:space="preserve">also focus on </w:t>
-      </w:r>
-      <w:r>
-        <w:rPr>
-          <w:sz w:val="28"/>
-          <w:szCs w:val="28"/>
-          <w:lang w:val="en-GB"/>
-        </w:rPr>
-        <w:t>ensuring user satisfaction and usability, with an option to give feedback</w:t>
-      </w:r>
-      <w:r>
-        <w:rPr>
-          <w:sz w:val="28"/>
-          <w:szCs w:val="28"/>
-          <w:lang w:val="en-GB"/>
-        </w:rPr>
-        <w:t>, make queries and offer support</w:t>
-      </w:r>
-      <w:r>
-        <w:rPr>
-          <w:sz w:val="28"/>
-          <w:szCs w:val="28"/>
-          <w:lang w:val="en-GB"/>
-        </w:rPr>
-        <w:t>.</w:t>
-      </w:r>
-      <w:r>
-        <w:rPr>
-          <w:sz w:val="28"/>
-          <w:szCs w:val="28"/>
-          <w:lang w:val="en-GB"/>
-        </w:rPr>
-        <w:t xml:space="preserve"> </w:t>
-      </w:r>
-      <w:r>
-        <w:rPr>
-          <w:sz w:val="28"/>
-          <w:szCs w:val="28"/>
-          <w:lang w:val="en-GB"/>
-        </w:rPr>
-        <w:t xml:space="preserve">The website will include </w:t>
+        <w:t xml:space="preserve">will include </w:t>
       </w:r>
       <w:r>
         <w:rPr>
@@ -1260,6 +1314,7 @@
           <w:id w:val="301659230"/>
           <w:citation/>
         </w:sdtPr>
+        <w:sdtEndPr/>
         <w:sdtContent>
           <w:r>
             <w:rPr>
@@ -1439,6 +1494,7 @@
           <w:id w:val="-697631149"/>
           <w:citation/>
         </w:sdtPr>
+        <w:sdtEndPr/>
         <w:sdtContent>
           <w:r>
             <w:rPr>
@@ -1659,6 +1715,7 @@
           <w:id w:val="568546276"/>
           <w:citation/>
         </w:sdtPr>
+        <w:sdtEndPr/>
         <w:sdtContent>
           <w:r>
             <w:rPr>
@@ -1954,7 +2011,6 @@
           <w:szCs w:val="28"/>
           <w:lang w:val="en-GB"/>
         </w:rPr>
-        <w:lastRenderedPageBreak/>
         <w:t>Schedule feasibility</w:t>
       </w:r>
     </w:p>
@@ -2176,6 +2232,7 @@
           <w:szCs w:val="28"/>
           <w:lang w:val="en-GB"/>
         </w:rPr>
+        <w:lastRenderedPageBreak/>
         <w:t xml:space="preserve">The website </w:t>
       </w:r>
       <w:r>
@@ -2737,7 +2794,7 @@
                     </pic:cNvPicPr>
                   </pic:nvPicPr>
                   <pic:blipFill rotWithShape="1">
-                    <a:blip r:embed="rId8" cstate="print">
+                    <a:blip r:embed="rId9" cstate="print">
                       <a:extLst>
                         <a:ext uri="{28A0092B-C50C-407E-A947-70E740481C1C}">
                           <a14:useLocalDpi xmlns:a14="http://schemas.microsoft.com/office/drawing/2010/main" val="0"/>
@@ -2957,6 +3014,7 @@
           <w:sz w:val="28"/>
           <w:szCs w:val="28"/>
         </w:rPr>
+        <w:lastRenderedPageBreak/>
         <w:drawing>
           <wp:inline distT="0" distB="0" distL="0" distR="0" wp14:anchorId="4214B261" wp14:editId="0EB8B2B2">
             <wp:extent cx="5731510" cy="3667125"/>
@@ -2975,7 +3033,7 @@
                     </pic:cNvPicPr>
                   </pic:nvPicPr>
                   <pic:blipFill>
-                    <a:blip r:embed="rId9">
+                    <a:blip r:embed="rId10">
                       <a:extLst>
                         <a:ext uri="{28A0092B-C50C-407E-A947-70E740481C1C}">
                           <a14:useLocalDpi xmlns:a14="http://schemas.microsoft.com/office/drawing/2010/main" val="0"/>
@@ -3131,49 +3189,49 @@
           <w:sz w:val="28"/>
           <w:szCs w:val="28"/>
         </w:rPr>
+        <w:t xml:space="preserve"> </w:t>
+      </w:r>
+      <w:r>
+        <w:rPr>
+          <w:sz w:val="28"/>
+          <w:szCs w:val="28"/>
+        </w:rPr>
+        <w:t xml:space="preserve">The contact page </w:t>
+      </w:r>
+      <w:r>
+        <w:rPr>
+          <w:sz w:val="28"/>
+          <w:szCs w:val="28"/>
+        </w:rPr>
+        <w:t xml:space="preserve"> </w:t>
+      </w:r>
+    </w:p>
+    <w:p>
+      <w:pPr>
+        <w:pStyle w:val="ListParagraph"/>
+        <w:ind w:left="420"/>
+        <w:rPr>
+          <w:sz w:val="28"/>
+          <w:szCs w:val="28"/>
+        </w:rPr>
+      </w:pPr>
+    </w:p>
+    <w:p>
+      <w:pPr>
+        <w:pStyle w:val="ListParagraph"/>
+        <w:ind w:left="420"/>
+        <w:rPr>
+          <w:sz w:val="28"/>
+          <w:szCs w:val="28"/>
+        </w:rPr>
+      </w:pPr>
+      <w:r>
+        <w:rPr>
+          <w:noProof/>
+          <w:sz w:val="28"/>
+          <w:szCs w:val="28"/>
+        </w:rPr>
         <w:lastRenderedPageBreak/>
-        <w:t xml:space="preserve"> </w:t>
-      </w:r>
-      <w:r>
-        <w:rPr>
-          <w:sz w:val="28"/>
-          <w:szCs w:val="28"/>
-        </w:rPr>
-        <w:t xml:space="preserve">The contact page </w:t>
-      </w:r>
-      <w:r>
-        <w:rPr>
-          <w:sz w:val="28"/>
-          <w:szCs w:val="28"/>
-        </w:rPr>
-        <w:t xml:space="preserve"> </w:t>
-      </w:r>
-    </w:p>
-    <w:p>
-      <w:pPr>
-        <w:pStyle w:val="ListParagraph"/>
-        <w:ind w:left="420"/>
-        <w:rPr>
-          <w:sz w:val="28"/>
-          <w:szCs w:val="28"/>
-        </w:rPr>
-      </w:pPr>
-    </w:p>
-    <w:p>
-      <w:pPr>
-        <w:pStyle w:val="ListParagraph"/>
-        <w:ind w:left="420"/>
-        <w:rPr>
-          <w:sz w:val="28"/>
-          <w:szCs w:val="28"/>
-        </w:rPr>
-      </w:pPr>
-      <w:r>
-        <w:rPr>
-          <w:noProof/>
-          <w:sz w:val="28"/>
-          <w:szCs w:val="28"/>
-        </w:rPr>
         <w:drawing>
           <wp:inline distT="0" distB="0" distL="0" distR="0" wp14:anchorId="31BE325A" wp14:editId="1EF4342D">
             <wp:extent cx="5731510" cy="3495040"/>
@@ -3190,7 +3248,7 @@
                     <pic:cNvPicPr/>
                   </pic:nvPicPr>
                   <pic:blipFill>
-                    <a:blip r:embed="rId10"/>
+                    <a:blip r:embed="rId11"/>
                     <a:stretch>
                       <a:fillRect/>
                     </a:stretch>
@@ -3299,7 +3357,7 @@
                     <pic:cNvPicPr/>
                   </pic:nvPicPr>
                   <pic:blipFill>
-                    <a:blip r:embed="rId11"/>
+                    <a:blip r:embed="rId12"/>
                     <a:stretch>
                       <a:fillRect/>
                     </a:stretch>
@@ -3473,7 +3531,15 @@
           <w:sz w:val="28"/>
           <w:szCs w:val="28"/>
         </w:rPr>
-        <w:t>of the website</w:t>
+        <w:t xml:space="preserve">of the </w:t>
+      </w:r>
+      <w:r>
+        <w:rPr>
+          <w:sz w:val="28"/>
+          <w:szCs w:val="28"/>
+        </w:rPr>
+        <w:lastRenderedPageBreak/>
+        <w:t>website</w:t>
       </w:r>
       <w:r>
         <w:rPr>
@@ -3759,6 +3825,7 @@
           <w:id w:val="826473929"/>
           <w:citation/>
         </w:sdtPr>
+        <w:sdtEndPr/>
         <w:sdtContent>
           <w:r>
             <w:rPr>
@@ -3891,7 +3958,6 @@
           <w:sz w:val="20"/>
           <w:szCs w:val="20"/>
         </w:rPr>
-        <w:lastRenderedPageBreak/>
         <w:t>Google chrome</w:t>
       </w:r>
       <w:r>
@@ -3928,7 +3994,7 @@
                     <pic:cNvPicPr/>
                   </pic:nvPicPr>
                   <pic:blipFill>
-                    <a:blip r:embed="rId12"/>
+                    <a:blip r:embed="rId13"/>
                     <a:stretch>
                       <a:fillRect/>
                     </a:stretch>
@@ -4005,6 +4071,7 @@
         <w:rPr>
           <w:noProof/>
         </w:rPr>
+        <w:lastRenderedPageBreak/>
         <w:drawing>
           <wp:inline distT="0" distB="0" distL="0" distR="0" wp14:anchorId="3B60124E" wp14:editId="38B85F05">
             <wp:extent cx="5731510" cy="3223895"/>
@@ -4018,6 +4085,282 @@
                 <pic:pic xmlns:pic="http://schemas.openxmlformats.org/drawingml/2006/picture">
                   <pic:nvPicPr>
                     <pic:cNvPr id="1638442469" name=""/>
+                    <pic:cNvPicPr/>
+                  </pic:nvPicPr>
+                  <pic:blipFill>
+                    <a:blip r:embed="rId14"/>
+                    <a:stretch>
+                      <a:fillRect/>
+                    </a:stretch>
+                  </pic:blipFill>
+                  <pic:spPr>
+                    <a:xfrm>
+                      <a:off x="0" y="0"/>
+                      <a:ext cx="5731510" cy="3223895"/>
+                    </a:xfrm>
+                    <a:prstGeom prst="rect">
+                      <a:avLst/>
+                    </a:prstGeom>
+                  </pic:spPr>
+                </pic:pic>
+              </a:graphicData>
+            </a:graphic>
+          </wp:inline>
+        </w:drawing>
+      </w:r>
+    </w:p>
+    <w:p>
+      <w:pPr>
+        <w:pStyle w:val="ListParagraph"/>
+        <w:ind w:left="420"/>
+        <w:rPr>
+          <w:sz w:val="28"/>
+          <w:szCs w:val="28"/>
+        </w:rPr>
+      </w:pPr>
+    </w:p>
+    <w:p>
+      <w:pPr>
+        <w:pStyle w:val="ListParagraph"/>
+        <w:ind w:left="420"/>
+        <w:rPr>
+          <w:sz w:val="28"/>
+          <w:szCs w:val="28"/>
+        </w:rPr>
+      </w:pPr>
+      <w:r>
+        <w:rPr>
+          <w:sz w:val="28"/>
+          <w:szCs w:val="28"/>
+        </w:rPr>
+        <w:lastRenderedPageBreak/>
+        <w:drawing>
+          <wp:inline distT="0" distB="0" distL="0" distR="0" wp14:anchorId="2C98689D" wp14:editId="6DF209DA">
+            <wp:extent cx="2704454" cy="5953786"/>
+            <wp:effectExtent l="0" t="0" r="1270" b="0"/>
+            <wp:docPr id="909612117" name="Picture 1"/>
+            <wp:cNvGraphicFramePr>
+              <a:graphicFrameLocks xmlns:a="http://schemas.openxmlformats.org/drawingml/2006/main" noChangeAspect="1"/>
+            </wp:cNvGraphicFramePr>
+            <a:graphic xmlns:a="http://schemas.openxmlformats.org/drawingml/2006/main">
+              <a:graphicData uri="http://schemas.openxmlformats.org/drawingml/2006/picture">
+                <pic:pic xmlns:pic="http://schemas.openxmlformats.org/drawingml/2006/picture">
+                  <pic:nvPicPr>
+                    <pic:cNvPr id="1673107435" name=""/>
+                    <pic:cNvPicPr/>
+                  </pic:nvPicPr>
+                  <pic:blipFill>
+                    <a:blip r:embed="rId15"/>
+                    <a:stretch>
+                      <a:fillRect/>
+                    </a:stretch>
+                  </pic:blipFill>
+                  <pic:spPr>
+                    <a:xfrm>
+                      <a:off x="0" y="0"/>
+                      <a:ext cx="2712481" cy="5971457"/>
+                    </a:xfrm>
+                    <a:prstGeom prst="rect">
+                      <a:avLst/>
+                    </a:prstGeom>
+                  </pic:spPr>
+                </pic:pic>
+              </a:graphicData>
+            </a:graphic>
+          </wp:inline>
+        </w:drawing>
+      </w:r>
+      <w:r>
+        <w:rPr>
+          <w:i/>
+          <w:iCs/>
+        </w:rPr>
+        <w:t>Apple Safari</w:t>
+      </w:r>
+      <w:r>
+        <w:rPr>
+          <w:i/>
+          <w:iCs/>
+        </w:rPr>
+        <w:t xml:space="preserve"> screenshot</w:t>
+      </w:r>
+    </w:p>
+    <w:p>
+      <w:pPr>
+        <w:pStyle w:val="ListParagraph"/>
+        <w:ind w:left="420"/>
+        <w:rPr>
+          <w:sz w:val="28"/>
+          <w:szCs w:val="28"/>
+        </w:rPr>
+      </w:pPr>
+    </w:p>
+    <w:p>
+      <w:pPr>
+        <w:pStyle w:val="ListParagraph"/>
+        <w:ind w:left="420"/>
+        <w:rPr>
+          <w:b/>
+          <w:bCs/>
+          <w:sz w:val="28"/>
+          <w:szCs w:val="28"/>
+        </w:rPr>
+      </w:pPr>
+      <w:r>
+        <w:rPr>
+          <w:b/>
+          <w:bCs/>
+          <w:sz w:val="28"/>
+          <w:szCs w:val="28"/>
+        </w:rPr>
+        <w:t>Device Testing</w:t>
+      </w:r>
+    </w:p>
+    <w:p>
+      <w:pPr>
+        <w:pStyle w:val="ListParagraph"/>
+        <w:ind w:left="420"/>
+        <w:rPr>
+          <w:sz w:val="28"/>
+          <w:szCs w:val="28"/>
+        </w:rPr>
+      </w:pPr>
+      <w:r>
+        <w:rPr>
+          <w:sz w:val="28"/>
+          <w:szCs w:val="28"/>
+        </w:rPr>
+        <w:t xml:space="preserve">A number of </w:t>
+      </w:r>
+      <w:r>
+        <w:rPr>
+          <w:sz w:val="28"/>
+          <w:szCs w:val="28"/>
+        </w:rPr>
+        <w:t>three different</w:t>
+      </w:r>
+      <w:r>
+        <w:rPr>
+          <w:sz w:val="28"/>
+          <w:szCs w:val="28"/>
+        </w:rPr>
+        <w:t xml:space="preserve"> devices were </w:t>
+      </w:r>
+      <w:r>
+        <w:rPr>
+          <w:sz w:val="28"/>
+          <w:szCs w:val="28"/>
+        </w:rPr>
+        <w:t>used for testing</w:t>
+      </w:r>
+      <w:r>
+        <w:rPr>
+          <w:sz w:val="28"/>
+          <w:szCs w:val="28"/>
+        </w:rPr>
+        <w:t xml:space="preserve"> </w:t>
+      </w:r>
+      <w:r>
+        <w:rPr>
+          <w:sz w:val="28"/>
+          <w:szCs w:val="28"/>
+        </w:rPr>
+        <w:t xml:space="preserve">the </w:t>
+      </w:r>
+      <w:r>
+        <w:rPr>
+          <w:sz w:val="28"/>
+          <w:szCs w:val="28"/>
+        </w:rPr>
+        <w:t xml:space="preserve">functionality </w:t>
+      </w:r>
+      <w:r>
+        <w:rPr>
+          <w:sz w:val="28"/>
+          <w:szCs w:val="28"/>
+        </w:rPr>
+        <w:t>of the website across different browser sizes</w:t>
+      </w:r>
+      <w:r>
+        <w:rPr>
+          <w:sz w:val="28"/>
+          <w:szCs w:val="28"/>
+        </w:rPr>
+        <w:t>.</w:t>
+      </w:r>
+      <w:r>
+        <w:rPr>
+          <w:sz w:val="28"/>
+          <w:szCs w:val="28"/>
+        </w:rPr>
+        <w:t xml:space="preserve"> It ensured that the website was not affected negatively by different screen resolutions.</w:t>
+      </w:r>
+      <w:r>
+        <w:rPr>
+          <w:sz w:val="28"/>
+          <w:szCs w:val="28"/>
+        </w:rPr>
+        <w:t xml:space="preserve"> This includes a handheld mobile phone</w:t>
+      </w:r>
+      <w:r>
+        <w:rPr>
+          <w:sz w:val="28"/>
+          <w:szCs w:val="28"/>
+        </w:rPr>
+        <w:t xml:space="preserve">, tablet and </w:t>
+      </w:r>
+      <w:r>
+        <w:rPr>
+          <w:sz w:val="28"/>
+          <w:szCs w:val="28"/>
+        </w:rPr>
+        <w:t xml:space="preserve">a </w:t>
+      </w:r>
+      <w:r>
+        <w:rPr>
+          <w:sz w:val="28"/>
+          <w:szCs w:val="28"/>
+        </w:rPr>
+        <w:t xml:space="preserve">computer. </w:t>
+      </w:r>
+    </w:p>
+    <w:p>
+      <w:pPr>
+        <w:pStyle w:val="ListParagraph"/>
+        <w:ind w:left="420"/>
+        <w:rPr>
+          <w:sz w:val="28"/>
+          <w:szCs w:val="28"/>
+        </w:rPr>
+      </w:pPr>
+    </w:p>
+    <w:p>
+      <w:pPr>
+        <w:pStyle w:val="ListParagraph"/>
+        <w:ind w:left="420"/>
+        <w:rPr>
+          <w:sz w:val="28"/>
+          <w:szCs w:val="28"/>
+        </w:rPr>
+      </w:pPr>
+      <w:r>
+        <w:rPr>
+          <w:noProof/>
+        </w:rPr>
+        <w:lastRenderedPageBreak/>
+        <w:drawing>
+          <wp:inline distT="0" distB="0" distL="0" distR="0" wp14:anchorId="7EBAC9ED" wp14:editId="27B9440E">
+            <wp:extent cx="5731510" cy="3223895"/>
+            <wp:effectExtent l="0" t="0" r="2540" b="0"/>
+            <wp:docPr id="569185449" name="Picture 1"/>
+            <wp:cNvGraphicFramePr>
+              <a:graphicFrameLocks xmlns:a="http://schemas.openxmlformats.org/drawingml/2006/main" noChangeAspect="1"/>
+            </wp:cNvGraphicFramePr>
+            <a:graphic xmlns:a="http://schemas.openxmlformats.org/drawingml/2006/main">
+              <a:graphicData uri="http://schemas.openxmlformats.org/drawingml/2006/picture">
+                <pic:pic xmlns:pic="http://schemas.openxmlformats.org/drawingml/2006/picture">
+                  <pic:nvPicPr>
+                    <pic:cNvPr id="569185449" name=""/>
                     <pic:cNvPicPr/>
                   </pic:nvPicPr>
                   <pic:blipFill>
@@ -4047,10 +4390,24 @@
         <w:pStyle w:val="ListParagraph"/>
         <w:ind w:left="420"/>
         <w:rPr>
-          <w:sz w:val="28"/>
-          <w:szCs w:val="28"/>
-        </w:rPr>
-      </w:pPr>
+          <w:i/>
+          <w:iCs/>
+        </w:rPr>
+      </w:pPr>
+      <w:r>
+        <w:rPr>
+          <w:sz w:val="28"/>
+          <w:szCs w:val="28"/>
+        </w:rPr>
+        <w:t xml:space="preserve"> </w:t>
+      </w:r>
+      <w:r>
+        <w:rPr>
+          <w:i/>
+          <w:iCs/>
+        </w:rPr>
+        <w:t>Computer device screenshot</w:t>
+      </w:r>
     </w:p>
     <w:p>
       <w:pPr>
@@ -4066,12 +4423,11 @@
           <w:sz w:val="28"/>
           <w:szCs w:val="28"/>
         </w:rPr>
-        <w:lastRenderedPageBreak/>
         <w:drawing>
-          <wp:inline distT="0" distB="0" distL="0" distR="0" wp14:anchorId="2C98689D" wp14:editId="6DF209DA">
+          <wp:inline distT="0" distB="0" distL="0" distR="0" wp14:anchorId="467C144B" wp14:editId="25C674CB">
             <wp:extent cx="2704454" cy="5953786"/>
             <wp:effectExtent l="0" t="0" r="1270" b="0"/>
-            <wp:docPr id="909612117" name="Picture 1"/>
+            <wp:docPr id="1673107435" name="Picture 1"/>
             <wp:cNvGraphicFramePr>
               <a:graphicFrameLocks xmlns:a="http://schemas.openxmlformats.org/drawingml/2006/main" noChangeAspect="1"/>
             </wp:cNvGraphicFramePr>
@@ -4083,7 +4439,7 @@
                     <pic:cNvPicPr/>
                   </pic:nvPicPr>
                   <pic:blipFill>
-                    <a:blip r:embed="rId14"/>
+                    <a:blip r:embed="rId15"/>
                     <a:stretch>
                       <a:fillRect/>
                     </a:stretch>
@@ -4103,311 +4459,22 @@
           </wp:inline>
         </w:drawing>
       </w:r>
-      <w:r>
+    </w:p>
+    <w:p>
+      <w:pPr>
+        <w:pStyle w:val="ListParagraph"/>
+        <w:ind w:left="420"/>
         <w:rPr>
           <w:i/>
           <w:iCs/>
         </w:rPr>
-        <w:t>Apple Safari</w:t>
-      </w:r>
+      </w:pPr>
       <w:r>
         <w:rPr>
           <w:i/>
           <w:iCs/>
         </w:rPr>
-        <w:t xml:space="preserve"> screenshot</w:t>
-      </w:r>
-    </w:p>
-    <w:p>
-      <w:pPr>
-        <w:pStyle w:val="ListParagraph"/>
-        <w:ind w:left="420"/>
-        <w:rPr>
-          <w:sz w:val="28"/>
-          <w:szCs w:val="28"/>
-        </w:rPr>
-      </w:pPr>
-    </w:p>
-    <w:p>
-      <w:pPr>
-        <w:pStyle w:val="ListParagraph"/>
-        <w:ind w:left="420"/>
-        <w:rPr>
-          <w:b/>
-          <w:bCs/>
-          <w:sz w:val="28"/>
-          <w:szCs w:val="28"/>
-        </w:rPr>
-      </w:pPr>
-      <w:r>
-        <w:rPr>
-          <w:b/>
-          <w:bCs/>
-          <w:sz w:val="28"/>
-          <w:szCs w:val="28"/>
-        </w:rPr>
-        <w:t>Device Testing</w:t>
-      </w:r>
-    </w:p>
-    <w:p>
-      <w:pPr>
-        <w:pStyle w:val="ListParagraph"/>
-        <w:ind w:left="420"/>
-        <w:rPr>
-          <w:sz w:val="28"/>
-          <w:szCs w:val="28"/>
-        </w:rPr>
-      </w:pPr>
-      <w:r>
-        <w:rPr>
-          <w:sz w:val="28"/>
-          <w:szCs w:val="28"/>
-        </w:rPr>
-        <w:t xml:space="preserve">A number of </w:t>
-      </w:r>
-      <w:r>
-        <w:rPr>
-          <w:sz w:val="28"/>
-          <w:szCs w:val="28"/>
-        </w:rPr>
-        <w:t>three different</w:t>
-      </w:r>
-      <w:r>
-        <w:rPr>
-          <w:sz w:val="28"/>
-          <w:szCs w:val="28"/>
-        </w:rPr>
-        <w:t xml:space="preserve"> devices were </w:t>
-      </w:r>
-      <w:r>
-        <w:rPr>
-          <w:sz w:val="28"/>
-          <w:szCs w:val="28"/>
-        </w:rPr>
-        <w:t>used for testing</w:t>
-      </w:r>
-      <w:r>
-        <w:rPr>
-          <w:sz w:val="28"/>
-          <w:szCs w:val="28"/>
-        </w:rPr>
-        <w:t xml:space="preserve"> </w:t>
-      </w:r>
-      <w:r>
-        <w:rPr>
-          <w:sz w:val="28"/>
-          <w:szCs w:val="28"/>
-        </w:rPr>
-        <w:t xml:space="preserve">the </w:t>
-      </w:r>
-      <w:r>
-        <w:rPr>
-          <w:sz w:val="28"/>
-          <w:szCs w:val="28"/>
-        </w:rPr>
-        <w:t xml:space="preserve">functionality </w:t>
-      </w:r>
-      <w:r>
-        <w:rPr>
-          <w:sz w:val="28"/>
-          <w:szCs w:val="28"/>
-        </w:rPr>
-        <w:t>of the website across different browser sizes</w:t>
-      </w:r>
-      <w:r>
-        <w:rPr>
-          <w:sz w:val="28"/>
-          <w:szCs w:val="28"/>
-        </w:rPr>
-        <w:t>.</w:t>
-      </w:r>
-      <w:r>
-        <w:rPr>
-          <w:sz w:val="28"/>
-          <w:szCs w:val="28"/>
-        </w:rPr>
-        <w:t xml:space="preserve"> It ensured that the website was not affected negatively by different screen resolutions.</w:t>
-      </w:r>
-      <w:r>
-        <w:rPr>
-          <w:sz w:val="28"/>
-          <w:szCs w:val="28"/>
-        </w:rPr>
-        <w:t xml:space="preserve"> This includes a handheld mobile phone</w:t>
-      </w:r>
-      <w:r>
-        <w:rPr>
-          <w:sz w:val="28"/>
-          <w:szCs w:val="28"/>
-        </w:rPr>
-        <w:t xml:space="preserve">, tablet and </w:t>
-      </w:r>
-      <w:r>
-        <w:rPr>
-          <w:sz w:val="28"/>
-          <w:szCs w:val="28"/>
-        </w:rPr>
-        <w:t xml:space="preserve">a </w:t>
-      </w:r>
-      <w:r>
-        <w:rPr>
-          <w:sz w:val="28"/>
-          <w:szCs w:val="28"/>
-        </w:rPr>
-        <w:t xml:space="preserve">computer. </w:t>
-      </w:r>
-    </w:p>
-    <w:p>
-      <w:pPr>
-        <w:pStyle w:val="ListParagraph"/>
-        <w:ind w:left="420"/>
-        <w:rPr>
-          <w:sz w:val="28"/>
-          <w:szCs w:val="28"/>
-        </w:rPr>
-      </w:pPr>
-    </w:p>
-    <w:p>
-      <w:pPr>
-        <w:pStyle w:val="ListParagraph"/>
-        <w:ind w:left="420"/>
-        <w:rPr>
-          <w:sz w:val="28"/>
-          <w:szCs w:val="28"/>
-        </w:rPr>
-      </w:pPr>
-      <w:r>
-        <w:rPr>
-          <w:noProof/>
-        </w:rPr>
         <w:lastRenderedPageBreak/>
-        <w:drawing>
-          <wp:inline distT="0" distB="0" distL="0" distR="0" wp14:anchorId="7EBAC9ED" wp14:editId="27B9440E">
-            <wp:extent cx="5731510" cy="3223895"/>
-            <wp:effectExtent l="0" t="0" r="2540" b="0"/>
-            <wp:docPr id="569185449" name="Picture 1"/>
-            <wp:cNvGraphicFramePr>
-              <a:graphicFrameLocks xmlns:a="http://schemas.openxmlformats.org/drawingml/2006/main" noChangeAspect="1"/>
-            </wp:cNvGraphicFramePr>
-            <a:graphic xmlns:a="http://schemas.openxmlformats.org/drawingml/2006/main">
-              <a:graphicData uri="http://schemas.openxmlformats.org/drawingml/2006/picture">
-                <pic:pic xmlns:pic="http://schemas.openxmlformats.org/drawingml/2006/picture">
-                  <pic:nvPicPr>
-                    <pic:cNvPr id="569185449" name=""/>
-                    <pic:cNvPicPr/>
-                  </pic:nvPicPr>
-                  <pic:blipFill>
-                    <a:blip r:embed="rId12"/>
-                    <a:stretch>
-                      <a:fillRect/>
-                    </a:stretch>
-                  </pic:blipFill>
-                  <pic:spPr>
-                    <a:xfrm>
-                      <a:off x="0" y="0"/>
-                      <a:ext cx="5731510" cy="3223895"/>
-                    </a:xfrm>
-                    <a:prstGeom prst="rect">
-                      <a:avLst/>
-                    </a:prstGeom>
-                  </pic:spPr>
-                </pic:pic>
-              </a:graphicData>
-            </a:graphic>
-          </wp:inline>
-        </w:drawing>
-      </w:r>
-    </w:p>
-    <w:p>
-      <w:pPr>
-        <w:pStyle w:val="ListParagraph"/>
-        <w:ind w:left="420"/>
-        <w:rPr>
-          <w:i/>
-          <w:iCs/>
-        </w:rPr>
-      </w:pPr>
-      <w:r>
-        <w:rPr>
-          <w:sz w:val="28"/>
-          <w:szCs w:val="28"/>
-        </w:rPr>
-        <w:t xml:space="preserve"> </w:t>
-      </w:r>
-      <w:r>
-        <w:rPr>
-          <w:i/>
-          <w:iCs/>
-        </w:rPr>
-        <w:t>Computer device screenshot</w:t>
-      </w:r>
-    </w:p>
-    <w:p>
-      <w:pPr>
-        <w:pStyle w:val="ListParagraph"/>
-        <w:ind w:left="420"/>
-        <w:rPr>
-          <w:sz w:val="28"/>
-          <w:szCs w:val="28"/>
-        </w:rPr>
-      </w:pPr>
-      <w:r>
-        <w:rPr>
-          <w:sz w:val="28"/>
-          <w:szCs w:val="28"/>
-        </w:rPr>
-        <w:lastRenderedPageBreak/>
-        <w:drawing>
-          <wp:inline distT="0" distB="0" distL="0" distR="0" wp14:anchorId="467C144B" wp14:editId="25C674CB">
-            <wp:extent cx="2704454" cy="5953786"/>
-            <wp:effectExtent l="0" t="0" r="1270" b="0"/>
-            <wp:docPr id="1673107435" name="Picture 1"/>
-            <wp:cNvGraphicFramePr>
-              <a:graphicFrameLocks xmlns:a="http://schemas.openxmlformats.org/drawingml/2006/main" noChangeAspect="1"/>
-            </wp:cNvGraphicFramePr>
-            <a:graphic xmlns:a="http://schemas.openxmlformats.org/drawingml/2006/main">
-              <a:graphicData uri="http://schemas.openxmlformats.org/drawingml/2006/picture">
-                <pic:pic xmlns:pic="http://schemas.openxmlformats.org/drawingml/2006/picture">
-                  <pic:nvPicPr>
-                    <pic:cNvPr id="1673107435" name=""/>
-                    <pic:cNvPicPr/>
-                  </pic:nvPicPr>
-                  <pic:blipFill>
-                    <a:blip r:embed="rId14"/>
-                    <a:stretch>
-                      <a:fillRect/>
-                    </a:stretch>
-                  </pic:blipFill>
-                  <pic:spPr>
-                    <a:xfrm>
-                      <a:off x="0" y="0"/>
-                      <a:ext cx="2712481" cy="5971457"/>
-                    </a:xfrm>
-                    <a:prstGeom prst="rect">
-                      <a:avLst/>
-                    </a:prstGeom>
-                  </pic:spPr>
-                </pic:pic>
-              </a:graphicData>
-            </a:graphic>
-          </wp:inline>
-        </w:drawing>
-      </w:r>
-    </w:p>
-    <w:p>
-      <w:pPr>
-        <w:pStyle w:val="ListParagraph"/>
-        <w:ind w:left="420"/>
-        <w:rPr>
-          <w:i/>
-          <w:iCs/>
-        </w:rPr>
-      </w:pPr>
-      <w:r>
-        <w:rPr>
-          <w:i/>
-          <w:iCs/>
-        </w:rPr>
         <w:t xml:space="preserve">Handheld (mobile) device </w:t>
       </w:r>
     </w:p>
@@ -4595,15 +4662,7 @@
           <w:sz w:val="28"/>
           <w:szCs w:val="28"/>
         </w:rPr>
-        <w:t xml:space="preserve">personal, organization, or project pages from a GitHub </w:t>
-      </w:r>
-      <w:r>
-        <w:rPr>
-          <w:sz w:val="28"/>
-          <w:szCs w:val="28"/>
-        </w:rPr>
-        <w:lastRenderedPageBreak/>
-        <w:t>repository</w:t>
+        <w:t>personal, organization, or project pages from a GitHub repository</w:t>
       </w:r>
       <w:r>
         <w:rPr>
@@ -5047,23 +5106,7 @@
           <w:sz w:val="28"/>
           <w:szCs w:val="28"/>
         </w:rPr>
-        <w:t xml:space="preserve">it </w:t>
-      </w:r>
-      <w:proofErr w:type="gramStart"/>
-      <w:r>
-        <w:rPr>
-          <w:sz w:val="28"/>
-          <w:szCs w:val="28"/>
-        </w:rPr>
-        <w:t>add .</w:t>
-      </w:r>
-      <w:proofErr w:type="gramEnd"/>
-      <w:r>
-        <w:rPr>
-          <w:sz w:val="28"/>
-          <w:szCs w:val="28"/>
-        </w:rPr>
-        <w:t xml:space="preserve"> </w:t>
+        <w:t xml:space="preserve">it add . </w:t>
       </w:r>
     </w:p>
     <w:p>
@@ -5153,7 +5196,7 @@
         </w:rPr>
         <w:t xml:space="preserve">Website link address: </w:t>
       </w:r>
-      <w:hyperlink r:id="rId15" w:history="1">
+      <w:hyperlink r:id="rId16" w:history="1">
         <w:r>
           <w:rPr>
             <w:rStyle w:val="Hyperlink"/>
@@ -5348,6 +5391,13 @@
           <w:sz w:val="28"/>
           <w:szCs w:val="28"/>
         </w:rPr>
+        <w:t xml:space="preserve">search engine optimization, </w:t>
+      </w:r>
+      <w:r>
+        <w:rPr>
+          <w:sz w:val="28"/>
+          <w:szCs w:val="28"/>
+        </w:rPr>
         <w:t xml:space="preserve">mobile responsiveness and </w:t>
       </w:r>
       <w:r>
@@ -5355,6 +5405,7 @@
           <w:sz w:val="28"/>
           <w:szCs w:val="28"/>
         </w:rPr>
+        <w:lastRenderedPageBreak/>
         <w:t xml:space="preserve">up-to-date content. The developments and improvements that </w:t>
       </w:r>
       <w:r>
@@ -5582,6 +5633,13 @@
                 <w:szCs w:val="28"/>
               </w:rPr>
             </w:pPr>
+            <w:r>
+              <w:rPr>
+                <w:sz w:val="28"/>
+                <w:szCs w:val="28"/>
+              </w:rPr>
+              <w:t xml:space="preserve">Gallery </w:t>
+            </w:r>
           </w:p>
         </w:tc>
         <w:tc>
@@ -5600,10 +5658,581 @@
                 <w:szCs w:val="28"/>
               </w:rPr>
             </w:pPr>
+            <w:r>
+              <w:rPr>
+                <w:sz w:val="28"/>
+                <w:szCs w:val="28"/>
+              </w:rPr>
+              <w:t xml:space="preserve">Organize the images by category </w:t>
+            </w:r>
+          </w:p>
+        </w:tc>
+      </w:tr>
+      <w:tr>
+        <w:tc>
+          <w:tcPr>
+            <w:tcW w:w="2410" w:type="dxa"/>
+          </w:tcPr>
+          <w:p>
+            <w:pPr>
+              <w:pStyle w:val="ListParagraph"/>
+              <w:ind w:left="0"/>
+              <w:rPr>
+                <w:sz w:val="28"/>
+                <w:szCs w:val="28"/>
+              </w:rPr>
+            </w:pPr>
+            <w:r>
+              <w:rPr>
+                <w:sz w:val="28"/>
+                <w:szCs w:val="28"/>
+              </w:rPr>
+              <w:t xml:space="preserve">Home </w:t>
+            </w:r>
+          </w:p>
+        </w:tc>
+        <w:tc>
+          <w:tcPr>
+            <w:tcW w:w="6186" w:type="dxa"/>
+          </w:tcPr>
+          <w:p>
+            <w:pPr>
+              <w:pStyle w:val="ListParagraph"/>
+              <w:numPr>
+                <w:ilvl w:val="0"/>
+                <w:numId w:val="8"/>
+              </w:numPr>
+              <w:rPr>
+                <w:sz w:val="28"/>
+                <w:szCs w:val="28"/>
+              </w:rPr>
+            </w:pPr>
+            <w:r>
+              <w:rPr>
+                <w:sz w:val="28"/>
+                <w:szCs w:val="28"/>
+              </w:rPr>
+              <w:t>Create a login page for regular customers</w:t>
+            </w:r>
+          </w:p>
+        </w:tc>
+      </w:tr>
+      <w:tr>
+        <w:tc>
+          <w:tcPr>
+            <w:tcW w:w="2410" w:type="dxa"/>
+          </w:tcPr>
+          <w:p>
+            <w:pPr>
+              <w:pStyle w:val="ListParagraph"/>
+              <w:ind w:left="0"/>
+              <w:rPr>
+                <w:sz w:val="28"/>
+                <w:szCs w:val="28"/>
+              </w:rPr>
+            </w:pPr>
+            <w:r>
+              <w:rPr>
+                <w:sz w:val="28"/>
+                <w:szCs w:val="28"/>
+              </w:rPr>
+              <w:t xml:space="preserve">User </w:t>
+            </w:r>
+            <w:r>
+              <w:rPr>
+                <w:sz w:val="28"/>
+                <w:szCs w:val="28"/>
+              </w:rPr>
+              <w:t>Design</w:t>
+            </w:r>
+          </w:p>
+        </w:tc>
+        <w:tc>
+          <w:tcPr>
+            <w:tcW w:w="6186" w:type="dxa"/>
+          </w:tcPr>
+          <w:p>
+            <w:pPr>
+              <w:pStyle w:val="ListParagraph"/>
+              <w:numPr>
+                <w:ilvl w:val="0"/>
+                <w:numId w:val="8"/>
+              </w:numPr>
+              <w:rPr>
+                <w:sz w:val="28"/>
+                <w:szCs w:val="28"/>
+              </w:rPr>
+            </w:pPr>
+            <w:r>
+              <w:rPr>
+                <w:sz w:val="28"/>
+                <w:szCs w:val="28"/>
+              </w:rPr>
+              <w:t xml:space="preserve">Add more accessible features like </w:t>
+            </w:r>
+            <w:r>
+              <w:rPr>
+                <w:sz w:val="28"/>
+                <w:szCs w:val="28"/>
+              </w:rPr>
+              <w:t xml:space="preserve">keyboard navigation </w:t>
+            </w:r>
           </w:p>
         </w:tc>
       </w:tr>
     </w:tbl>
+    <w:p>
+      <w:pPr>
+        <w:pStyle w:val="ListParagraph"/>
+        <w:ind w:left="420"/>
+        <w:rPr>
+          <w:sz w:val="28"/>
+          <w:szCs w:val="28"/>
+        </w:rPr>
+      </w:pPr>
+    </w:p>
+    <w:p>
+      <w:pPr>
+        <w:pStyle w:val="ListParagraph"/>
+        <w:ind w:left="420"/>
+        <w:rPr>
+          <w:sz w:val="28"/>
+          <w:szCs w:val="28"/>
+        </w:rPr>
+      </w:pPr>
+      <w:r>
+        <w:rPr>
+          <w:sz w:val="28"/>
+          <w:szCs w:val="28"/>
+        </w:rPr>
+        <w:t xml:space="preserve">These new developments would </w:t>
+      </w:r>
+      <w:r>
+        <w:rPr>
+          <w:sz w:val="28"/>
+          <w:szCs w:val="28"/>
+        </w:rPr>
+        <w:t>be added</w:t>
+      </w:r>
+      <w:r>
+        <w:rPr>
+          <w:sz w:val="28"/>
+          <w:szCs w:val="28"/>
+        </w:rPr>
+        <w:t xml:space="preserve"> to ensure that the experience </w:t>
+      </w:r>
+      <w:r>
+        <w:rPr>
+          <w:sz w:val="28"/>
+          <w:szCs w:val="28"/>
+        </w:rPr>
+        <w:t>of the user is only improved and not compromised</w:t>
+      </w:r>
+      <w:r>
+        <w:rPr>
+          <w:sz w:val="28"/>
+          <w:szCs w:val="28"/>
+        </w:rPr>
+        <w:t>.</w:t>
+      </w:r>
+      <w:r>
+        <w:rPr>
+          <w:sz w:val="28"/>
+          <w:szCs w:val="28"/>
+        </w:rPr>
+        <w:t xml:space="preserve"> </w:t>
+      </w:r>
+    </w:p>
+    <w:p>
+      <w:pPr>
+        <w:pStyle w:val="ListParagraph"/>
+        <w:ind w:left="420"/>
+        <w:rPr>
+          <w:sz w:val="28"/>
+          <w:szCs w:val="28"/>
+        </w:rPr>
+      </w:pPr>
+    </w:p>
+    <w:sdt>
+      <w:sdtPr>
+        <w:id w:val="1776905335"/>
+        <w:docPartObj>
+          <w:docPartGallery w:val="Bibliographies"/>
+          <w:docPartUnique/>
+        </w:docPartObj>
+      </w:sdtPr>
+      <w:sdtEndPr>
+        <w:rPr>
+          <w:rFonts w:asciiTheme="minorHAnsi" w:eastAsiaTheme="minorHAnsi" w:hAnsiTheme="minorHAnsi" w:cstheme="minorBidi"/>
+          <w:color w:val="auto"/>
+          <w:sz w:val="22"/>
+          <w:szCs w:val="22"/>
+        </w:rPr>
+      </w:sdtEndPr>
+      <w:sdtContent>
+        <w:p>
+          <w:pPr>
+            <w:pStyle w:val="Heading1"/>
+            <w:rPr>
+              <w:color w:val="auto"/>
+            </w:rPr>
+          </w:pPr>
+          <w:r>
+            <w:rPr>
+              <w:color w:val="auto"/>
+            </w:rPr>
+            <w:t>References</w:t>
+          </w:r>
+        </w:p>
+        <w:p>
+          <w:pPr>
+            <w:pStyle w:val="Bibliography"/>
+            <w:numPr>
+              <w:ilvl w:val="0"/>
+              <w:numId w:val="8"/>
+            </w:numPr>
+            <w:rPr>
+              <w:noProof/>
+              <w:kern w:val="0"/>
+              <w:sz w:val="24"/>
+              <w:szCs w:val="24"/>
+              <w14:ligatures w14:val="none"/>
+            </w:rPr>
+          </w:pPr>
+          <w:r>
+            <w:rPr>
+              <w:noProof/>
+            </w:rPr>
+            <w:t xml:space="preserve">Blades, S., 2024. </w:t>
+          </w:r>
+          <w:r>
+            <w:rPr>
+              <w:i/>
+              <w:iCs/>
+              <w:noProof/>
+            </w:rPr>
+            <w:t xml:space="preserve">XWP. </w:t>
+          </w:r>
+          <w:r>
+            <w:rPr>
+              <w:noProof/>
+            </w:rPr>
+            <w:t xml:space="preserve">[Online] </w:t>
+          </w:r>
+          <w:r>
+            <w:rPr>
+              <w:noProof/>
+            </w:rPr>
+            <w:br/>
+            <w:t xml:space="preserve">Available at: </w:t>
+          </w:r>
+          <w:hyperlink r:id="rId17" w:history="1">
+            <w:r>
+              <w:rPr>
+                <w:rStyle w:val="Hyperlink"/>
+                <w:noProof/>
+              </w:rPr>
+              <w:t>https://xwp.co/the-role-of-qa-in-web-development-insights-from-xwp/</w:t>
+            </w:r>
+          </w:hyperlink>
+          <w:r>
+            <w:rPr>
+              <w:noProof/>
+              <w:u w:val="single"/>
+            </w:rPr>
+            <w:t xml:space="preserve"> </w:t>
+          </w:r>
+          <w:r>
+            <w:rPr>
+              <w:noProof/>
+            </w:rPr>
+            <w:br/>
+            <w:t>[Accessed 29 April 2026].</w:t>
+          </w:r>
+        </w:p>
+        <w:p>
+          <w:pPr>
+            <w:pStyle w:val="Bibliography"/>
+            <w:numPr>
+              <w:ilvl w:val="0"/>
+              <w:numId w:val="8"/>
+            </w:numPr>
+            <w:rPr>
+              <w:noProof/>
+            </w:rPr>
+          </w:pPr>
+          <w:r>
+            <w:rPr>
+              <w:noProof/>
+            </w:rPr>
+            <w:t xml:space="preserve">Glossary, C., 2023. </w:t>
+          </w:r>
+          <w:r>
+            <w:rPr>
+              <w:i/>
+              <w:iCs/>
+              <w:noProof/>
+            </w:rPr>
+            <w:t xml:space="preserve">Chisel Glossary. </w:t>
+          </w:r>
+          <w:r>
+            <w:rPr>
+              <w:noProof/>
+            </w:rPr>
+            <w:t xml:space="preserve">[Online] </w:t>
+          </w:r>
+          <w:r>
+            <w:rPr>
+              <w:noProof/>
+            </w:rPr>
+            <w:br/>
+            <w:t xml:space="preserve">Available at: </w:t>
+          </w:r>
+          <w:hyperlink r:id="rId18" w:history="1">
+            <w:r>
+              <w:rPr>
+                <w:rStyle w:val="Hyperlink"/>
+                <w:noProof/>
+              </w:rPr>
+              <w:t>https://chisellabs.com/glossary/what-is-technical-feasibility/</w:t>
+            </w:r>
+          </w:hyperlink>
+          <w:r>
+            <w:rPr>
+              <w:noProof/>
+              <w:u w:val="single"/>
+            </w:rPr>
+            <w:t xml:space="preserve"> </w:t>
+          </w:r>
+          <w:r>
+            <w:rPr>
+              <w:noProof/>
+            </w:rPr>
+            <w:br/>
+            <w:t>[Accessed 22 March 2026].</w:t>
+          </w:r>
+        </w:p>
+        <w:p>
+          <w:pPr>
+            <w:pStyle w:val="Bibliography"/>
+            <w:numPr>
+              <w:ilvl w:val="0"/>
+              <w:numId w:val="8"/>
+            </w:numPr>
+            <w:rPr>
+              <w:noProof/>
+            </w:rPr>
+          </w:pPr>
+          <w:r>
+            <w:rPr>
+              <w:noProof/>
+            </w:rPr>
+            <w:t xml:space="preserve">Go-Globe, 2024. </w:t>
+          </w:r>
+          <w:r>
+            <w:rPr>
+              <w:i/>
+              <w:iCs/>
+              <w:noProof/>
+            </w:rPr>
+            <w:t xml:space="preserve">Web Design Principles for a Customer-Friendly Website. </w:t>
+          </w:r>
+          <w:r>
+            <w:rPr>
+              <w:noProof/>
+            </w:rPr>
+            <w:t xml:space="preserve">[Online] </w:t>
+          </w:r>
+          <w:r>
+            <w:rPr>
+              <w:noProof/>
+            </w:rPr>
+            <w:br/>
+            <w:t xml:space="preserve">Available at: </w:t>
+          </w:r>
+          <w:hyperlink r:id="rId19" w:history="1">
+            <w:r>
+              <w:rPr>
+                <w:rStyle w:val="Hyperlink"/>
+                <w:noProof/>
+              </w:rPr>
+              <w:t>https://www.go-globe.com/web-design-principles-for-a-customer-friendly-website/</w:t>
+            </w:r>
+          </w:hyperlink>
+          <w:r>
+            <w:rPr>
+              <w:noProof/>
+              <w:u w:val="single"/>
+            </w:rPr>
+            <w:t xml:space="preserve"> </w:t>
+          </w:r>
+          <w:r>
+            <w:rPr>
+              <w:noProof/>
+            </w:rPr>
+            <w:br/>
+            <w:t>[Accessed 20 March 2026].</w:t>
+          </w:r>
+        </w:p>
+        <w:p>
+          <w:pPr>
+            <w:pStyle w:val="Bibliography"/>
+            <w:numPr>
+              <w:ilvl w:val="0"/>
+              <w:numId w:val="8"/>
+            </w:numPr>
+            <w:rPr>
+              <w:noProof/>
+            </w:rPr>
+          </w:pPr>
+          <w:r>
+            <w:rPr>
+              <w:noProof/>
+            </w:rPr>
+            <w:t xml:space="preserve">Thakur, D., 2024. </w:t>
+          </w:r>
+          <w:r>
+            <w:rPr>
+              <w:i/>
+              <w:iCs/>
+              <w:noProof/>
+            </w:rPr>
+            <w:t xml:space="preserve">Anchor Points. </w:t>
+          </w:r>
+          <w:r>
+            <w:rPr>
+              <w:noProof/>
+            </w:rPr>
+            <w:t xml:space="preserve">[Online] </w:t>
+          </w:r>
+          <w:r>
+            <w:rPr>
+              <w:noProof/>
+            </w:rPr>
+            <w:br/>
+            <w:t xml:space="preserve">Available at: </w:t>
+          </w:r>
+          <w:hyperlink r:id="rId20" w:history="1">
+            <w:r>
+              <w:rPr>
+                <w:rStyle w:val="Hyperlink"/>
+                <w:noProof/>
+              </w:rPr>
+              <w:t>https://www.anchorpoints.io/blogs/importance-website-maintenance-long-term-success</w:t>
+            </w:r>
+          </w:hyperlink>
+          <w:r>
+            <w:rPr>
+              <w:noProof/>
+              <w:u w:val="single"/>
+            </w:rPr>
+            <w:t xml:space="preserve"> </w:t>
+          </w:r>
+          <w:r>
+            <w:rPr>
+              <w:noProof/>
+            </w:rPr>
+            <w:br/>
+            <w:t>[Accessed 20 May 2026].</w:t>
+          </w:r>
+        </w:p>
+        <w:p>
+          <w:pPr>
+            <w:pStyle w:val="Bibliography"/>
+            <w:numPr>
+              <w:ilvl w:val="0"/>
+              <w:numId w:val="8"/>
+            </w:numPr>
+            <w:rPr>
+              <w:noProof/>
+            </w:rPr>
+          </w:pPr>
+          <w:r>
+            <w:rPr>
+              <w:noProof/>
+            </w:rPr>
+            <w:t xml:space="preserve">T, S., Rajest, S. &amp; Rajan, R., 2024. Design and Development of an Online Bakery Website for Enhanced Customer Experience. </w:t>
+          </w:r>
+          <w:r>
+            <w:rPr>
+              <w:i/>
+              <w:iCs/>
+              <w:noProof/>
+            </w:rPr>
+            <w:t xml:space="preserve">CENTRAL ASIAN JOURNAL OF MATHEMATICAL THEORY AND COMPUTER SCIENCES, </w:t>
+          </w:r>
+          <w:r>
+            <w:rPr>
+              <w:noProof/>
+            </w:rPr>
+            <w:t>V(5).</w:t>
+          </w:r>
+        </w:p>
+        <w:p>
+          <w:pPr>
+            <w:pStyle w:val="Bibliography"/>
+            <w:numPr>
+              <w:ilvl w:val="0"/>
+              <w:numId w:val="8"/>
+            </w:numPr>
+            <w:rPr>
+              <w:noProof/>
+            </w:rPr>
+          </w:pPr>
+          <w:r>
+            <w:rPr>
+              <w:noProof/>
+            </w:rPr>
+            <w:t xml:space="preserve">Usmani, F., 2024. </w:t>
+          </w:r>
+          <w:r>
+            <w:rPr>
+              <w:i/>
+              <w:iCs/>
+              <w:noProof/>
+            </w:rPr>
+            <w:t xml:space="preserve">PM Study Circle. </w:t>
+          </w:r>
+          <w:r>
+            <w:rPr>
+              <w:noProof/>
+            </w:rPr>
+            <w:t xml:space="preserve">[Online] </w:t>
+          </w:r>
+          <w:r>
+            <w:rPr>
+              <w:noProof/>
+            </w:rPr>
+            <w:br/>
+            <w:t xml:space="preserve">Available at: </w:t>
+          </w:r>
+          <w:hyperlink r:id="rId21" w:history="1">
+            <w:r>
+              <w:rPr>
+                <w:rStyle w:val="Hyperlink"/>
+                <w:noProof/>
+              </w:rPr>
+              <w:t>https://pmstudycircle.com/schedule-feasibility/</w:t>
+            </w:r>
+          </w:hyperlink>
+          <w:r>
+            <w:rPr>
+              <w:noProof/>
+              <w:u w:val="single"/>
+            </w:rPr>
+            <w:t xml:space="preserve"> </w:t>
+          </w:r>
+          <w:r>
+            <w:rPr>
+              <w:noProof/>
+            </w:rPr>
+            <w:br/>
+            <w:t>[Accessed 22 March 2026].</w:t>
+          </w:r>
+        </w:p>
+        <w:p/>
+      </w:sdtContent>
+    </w:sdt>
     <w:p>
       <w:pPr>
         <w:pStyle w:val="ListParagraph"/>
@@ -5660,6 +6289,7 @@
         <w:showingPlcHdr/>
         <w:bibliography/>
       </w:sdtPr>
+      <w:sdtEndPr/>
       <w:sdtContent>
         <w:p>
           <w:pPr>
@@ -5683,9 +6313,9 @@
       </w:pPr>
     </w:p>
     <w:sectPr>
-      <w:footerReference w:type="default" r:id="rId16"/>
+      <w:footerReference w:type="default" r:id="rId22"/>
       <w:pgSz w:w="11906" w:h="16838"/>
-      <w:pgMar w:top="1440" w:right="1440" w:bottom="1440" w:left="1440" w:header="708" w:footer="708" w:gutter="0"/>
+      <w:pgMar w:top="720" w:right="720" w:bottom="720" w:left="720" w:header="708" w:footer="708" w:gutter="0"/>
       <w:cols w:space="708"/>
       <w:docGrid w:linePitch="360"/>
     </w:sectPr>
@@ -6253,7 +6883,7 @@
   <w:abstractNum w:abstractNumId="4" w15:restartNumberingAfterBreak="0">
     <w:nsid w:val="4504619A"/>
     <w:multiLevelType w:val="hybridMultilevel"/>
-    <w:tmpl w:val="181C56D4"/>
+    <w:tmpl w:val="6EEEFE20"/>
     <w:lvl w:ilvl="0" w:tplc="20000001">
       <w:start w:val="1"/>
       <w:numFmt w:val="bullet"/>
